--- a/docs/docx/05_POSTPROCESS.docx
+++ b/docs/docx/05_POSTPROCESS.docx
@@ -2,7 +2,7 @@
 <file path=word/document.xml><?xml version="1.0" encoding="utf-8"?>
 <w:document xmlns:w="http://schemas.openxmlformats.org/wordprocessingml/2006/main" xmlns:m="http://schemas.openxmlformats.org/officeDocument/2006/math" xmlns:r="http://schemas.openxmlformats.org/officeDocument/2006/relationships" xmlns:o="urn:schemas-microsoft-com:office:office" xmlns:v="urn:schemas-microsoft-com:vml" xmlns:w10="urn:schemas-microsoft-com:office:word" xmlns:a="http://schemas.openxmlformats.org/drawingml/2006/main" xmlns:pic="http://schemas.openxmlformats.org/drawingml/2006/picture" xmlns:wp="http://schemas.openxmlformats.org/drawingml/2006/wordprocessingDrawing">
   <w:body>
-    <w:bookmarkStart w:id="99" w:name="Xb77a37968c0dad6994919d0a24c20bb1d53e720"/>
+    <w:bookmarkStart w:id="102" w:name="Xb77a37968c0dad6994919d0a24c20bb1d53e720"/>
     <w:p>
       <w:pPr>
         <w:pStyle w:val="Heading1"/>
@@ -33,7 +33,7 @@
           <w:b/>
           <w:bCs/>
         </w:rPr>
-        <w:t xml:space="preserve">3.10.523</w:t>
+        <w:t xml:space="preserve">3.10.696</w:t>
       </w:r>
       <w:r>
         <w:t xml:space="preserve"> </w:t>
@@ -5607,7 +5607,7 @@
     </w:p>
     <w:bookmarkEnd w:id="30"/>
     <w:bookmarkEnd w:id="31"/>
-    <w:bookmarkStart w:id="71" w:name="функции-постобработки-диапазона-range"/>
+    <w:bookmarkStart w:id="74" w:name="функции-постобработки-диапазона-range"/>
     <w:p>
       <w:pPr>
         <w:pStyle w:val="Heading2"/>
@@ -19438,6 +19438,53 @@
         <w:t xml:space="preserve"> </w:t>
       </w:r>
       <w:r>
+        <w:t xml:space="preserve">Если список</w:t>
+      </w:r>
+      <w:r>
+        <w:t xml:space="preserve"> </w:t>
+      </w:r>
+      <w:r>
+        <w:rPr>
+          <w:b/>
+          <w:bCs/>
+        </w:rPr>
+        <w:t xml:space="preserve">короче</w:t>
+      </w:r>
+      <w:r>
+        <w:t xml:space="preserve"> </w:t>
+      </w:r>
+      <w:r>
+        <w:rPr>
+          <w:rStyle w:val="VerbatimChar"/>
+        </w:rPr>
+        <w:t xml:space="preserve">find</w:t>
+      </w:r>
+      <w:r>
+        <w:t xml:space="preserve"> </w:t>
+      </w:r>
+      <w:r>
+        <w:t xml:space="preserve">— меняются только первые пары, в журнал пишется</w:t>
+      </w:r>
+      <w:r>
+        <w:t xml:space="preserve"> </w:t>
+      </w:r>
+      <w:r>
+        <w:rPr>
+          <w:b/>
+          <w:bCs/>
+        </w:rPr>
+        <w:t xml:space="preserve">предупреждение</w:t>
+      </w:r>
+      <w:r>
+        <w:t xml:space="preserve"> </w:t>
+      </w:r>
+      <w:r>
+        <w:t xml:space="preserve">(не ошибка).</w:t>
+      </w:r>
+      <w:r>
+        <w:t xml:space="preserve"> </w:t>
+      </w:r>
+      <w:r>
         <w:t xml:space="preserve">Пустое</w:t>
       </w:r>
       <w:r>
@@ -19505,6 +19552,358 @@
       </w:r>
       <w:r>
         <w:t xml:space="preserve">.</w:t>
+      </w:r>
+    </w:p>
+    <w:p>
+      <w:pPr>
+        <w:pStyle w:val="BodyText"/>
+      </w:pPr>
+      <w:r>
+        <w:t xml:space="preserve">Либо</w:t>
+      </w:r>
+      <w:r>
+        <w:t xml:space="preserve"> </w:t>
+      </w:r>
+      <w:r>
+        <w:rPr>
+          <w:rStyle w:val="VerbatimChar"/>
+        </w:rPr>
+        <w:t xml:space="preserve">replace_mode":"lambda"</w:t>
+      </w:r>
+      <w:r>
+        <w:t xml:space="preserve"> </w:t>
+      </w:r>
+      <w:r>
+        <w:t xml:space="preserve">+</w:t>
+      </w:r>
+      <w:r>
+        <w:t xml:space="preserve"> </w:t>
+      </w:r>
+      <w:r>
+        <w:rPr>
+          <w:rStyle w:val="VerbatimChar"/>
+        </w:rPr>
+        <w:t xml:space="preserve">replace_expr</w:t>
+      </w:r>
+      <w:r>
+        <w:t xml:space="preserve"> </w:t>
+      </w:r>
+      <w:r>
+        <w:t xml:space="preserve">(</w:t>
+      </w:r>
+      <w:r>
+        <w:rPr>
+          <w:rStyle w:val="VerbatimChar"/>
+        </w:rPr>
+        <w:t xml:space="preserve">lambda rows: …</w:t>
+      </w:r>
+      <w:r>
+        <w:t xml:space="preserve">): выражение один раз возвращает строку или</w:t>
+      </w:r>
+      <w:r>
+        <w:t xml:space="preserve"> </w:t>
+      </w:r>
+      <w:r>
+        <w:rPr>
+          <w:b/>
+          <w:bCs/>
+        </w:rPr>
+        <w:t xml:space="preserve">кортеж/список</w:t>
+      </w:r>
+      <w:r>
+        <w:t xml:space="preserve"> </w:t>
+      </w:r>
+      <w:r>
+        <w:t xml:space="preserve">значений под</w:t>
+      </w:r>
+      <w:r>
+        <w:t xml:space="preserve"> </w:t>
+      </w:r>
+      <w:r>
+        <w:rPr>
+          <w:rStyle w:val="VerbatimChar"/>
+        </w:rPr>
+        <w:t xml:space="preserve">find</w:t>
+      </w:r>
+      <w:r>
+        <w:t xml:space="preserve"> </w:t>
+      </w:r>
+      <w:r>
+        <w:t xml:space="preserve">(та же логика длин и warning).</w:t>
+      </w:r>
+    </w:p>
+    <w:p>
+      <w:pPr>
+        <w:pStyle w:val="SourceCode"/>
+      </w:pPr>
+      <w:r>
+        <w:rPr>
+          <w:rStyle w:val="OtherTok"/>
+        </w:rPr>
+        <w:t xml:space="preserve">[</w:t>
+      </w:r>
+      <w:r>
+        <w:rPr>
+          <w:rStyle w:val="FunctionTok"/>
+        </w:rPr>
+        <w:t xml:space="preserve">{</w:t>
+      </w:r>
+      <w:r>
+        <w:rPr>
+          <w:rStyle w:val="DataTypeTok"/>
+        </w:rPr>
+        <w:t xml:space="preserve">"v"</w:t>
+      </w:r>
+      <w:r>
+        <w:rPr>
+          <w:rStyle w:val="FunctionTok"/>
+        </w:rPr>
+        <w:t xml:space="preserve">:</w:t>
+      </w:r>
+      <w:r>
+        <w:rPr>
+          <w:rStyle w:val="DecValTok"/>
+        </w:rPr>
+        <w:t xml:space="preserve">1</w:t>
+      </w:r>
+      <w:r>
+        <w:rPr>
+          <w:rStyle w:val="FunctionTok"/>
+        </w:rPr>
+        <w:t xml:space="preserve">,</w:t>
+      </w:r>
+      <w:r>
+        <w:rPr>
+          <w:rStyle w:val="DataTypeTok"/>
+        </w:rPr>
+        <w:t xml:space="preserve">"fn"</w:t>
+      </w:r>
+      <w:r>
+        <w:rPr>
+          <w:rStyle w:val="FunctionTok"/>
+        </w:rPr>
+        <w:t xml:space="preserve">:</w:t>
+      </w:r>
+      <w:r>
+        <w:rPr>
+          <w:rStyle w:val="StringTok"/>
+        </w:rPr>
+        <w:t xml:space="preserve">"замена_значений"</w:t>
+      </w:r>
+      <w:r>
+        <w:rPr>
+          <w:rStyle w:val="FunctionTok"/>
+        </w:rPr>
+        <w:t xml:space="preserve">,</w:t>
+      </w:r>
+      <w:r>
+        <w:rPr>
+          <w:rStyle w:val="DataTypeTok"/>
+        </w:rPr>
+        <w:t xml:space="preserve">"columns"</w:t>
+      </w:r>
+      <w:r>
+        <w:rPr>
+          <w:rStyle w:val="FunctionTok"/>
+        </w:rPr>
+        <w:t xml:space="preserve">:</w:t>
+      </w:r>
+      <w:r>
+        <w:rPr>
+          <w:rStyle w:val="OtherTok"/>
+        </w:rPr>
+        <w:t xml:space="preserve">[</w:t>
+      </w:r>
+      <w:r>
+        <w:rPr>
+          <w:rStyle w:val="StringTok"/>
+        </w:rPr>
+        <w:t xml:space="preserve">"'Boss'"</w:t>
+      </w:r>
+      <w:r>
+        <w:rPr>
+          <w:rStyle w:val="OtherTok"/>
+        </w:rPr>
+        <w:t xml:space="preserve">]</w:t>
+      </w:r>
+      <w:r>
+        <w:rPr>
+          <w:rStyle w:val="FunctionTok"/>
+        </w:rPr>
+        <w:t xml:space="preserve">,</w:t>
+      </w:r>
+      <w:r>
+        <w:br/>
+      </w:r>
+      <w:r>
+        <w:rPr>
+          <w:rStyle w:val="NormalTok"/>
+        </w:rPr>
+        <w:t xml:space="preserve">  </w:t>
+      </w:r>
+      <w:r>
+        <w:rPr>
+          <w:rStyle w:val="DataTypeTok"/>
+        </w:rPr>
+        <w:t xml:space="preserve">"find"</w:t>
+      </w:r>
+      <w:r>
+        <w:rPr>
+          <w:rStyle w:val="FunctionTok"/>
+        </w:rPr>
+        <w:t xml:space="preserve">:</w:t>
+      </w:r>
+      <w:r>
+        <w:rPr>
+          <w:rStyle w:val="OtherTok"/>
+        </w:rPr>
+        <w:t xml:space="preserve">[</w:t>
+      </w:r>
+      <w:r>
+        <w:rPr>
+          <w:rStyle w:val="StringTok"/>
+        </w:rPr>
+        <w:t xml:space="preserve">";"</w:t>
+      </w:r>
+      <w:r>
+        <w:rPr>
+          <w:rStyle w:val="OtherTok"/>
+        </w:rPr>
+        <w:t xml:space="preserve">,</w:t>
+      </w:r>
+      <w:r>
+        <w:rPr>
+          <w:rStyle w:val="StringTok"/>
+        </w:rPr>
+        <w:t xml:space="preserve">","</w:t>
+      </w:r>
+      <w:r>
+        <w:rPr>
+          <w:rStyle w:val="OtherTok"/>
+        </w:rPr>
+        <w:t xml:space="preserve">,</w:t>
+      </w:r>
+      <w:r>
+        <w:rPr>
+          <w:rStyle w:val="StringTok"/>
+        </w:rPr>
+        <w:t xml:space="preserve">"-"</w:t>
+      </w:r>
+      <w:r>
+        <w:rPr>
+          <w:rStyle w:val="OtherTok"/>
+        </w:rPr>
+        <w:t xml:space="preserve">]</w:t>
+      </w:r>
+      <w:r>
+        <w:rPr>
+          <w:rStyle w:val="FunctionTok"/>
+        </w:rPr>
+        <w:t xml:space="preserve">,</w:t>
+      </w:r>
+      <w:r>
+        <w:br/>
+      </w:r>
+      <w:r>
+        <w:rPr>
+          <w:rStyle w:val="NormalTok"/>
+        </w:rPr>
+        <w:t xml:space="preserve">  </w:t>
+      </w:r>
+      <w:r>
+        <w:rPr>
+          <w:rStyle w:val="DataTypeTok"/>
+        </w:rPr>
+        <w:t xml:space="preserve">"replace_mode"</w:t>
+      </w:r>
+      <w:r>
+        <w:rPr>
+          <w:rStyle w:val="FunctionTok"/>
+        </w:rPr>
+        <w:t xml:space="preserve">:</w:t>
+      </w:r>
+      <w:r>
+        <w:rPr>
+          <w:rStyle w:val="StringTok"/>
+        </w:rPr>
+        <w:t xml:space="preserve">"lambda"</w:t>
+      </w:r>
+      <w:r>
+        <w:rPr>
+          <w:rStyle w:val="FunctionTok"/>
+        </w:rPr>
+        <w:t xml:space="preserve">,</w:t>
+      </w:r>
+      <w:r>
+        <w:br/>
+      </w:r>
+      <w:r>
+        <w:rPr>
+          <w:rStyle w:val="NormalTok"/>
+        </w:rPr>
+        <w:t xml:space="preserve">  </w:t>
+      </w:r>
+      <w:r>
+        <w:rPr>
+          <w:rStyle w:val="DataTypeTok"/>
+        </w:rPr>
+        <w:t xml:space="preserve">"replace_expr"</w:t>
+      </w:r>
+      <w:r>
+        <w:rPr>
+          <w:rStyle w:val="FunctionTok"/>
+        </w:rPr>
+        <w:t xml:space="preserve">:</w:t>
+      </w:r>
+      <w:r>
+        <w:rPr>
+          <w:rStyle w:val="StringTok"/>
+        </w:rPr>
+        <w:t xml:space="preserve">"lambda rows: (</w:t>
+      </w:r>
+      <w:r>
+        <w:rPr>
+          <w:rStyle w:val="CharTok"/>
+        </w:rPr>
+        <w:t xml:space="preserve">\"\"</w:t>
+      </w:r>
+      <w:r>
+        <w:rPr>
+          <w:rStyle w:val="StringTok"/>
+        </w:rPr>
+        <w:t xml:space="preserve">, </w:t>
+      </w:r>
+      <w:r>
+        <w:rPr>
+          <w:rStyle w:val="CharTok"/>
+        </w:rPr>
+        <w:t xml:space="preserve">\"\"</w:t>
+      </w:r>
+      <w:r>
+        <w:rPr>
+          <w:rStyle w:val="StringTok"/>
+        </w:rPr>
+        <w:t xml:space="preserve">)"</w:t>
+      </w:r>
+      <w:r>
+        <w:rPr>
+          <w:rStyle w:val="FunctionTok"/>
+        </w:rPr>
+        <w:t xml:space="preserve">}</w:t>
+      </w:r>
+      <w:r>
+        <w:rPr>
+          <w:rStyle w:val="OtherTok"/>
+        </w:rPr>
+        <w:t xml:space="preserve">]</w:t>
+      </w:r>
+    </w:p>
+    <w:p>
+      <w:pPr>
+        <w:pStyle w:val="FirstParagraph"/>
+      </w:pPr>
+      <w:r>
+        <w:t xml:space="preserve">(три find, два replace из лямбды → две замены + warning)</w:t>
       </w:r>
     </w:p>
     <w:p>
@@ -20766,7 +21165,7 @@
         <w:t xml:space="preserve"> </w:t>
       </w:r>
       <w:r>
-        <w:t xml:space="preserve">Стек текстовых преобразований по выбранным столбцам: trim, collapse_ws,</w:t>
+        <w:t xml:space="preserve">Стек текстовых преобразований по выбранным столбцам: trim, collapse_ws, substring, clear,</w:t>
       </w:r>
       <w:r>
         <w:t xml:space="preserve"> </w:t>
@@ -20778,7 +21177,7 @@
         <w:t xml:space="preserve">case</w:t>
       </w:r>
       <w:r>
-        <w:t xml:space="preserve">, омоглифы, base64,</w:t>
+        <w:t xml:space="preserve">, омоглифы, reverse, base64,</w:t>
       </w:r>
       <w:r>
         <w:t xml:space="preserve"> </w:t>
@@ -20799,6 +21198,18 @@
         <w:rPr>
           <w:rStyle w:val="VerbatimChar"/>
         </w:rPr>
+        <w:t xml:space="preserve">guid</w:t>
+      </w:r>
+      <w:r>
+        <w:t xml:space="preserve">,</w:t>
+      </w:r>
+      <w:r>
+        <w:t xml:space="preserve"> </w:t>
+      </w:r>
+      <w:r>
+        <w:rPr>
+          <w:rStyle w:val="VerbatimChar"/>
+        </w:rPr>
         <w:t xml:space="preserve">encrypt</w:t>
       </w:r>
       <w:r>
@@ -20811,21 +21222,42 @@
         <w:t xml:space="preserve">decrypt</w:t>
       </w:r>
       <w:r>
-        <w:t xml:space="preserve"> </w:t>
-      </w:r>
-      <w:r>
-        <w:t xml:space="preserve">и др.</w:t>
+        <w:t xml:space="preserve">.</w:t>
       </w:r>
     </w:p>
     <w:p>
       <w:pPr>
         <w:pStyle w:val="BodyText"/>
       </w:pPr>
+      <w:r>
+        <w:t xml:space="preserve">В визарде «Параметры…» — конструктор ops; кнопка</w:t>
+      </w:r>
+      <w:r>
+        <w:t xml:space="preserve"> </w:t>
+      </w:r>
       <w:r>
         <w:rPr>
           <w:b/>
           <w:bCs/>
         </w:rPr>
+        <w:t xml:space="preserve">«Справка»</w:t>
+      </w:r>
+      <w:r>
+        <w:t xml:space="preserve"> </w:t>
+      </w:r>
+      <w:r>
+        <w:t xml:space="preserve">— полный каталог полей и ops.</w:t>
+      </w:r>
+    </w:p>
+    <w:p>
+      <w:pPr>
+        <w:pStyle w:val="BodyText"/>
+      </w:pPr>
+      <w:r>
+        <w:rPr>
+          <w:b/>
+          <w:bCs/>
+        </w:rPr>
         <w:t xml:space="preserve">JSON в C:</w:t>
       </w:r>
     </w:p>
@@ -21281,9 +21713,576 @@
         <w:t xml:space="preserve">]</w:t>
       </w:r>
     </w:p>
-    <w:p>
-      <w:pPr>
-        <w:pStyle w:val="FirstParagraph"/>
+    <w:tbl>
+      <w:tblPr>
+        <w:tblStyle w:val="Table"/>
+        <w:tblW w:type="pct" w:w="5000"/>
+        <w:tblLayout w:type="fixed"/>
+        <w:tblLook w:firstRow="1" w:lastRow="0" w:firstColumn="0" w:lastColumn="0" w:noHBand="0" w:noVBand="0" w:val="0020"/>
+      </w:tblPr>
+      <w:tblGrid>
+        <w:gridCol w:w="4585"/>
+        <w:gridCol w:w="3334"/>
+      </w:tblGrid>
+      <w:tr>
+        <w:trPr>
+          <w:tblHeader w:val="on"/>
+        </w:trPr>
+        <w:tc>
+          <w:tcPr/>
+          <w:p>
+            <w:pPr>
+              <w:pStyle w:val="Compact"/>
+            </w:pPr>
+            <w:r>
+              <w:t xml:space="preserve">Поле / op</w:t>
+            </w:r>
+          </w:p>
+        </w:tc>
+        <w:tc>
+          <w:tcPr/>
+          <w:p>
+            <w:pPr>
+              <w:pStyle w:val="Compact"/>
+            </w:pPr>
+            <w:r>
+              <w:t xml:space="preserve">Смысл</w:t>
+            </w:r>
+          </w:p>
+        </w:tc>
+      </w:tr>
+      <w:tr>
+        <w:tc>
+          <w:tcPr/>
+          <w:p>
+            <w:pPr>
+              <w:pStyle w:val="Compact"/>
+            </w:pPr>
+            <w:r>
+              <w:rPr>
+                <w:rStyle w:val="VerbatimChar"/>
+              </w:rPr>
+              <w:t xml:space="preserve">columns</w:t>
+            </w:r>
+          </w:p>
+        </w:tc>
+        <w:tc>
+          <w:tcPr/>
+          <w:p>
+            <w:pPr>
+              <w:pStyle w:val="Compact"/>
+            </w:pPr>
+            <w:r>
+              <w:t xml:space="preserve">Столбцы (</w:t>
+            </w:r>
+            <w:r>
+              <w:rPr>
+                <w:rStyle w:val="VerbatimChar"/>
+              </w:rPr>
+              <w:t xml:space="preserve">'Имя'</w:t>
+            </w:r>
+            <w:r>
+              <w:t xml:space="preserve"> </w:t>
+            </w:r>
+            <w:r>
+              <w:t xml:space="preserve">= exact)</w:t>
+            </w:r>
+          </w:p>
+        </w:tc>
+      </w:tr>
+      <w:tr>
+        <w:tc>
+          <w:tcPr/>
+          <w:p>
+            <w:pPr>
+              <w:pStyle w:val="Compact"/>
+            </w:pPr>
+            <w:r>
+              <w:rPr>
+                <w:rStyle w:val="VerbatimChar"/>
+              </w:rPr>
+              <w:t xml:space="preserve">ops[].op</w:t>
+            </w:r>
+          </w:p>
+        </w:tc>
+        <w:tc>
+          <w:tcPr/>
+          <w:p>
+            <w:pPr>
+              <w:pStyle w:val="Compact"/>
+            </w:pPr>
+            <w:r>
+              <w:rPr>
+                <w:rStyle w:val="VerbatimChar"/>
+              </w:rPr>
+              <w:t xml:space="preserve">trim</w:t>
+            </w:r>
+            <w:r>
+              <w:t xml:space="preserve">,</w:t>
+            </w:r>
+            <w:r>
+              <w:t xml:space="preserve"> </w:t>
+            </w:r>
+            <w:r>
+              <w:rPr>
+                <w:rStyle w:val="VerbatimChar"/>
+              </w:rPr>
+              <w:t xml:space="preserve">collapse_ws</w:t>
+            </w:r>
+            <w:r>
+              <w:t xml:space="preserve">,</w:t>
+            </w:r>
+            <w:r>
+              <w:t xml:space="preserve"> </w:t>
+            </w:r>
+            <w:r>
+              <w:rPr>
+                <w:rStyle w:val="VerbatimChar"/>
+              </w:rPr>
+              <w:t xml:space="preserve">substring</w:t>
+            </w:r>
+            <w:r>
+              <w:t xml:space="preserve"> </w:t>
+            </w:r>
+            <w:r>
+              <w:t xml:space="preserve">(</w:t>
+            </w:r>
+            <w:r>
+              <w:rPr>
+                <w:rStyle w:val="VerbatimChar"/>
+              </w:rPr>
+              <w:t xml:space="preserve">start</w:t>
+            </w:r>
+            <w:r>
+              <w:t xml:space="preserve"> </w:t>
+            </w:r>
+            <w:r>
+              <w:t xml:space="preserve">1-based,</w:t>
+            </w:r>
+            <w:r>
+              <w:t xml:space="preserve"> </w:t>
+            </w:r>
+            <w:r>
+              <w:rPr>
+                <w:rStyle w:val="VerbatimChar"/>
+              </w:rPr>
+              <w:t xml:space="preserve">length</w:t>
+            </w:r>
+            <w:r>
+              <w:t xml:space="preserve">),</w:t>
+            </w:r>
+            <w:r>
+              <w:t xml:space="preserve"> </w:t>
+            </w:r>
+            <w:r>
+              <w:rPr>
+                <w:rStyle w:val="VerbatimChar"/>
+              </w:rPr>
+              <w:t xml:space="preserve">clear</w:t>
+            </w:r>
+            <w:r>
+              <w:t xml:space="preserve">,</w:t>
+            </w:r>
+            <w:r>
+              <w:t xml:space="preserve"> </w:t>
+            </w:r>
+            <w:r>
+              <w:rPr>
+                <w:rStyle w:val="VerbatimChar"/>
+              </w:rPr>
+              <w:t xml:space="preserve">case</w:t>
+            </w:r>
+            <w:r>
+              <w:t xml:space="preserve"> </w:t>
+            </w:r>
+            <w:r>
+              <w:t xml:space="preserve">(</w:t>
+            </w:r>
+            <w:r>
+              <w:rPr>
+                <w:rStyle w:val="VerbatimChar"/>
+              </w:rPr>
+              <w:t xml:space="preserve">mode</w:t>
+            </w:r>
+            <w:r>
+              <w:t xml:space="preserve">),</w:t>
+            </w:r>
+            <w:r>
+              <w:t xml:space="preserve"> </w:t>
+            </w:r>
+            <w:r>
+              <w:rPr>
+                <w:rStyle w:val="VerbatimChar"/>
+              </w:rPr>
+              <w:t xml:space="preserve">lang_homoglyphs</w:t>
+            </w:r>
+            <w:r>
+              <w:t xml:space="preserve">,</w:t>
+            </w:r>
+            <w:r>
+              <w:t xml:space="preserve"> </w:t>
+            </w:r>
+            <w:r>
+              <w:rPr>
+                <w:rStyle w:val="VerbatimChar"/>
+              </w:rPr>
+              <w:t xml:space="preserve">reverse</w:t>
+            </w:r>
+            <w:r>
+              <w:t xml:space="preserve">,</w:t>
+            </w:r>
+            <w:r>
+              <w:t xml:space="preserve"> </w:t>
+            </w:r>
+            <w:r>
+              <w:rPr>
+                <w:rStyle w:val="VerbatimChar"/>
+              </w:rPr>
+              <w:t xml:space="preserve">base64_encode</w:t>
+            </w:r>
+            <w:r>
+              <w:t xml:space="preserve">/</w:t>
+            </w:r>
+            <w:r>
+              <w:rPr>
+                <w:rStyle w:val="VerbatimChar"/>
+              </w:rPr>
+              <w:t xml:space="preserve">decode</w:t>
+            </w:r>
+            <w:r>
+              <w:t xml:space="preserve">,</w:t>
+            </w:r>
+            <w:r>
+              <w:t xml:space="preserve"> </w:t>
+            </w:r>
+            <w:r>
+              <w:rPr>
+                <w:rStyle w:val="VerbatimChar"/>
+              </w:rPr>
+              <w:t xml:space="preserve">sha256</w:t>
+            </w:r>
+            <w:r>
+              <w:t xml:space="preserve">,</w:t>
+            </w:r>
+            <w:r>
+              <w:t xml:space="preserve"> </w:t>
+            </w:r>
+            <w:r>
+              <w:rPr>
+                <w:rStyle w:val="VerbatimChar"/>
+              </w:rPr>
+              <w:t xml:space="preserve">guid</w:t>
+            </w:r>
+            <w:r>
+              <w:t xml:space="preserve">,</w:t>
+            </w:r>
+            <w:r>
+              <w:t xml:space="preserve"> </w:t>
+            </w:r>
+            <w:r>
+              <w:rPr>
+                <w:rStyle w:val="VerbatimChar"/>
+              </w:rPr>
+              <w:t xml:space="preserve">encrypt</w:t>
+            </w:r>
+            <w:r>
+              <w:t xml:space="preserve">/</w:t>
+            </w:r>
+            <w:r>
+              <w:rPr>
+                <w:rStyle w:val="VerbatimChar"/>
+              </w:rPr>
+              <w:t xml:space="preserve">decrypt</w:t>
+            </w:r>
+          </w:p>
+        </w:tc>
+      </w:tr>
+      <w:tr>
+        <w:tc>
+          <w:tcPr/>
+          <w:p>
+            <w:pPr>
+              <w:pStyle w:val="Compact"/>
+            </w:pPr>
+            <w:r>
+              <w:rPr>
+                <w:rStyle w:val="VerbatimChar"/>
+              </w:rPr>
+              <w:t xml:space="preserve">ops[].row_filter</w:t>
+            </w:r>
+          </w:p>
+        </w:tc>
+        <w:tc>
+          <w:tcPr/>
+          <w:p>
+            <w:pPr>
+              <w:pStyle w:val="Compact"/>
+            </w:pPr>
+            <w:r>
+              <w:rPr>
+                <w:rStyle w:val="VerbatimChar"/>
+              </w:rPr>
+              <w:t xml:space="preserve">all</w:t>
+            </w:r>
+            <w:r>
+              <w:t xml:space="preserve"> </w:t>
+            </w:r>
+            <w:r>
+              <w:t xml:space="preserve">/</w:t>
+            </w:r>
+            <w:r>
+              <w:t xml:space="preserve"> </w:t>
+            </w:r>
+            <w:r>
+              <w:rPr>
+                <w:rStyle w:val="VerbatimChar"/>
+              </w:rPr>
+              <w:t xml:space="preserve">non_empty</w:t>
+            </w:r>
+            <w:r>
+              <w:t xml:space="preserve"> </w:t>
+            </w:r>
+            <w:r>
+              <w:t xml:space="preserve">/</w:t>
+            </w:r>
+            <w:r>
+              <w:t xml:space="preserve"> </w:t>
+            </w:r>
+            <w:r>
+              <w:rPr>
+                <w:rStyle w:val="VerbatimChar"/>
+              </w:rPr>
+              <w:t xml:space="preserve">empty</w:t>
+            </w:r>
+            <w:r>
+              <w:t xml:space="preserve"> </w:t>
+            </w:r>
+            <w:r>
+              <w:t xml:space="preserve">/</w:t>
+            </w:r>
+            <w:r>
+              <w:t xml:space="preserve"> </w:t>
+            </w:r>
+            <w:r>
+              <w:rPr>
+                <w:rStyle w:val="VerbatimChar"/>
+              </w:rPr>
+              <w:t xml:space="preserve">lambda</w:t>
+            </w:r>
+            <w:r>
+              <w:t xml:space="preserve"> </w:t>
+            </w:r>
+            <w:r>
+              <w:t xml:space="preserve">(+</w:t>
+            </w:r>
+            <w:r>
+              <w:t xml:space="preserve"> </w:t>
+            </w:r>
+            <w:r>
+              <w:rPr>
+                <w:rStyle w:val="VerbatimChar"/>
+              </w:rPr>
+              <w:t xml:space="preserve">row_filter_lambda</w:t>
+            </w:r>
+            <w:r>
+              <w:t xml:space="preserve">)</w:t>
+            </w:r>
+          </w:p>
+        </w:tc>
+      </w:tr>
+      <w:tr>
+        <w:tc>
+          <w:tcPr/>
+          <w:p>
+            <w:pPr>
+              <w:pStyle w:val="Compact"/>
+            </w:pPr>
+            <w:r>
+              <w:rPr>
+                <w:rStyle w:val="VerbatimChar"/>
+              </w:rPr>
+              <w:t xml:space="preserve">non_text</w:t>
+            </w:r>
+          </w:p>
+        </w:tc>
+        <w:tc>
+          <w:tcPr/>
+          <w:p>
+            <w:pPr>
+              <w:pStyle w:val="Compact"/>
+            </w:pPr>
+            <w:r>
+              <w:rPr>
+                <w:rStyle w:val="VerbatimChar"/>
+              </w:rPr>
+              <w:t xml:space="preserve">skip</w:t>
+            </w:r>
+            <w:r>
+              <w:t xml:space="preserve"> </w:t>
+            </w:r>
+            <w:r>
+              <w:t xml:space="preserve">|</w:t>
+            </w:r>
+            <w:r>
+              <w:t xml:space="preserve"> </w:t>
+            </w:r>
+            <w:r>
+              <w:rPr>
+                <w:rStyle w:val="VerbatimChar"/>
+              </w:rPr>
+              <w:t xml:space="preserve">coerce</w:t>
+            </w:r>
+            <w:r>
+              <w:t xml:space="preserve"> </w:t>
+            </w:r>
+            <w:r>
+              <w:t xml:space="preserve">|</w:t>
+            </w:r>
+            <w:r>
+              <w:t xml:space="preserve"> </w:t>
+            </w:r>
+            <w:r>
+              <w:rPr>
+                <w:rStyle w:val="VerbatimChar"/>
+              </w:rPr>
+              <w:t xml:space="preserve">error</w:t>
+            </w:r>
+          </w:p>
+        </w:tc>
+      </w:tr>
+      <w:tr>
+        <w:tc>
+          <w:tcPr/>
+          <w:p>
+            <w:pPr>
+              <w:pStyle w:val="Compact"/>
+            </w:pPr>
+            <w:r>
+              <w:rPr>
+                <w:rStyle w:val="VerbatimChar"/>
+              </w:rPr>
+              <w:t xml:space="preserve">on_error</w:t>
+            </w:r>
+          </w:p>
+        </w:tc>
+        <w:tc>
+          <w:tcPr/>
+          <w:p>
+            <w:pPr>
+              <w:pStyle w:val="Compact"/>
+            </w:pPr>
+            <w:r>
+              <w:rPr>
+                <w:rStyle w:val="VerbatimChar"/>
+              </w:rPr>
+              <w:t xml:space="preserve">keep</w:t>
+            </w:r>
+            <w:r>
+              <w:t xml:space="preserve"> </w:t>
+            </w:r>
+            <w:r>
+              <w:t xml:space="preserve">|</w:t>
+            </w:r>
+            <w:r>
+              <w:t xml:space="preserve"> </w:t>
+            </w:r>
+            <w:r>
+              <w:rPr>
+                <w:rStyle w:val="VerbatimChar"/>
+              </w:rPr>
+              <w:t xml:space="preserve">empty</w:t>
+            </w:r>
+            <w:r>
+              <w:t xml:space="preserve"> </w:t>
+            </w:r>
+            <w:r>
+              <w:t xml:space="preserve">|</w:t>
+            </w:r>
+            <w:r>
+              <w:t xml:space="preserve"> </w:t>
+            </w:r>
+            <w:r>
+              <w:rPr>
+                <w:rStyle w:val="VerbatimChar"/>
+              </w:rPr>
+              <w:t xml:space="preserve">stop</w:t>
+            </w:r>
+          </w:p>
+        </w:tc>
+      </w:tr>
+      <w:tr>
+        <w:tc>
+          <w:tcPr/>
+          <w:p>
+            <w:pPr>
+              <w:pStyle w:val="Compact"/>
+            </w:pPr>
+            <w:r>
+              <w:rPr>
+                <w:rStyle w:val="VerbatimChar"/>
+              </w:rPr>
+              <w:t xml:space="preserve">key</w:t>
+            </w:r>
+            <w:r>
+              <w:t xml:space="preserve"> </w:t>
+            </w:r>
+            <w:r>
+              <w:t xml:space="preserve">/</w:t>
+            </w:r>
+            <w:r>
+              <w:t xml:space="preserve"> </w:t>
+            </w:r>
+            <w:r>
+              <w:rPr>
+                <w:rStyle w:val="VerbatimChar"/>
+              </w:rPr>
+              <w:t xml:space="preserve">key_cell</w:t>
+            </w:r>
+            <w:r>
+              <w:t xml:space="preserve"> </w:t>
+            </w:r>
+            <w:r>
+              <w:t xml:space="preserve">/</w:t>
+            </w:r>
+            <w:r>
+              <w:t xml:space="preserve"> </w:t>
+            </w:r>
+            <w:r>
+              <w:rPr>
+                <w:rStyle w:val="VerbatimChar"/>
+              </w:rPr>
+              <w:t xml:space="preserve">key_file</w:t>
+            </w:r>
+          </w:p>
+        </w:tc>
+        <w:tc>
+          <w:tcPr/>
+          <w:p>
+            <w:pPr>
+              <w:pStyle w:val="Compact"/>
+            </w:pPr>
+            <w:r>
+              <w:t xml:space="preserve">Ровно один канал ключа для encrypt/decrypt (</w:t>
+            </w:r>
+            <w:r>
+              <w:rPr>
+                <w:rStyle w:val="VerbatimChar"/>
+              </w:rPr>
+              <w:t xml:space="preserve">&lt;&lt;Переменные…&gt;&gt;</w:t>
+            </w:r>
+            <w:r>
+              <w:t xml:space="preserve"> </w:t>
+            </w:r>
+            <w:r>
+              <w:t xml:space="preserve">допустимы)</w:t>
+            </w:r>
+          </w:p>
+        </w:tc>
+      </w:tr>
+    </w:tbl>
+    <w:p>
+      <w:pPr>
+        <w:pStyle w:val="BodyText"/>
       </w:pPr>
       <w:r>
         <w:t xml:space="preserve">Лямбда-фильтр у</w:t>
@@ -23763,28 +24762,22 @@
       </w:r>
     </w:p>
     <w:bookmarkEnd w:id="66"/>
-    <w:bookmarkStart w:id="67" w:name="X3e85b534816b4c46de8c1e7cc2bc46f593ac254"/>
+    <w:bookmarkStart w:id="67" w:name="X6310348ccde7ab017b0a83d030c0346cb8d81d8"/>
     <w:p>
       <w:pPr>
         <w:pStyle w:val="Heading3"/>
       </w:pPr>
       <w:r>
-        <w:t xml:space="preserve">23.</w:t>
-      </w:r>
-      <w:r>
-        <w:t xml:space="preserve"> </w:t>
-      </w:r>
-      <w:r>
-        <w:rPr>
-          <w:rStyle w:val="VerbatimChar"/>
-        </w:rPr>
-        <w:t xml:space="preserve">закрепить_заголовок</w:t>
-      </w:r>
-      <w:r>
-        <w:t xml:space="preserve"> </w:t>
-      </w:r>
-      <w:r>
-        <w:t xml:space="preserve">— merge_pp_range_freeze_header</w:t>
+        <w:rPr>
+          <w:rStyle w:val="VerbatimChar"/>
+        </w:rPr>
+        <w:t xml:space="preserve">транспонировать_таблицу</w:t>
+      </w:r>
+      <w:r>
+        <w:t xml:space="preserve"> </w:t>
+      </w:r>
+      <w:r>
+        <w:t xml:space="preserve">— merge_pp_range_transpose_table / merge_final_transpose_table</w:t>
       </w:r>
     </w:p>
     <w:p>
@@ -23802,52 +24795,54 @@
         <w:t xml:space="preserve"> </w:t>
       </w:r>
       <w:r>
-        <w:t xml:space="preserve">Закрепить строки выше первой строки данных (freeze panes).</w:t>
-      </w:r>
-    </w:p>
-    <w:p>
-      <w:pPr>
-        <w:pStyle w:val="BodyText"/>
-      </w:pPr>
+        <w:t xml:space="preserve">перевернуть прямоугольный диапазон (строки ↔ столбцы). Только</w:t>
+      </w:r>
+      <w:r>
+        <w:t xml:space="preserve"> </w:t>
+      </w:r>
       <w:r>
         <w:rPr>
           <w:b/>
           <w:bCs/>
         </w:rPr>
-        <w:t xml:space="preserve">Rest из C:</w:t>
-      </w:r>
-      <w:r>
-        <w:t xml:space="preserve"> </w:t>
-      </w:r>
-      <w:r>
-        <w:t xml:space="preserve">не используется.</w:t>
-      </w:r>
-    </w:p>
-    <w:p>
-      <w:pPr>
-        <w:pStyle w:val="BodyText"/>
-      </w:pPr>
+        <w:t xml:space="preserve">значения</w:t>
+      </w:r>
+      <w:r>
+        <w:t xml:space="preserve"> </w:t>
+      </w:r>
+      <w:r>
+        <w:t xml:space="preserve">(стили в v1 не копируются).</w:t>
+      </w:r>
+      <w:r>
+        <w:t xml:space="preserve"> </w:t>
+      </w:r>
       <w:r>
         <w:rPr>
           <w:b/>
           <w:bCs/>
         </w:rPr>
-        <w:t xml:space="preserve">Что меняет:</w:t>
-      </w:r>
-      <w:r>
-        <w:t xml:space="preserve"> </w:t>
-      </w:r>
-      <w:r>
-        <w:rPr>
-          <w:rStyle w:val="VerbatimChar"/>
-        </w:rPr>
-        <w:t xml:space="preserve">freezeAtPosition(0, n)</w:t>
-      </w:r>
-      <w:r>
-        <w:t xml:space="preserve"> </w:t>
-      </w:r>
-      <w:r>
-        <w:t xml:space="preserve">— закреплены строки 0…n−1 (n = номер первой строки данных в 1-based нотации).</w:t>
+        <w:t xml:space="preserve">Не</w:t>
+      </w:r>
+      <w:r>
+        <w:t xml:space="preserve"> </w:t>
+      </w:r>
+      <w:r>
+        <w:t xml:space="preserve">в</w:t>
+      </w:r>
+      <w:r>
+        <w:t xml:space="preserve"> </w:t>
+      </w:r>
+      <w:r>
+        <w:rPr>
+          <w:rStyle w:val="VerbatimChar"/>
+        </w:rPr>
+        <w:t xml:space="preserve">Постобработка_xml</w:t>
+      </w:r>
+      <w:r>
+        <w:t xml:space="preserve"> </w:t>
+      </w:r>
+      <w:r>
+        <w:t xml:space="preserve">(UNO RANGE / Финал; xml — этап 2).</w:t>
       </w:r>
     </w:p>
     <w:p>
@@ -23859,41 +24854,1178 @@
           <w:b/>
           <w:bCs/>
         </w:rPr>
-        <w:t xml:space="preserve">Примечание:</w:t>
-      </w:r>
-      <w:r>
-        <w:t xml:space="preserve"> </w:t>
-      </w:r>
-      <w:r>
-        <w:t xml:space="preserve">после стандартного</w:t>
-      </w:r>
-      <w:r>
-        <w:t xml:space="preserve"> </w:t>
-      </w:r>
-      <w:r>
-        <w:rPr>
-          <w:rStyle w:val="VerbatimChar"/>
-        </w:rPr>
-        <w:t xml:space="preserve">apply_result_sheet_formatting</w:t>
-      </w:r>
-      <w:r>
-        <w:t xml:space="preserve"> </w:t>
-      </w:r>
-      <w:r>
-        <w:t xml:space="preserve">заголовок на листах результата закрепляется</w:t>
-      </w:r>
-      <w:r>
-        <w:t xml:space="preserve"> </w:t>
-      </w:r>
+        <w:t xml:space="preserve">Ключ в B:</w:t>
+      </w:r>
+      <w:r>
+        <w:t xml:space="preserve"> </w:t>
+      </w:r>
+      <w:r>
+        <w:rPr>
+          <w:rStyle w:val="VerbatimChar"/>
+        </w:rPr>
+        <w:t xml:space="preserve">транспонировать_таблицу</w:t>
+      </w:r>
+      <w:r>
+        <w:t xml:space="preserve"> </w:t>
+      </w:r>
+      <w:r>
+        <w:t xml:space="preserve">(алиасы:</w:t>
+      </w:r>
+      <w:r>
+        <w:t xml:space="preserve"> </w:t>
+      </w:r>
+      <w:r>
+        <w:rPr>
+          <w:rStyle w:val="VerbatimChar"/>
+        </w:rPr>
+        <w:t xml:space="preserve">transpose</w:t>
+      </w:r>
+      <w:r>
+        <w:t xml:space="preserve">,</w:t>
+      </w:r>
+      <w:r>
+        <w:t xml:space="preserve"> </w:t>
+      </w:r>
+      <w:r>
+        <w:rPr>
+          <w:rStyle w:val="VerbatimChar"/>
+        </w:rPr>
+        <w:t xml:space="preserve">transpose_table</w:t>
+      </w:r>
+      <w:r>
+        <w:t xml:space="preserve">).</w:t>
+      </w:r>
+    </w:p>
+    <w:p>
+      <w:pPr>
+        <w:pStyle w:val="BodyText"/>
+      </w:pPr>
       <w:r>
         <w:rPr>
           <w:b/>
           <w:bCs/>
         </w:rPr>
-        <w:t xml:space="preserve">автоматически</w:t>
-      </w:r>
-      <w:r>
-        <w:t xml:space="preserve">; этот шаг нужен только для особых диапазонов или повторного закрепления после нестандартных правок.</w:t>
+        <w:t xml:space="preserve">JSON в C</w:t>
+      </w:r>
+      <w:r>
+        <w:t xml:space="preserve"> </w:t>
+      </w:r>
+      <w:r>
+        <w:t xml:space="preserve">(визард «Параметры…» + кнопка «Справка»):</w:t>
+      </w:r>
+    </w:p>
+    <w:tbl>
+      <w:tblPr>
+        <w:tblStyle w:val="Table"/>
+        <w:tblW w:type="pct" w:w="5000"/>
+        <w:tblLayout w:type="fixed"/>
+        <w:tblLook w:firstRow="1" w:lastRow="0" w:firstColumn="0" w:lastColumn="0" w:noHBand="0" w:noVBand="0" w:val="0020"/>
+      </w:tblPr>
+      <w:tblGrid>
+        <w:gridCol w:w="2970"/>
+        <w:gridCol w:w="4950"/>
+      </w:tblGrid>
+      <w:tr>
+        <w:trPr>
+          <w:tblHeader w:val="on"/>
+        </w:trPr>
+        <w:tc>
+          <w:tcPr/>
+          <w:p>
+            <w:pPr>
+              <w:pStyle w:val="Compact"/>
+            </w:pPr>
+            <w:r>
+              <w:t xml:space="preserve">Поле</w:t>
+            </w:r>
+          </w:p>
+        </w:tc>
+        <w:tc>
+          <w:tcPr/>
+          <w:p>
+            <w:pPr>
+              <w:pStyle w:val="Compact"/>
+            </w:pPr>
+            <w:r>
+              <w:t xml:space="preserve">Описание</w:t>
+            </w:r>
+          </w:p>
+        </w:tc>
+      </w:tr>
+      <w:tr>
+        <w:tc>
+          <w:tcPr/>
+          <w:p>
+            <w:pPr>
+              <w:pStyle w:val="Compact"/>
+            </w:pPr>
+            <w:r>
+              <w:rPr>
+                <w:rStyle w:val="VerbatimChar"/>
+              </w:rPr>
+              <w:t xml:space="preserve">output</w:t>
+            </w:r>
+          </w:p>
+        </w:tc>
+        <w:tc>
+          <w:tcPr/>
+          <w:p>
+            <w:pPr>
+              <w:pStyle w:val="Compact"/>
+            </w:pPr>
+            <w:r>
+              <w:rPr>
+                <w:rStyle w:val="VerbatimChar"/>
+              </w:rPr>
+              <w:t xml:space="preserve">inplace</w:t>
+            </w:r>
+            <w:r>
+              <w:t xml:space="preserve"> </w:t>
+            </w:r>
+            <w:r>
+              <w:t xml:space="preserve">(по умолчанию) |</w:t>
+            </w:r>
+            <w:r>
+              <w:t xml:space="preserve"> </w:t>
+            </w:r>
+            <w:r>
+              <w:rPr>
+                <w:rStyle w:val="VerbatimChar"/>
+              </w:rPr>
+              <w:t xml:space="preserve">new_sheet</w:t>
+            </w:r>
+            <w:r>
+              <w:t xml:space="preserve"> </w:t>
+            </w:r>
+            <w:r>
+              <w:t xml:space="preserve">(+</w:t>
+            </w:r>
+            <w:r>
+              <w:t xml:space="preserve"> </w:t>
+            </w:r>
+            <w:r>
+              <w:rPr>
+                <w:rStyle w:val="VerbatimChar"/>
+              </w:rPr>
+              <w:t xml:space="preserve">dest_sheet</w:t>
+            </w:r>
+            <w:r>
+              <w:t xml:space="preserve">) |</w:t>
+            </w:r>
+            <w:r>
+              <w:t xml:space="preserve"> </w:t>
+            </w:r>
+            <w:r>
+              <w:rPr>
+                <w:rStyle w:val="VerbatimChar"/>
+              </w:rPr>
+              <w:t xml:space="preserve">offset</w:t>
+            </w:r>
+            <w:r>
+              <w:t xml:space="preserve"> </w:t>
+            </w:r>
+            <w:r>
+              <w:t xml:space="preserve">(+</w:t>
+            </w:r>
+            <w:r>
+              <w:t xml:space="preserve"> </w:t>
+            </w:r>
+            <w:r>
+              <w:rPr>
+                <w:rStyle w:val="VerbatimChar"/>
+              </w:rPr>
+              <w:t xml:space="preserve">dest_cell</w:t>
+            </w:r>
+            <w:r>
+              <w:t xml:space="preserve">)</w:t>
+            </w:r>
+          </w:p>
+        </w:tc>
+      </w:tr>
+      <w:tr>
+        <w:tc>
+          <w:tcPr/>
+          <w:p>
+            <w:pPr>
+              <w:pStyle w:val="Compact"/>
+            </w:pPr>
+            <w:r>
+              <w:rPr>
+                <w:rStyle w:val="VerbatimChar"/>
+              </w:rPr>
+              <w:t xml:space="preserve">range</w:t>
+            </w:r>
+          </w:p>
+        </w:tc>
+        <w:tc>
+          <w:tcPr/>
+          <w:p>
+            <w:pPr>
+              <w:pStyle w:val="Compact"/>
+            </w:pPr>
+            <w:r>
+              <w:t xml:space="preserve">явный A1; пусто = авто (used / диапазон сбора)</w:t>
+            </w:r>
+          </w:p>
+        </w:tc>
+      </w:tr>
+      <w:tr>
+        <w:tc>
+          <w:tcPr/>
+          <w:p>
+            <w:pPr>
+              <w:pStyle w:val="Compact"/>
+            </w:pPr>
+            <w:r>
+              <w:rPr>
+                <w:rStyle w:val="VerbatimChar"/>
+              </w:rPr>
+              <w:t xml:space="preserve">header_row</w:t>
+            </w:r>
+          </w:p>
+        </w:tc>
+        <w:tc>
+          <w:tcPr/>
+          <w:p>
+            <w:pPr>
+              <w:pStyle w:val="Compact"/>
+            </w:pPr>
+            <w:r>
+              <w:t xml:space="preserve">якорь авто-диапазона и имён столбцов (1…)</w:t>
+            </w:r>
+          </w:p>
+        </w:tc>
+      </w:tr>
+      <w:tr>
+        <w:tc>
+          <w:tcPr/>
+          <w:p>
+            <w:pPr>
+              <w:pStyle w:val="Compact"/>
+            </w:pPr>
+            <w:r>
+              <w:rPr>
+                <w:rStyle w:val="VerbatimChar"/>
+              </w:rPr>
+              <w:t xml:space="preserve">columns</w:t>
+            </w:r>
+          </w:p>
+        </w:tc>
+        <w:tc>
+          <w:tcPr/>
+          <w:p>
+            <w:pPr>
+              <w:pStyle w:val="Compact"/>
+            </w:pPr>
+            <w:r>
+              <w:t xml:space="preserve">ограничить столбцы (</w:t>
+            </w:r>
+            <w:r>
+              <w:rPr>
+                <w:rStyle w:val="VerbatimChar"/>
+              </w:rPr>
+              <w:t xml:space="preserve">columns_pick</w:t>
+            </w:r>
+            <w:r>
+              <w:t xml:space="preserve">)</w:t>
+            </w:r>
+          </w:p>
+        </w:tc>
+      </w:tr>
+      <w:tr>
+        <w:tc>
+          <w:tcPr/>
+          <w:p>
+            <w:pPr>
+              <w:pStyle w:val="Compact"/>
+            </w:pPr>
+            <w:r>
+              <w:rPr>
+                <w:rStyle w:val="VerbatimChar"/>
+              </w:rPr>
+              <w:t xml:space="preserve">headers_from_column</w:t>
+            </w:r>
+          </w:p>
+        </w:tc>
+        <w:tc>
+          <w:tcPr/>
+          <w:p>
+            <w:pPr>
+              <w:pStyle w:val="Compact"/>
+            </w:pPr>
+            <w:r>
+              <w:t xml:space="preserve">шапка результата = значения колонки меток; строка 0 источника отбрасывается</w:t>
+            </w:r>
+          </w:p>
+        </w:tc>
+      </w:tr>
+      <w:tr>
+        <w:tc>
+          <w:tcPr/>
+          <w:p>
+            <w:pPr>
+              <w:pStyle w:val="Compact"/>
+            </w:pPr>
+            <w:r>
+              <w:rPr>
+                <w:rStyle w:val="VerbatimChar"/>
+              </w:rPr>
+              <w:t xml:space="preserve">header_column</w:t>
+            </w:r>
+          </w:p>
+        </w:tc>
+        <w:tc>
+          <w:tcPr/>
+          <w:p>
+            <w:pPr>
+              <w:pStyle w:val="Compact"/>
+            </w:pPr>
+            <w:r>
+              <w:t xml:space="preserve">колонка меток (индекс / буква / имя); пусто = первая в диапазоне</w:t>
+            </w:r>
+          </w:p>
+        </w:tc>
+      </w:tr>
+      <w:tr>
+        <w:tc>
+          <w:tcPr/>
+          <w:p>
+            <w:pPr>
+              <w:pStyle w:val="Compact"/>
+            </w:pPr>
+            <w:r>
+              <w:rPr>
+                <w:rStyle w:val="VerbatimChar"/>
+              </w:rPr>
+              <w:t xml:space="preserve">result_headers</w:t>
+            </w:r>
+          </w:p>
+        </w:tc>
+        <w:tc>
+          <w:tcPr/>
+          <w:p>
+            <w:pPr>
+              <w:pStyle w:val="Compact"/>
+            </w:pPr>
+            <w:r>
+              <w:t xml:space="preserve">кастомные имена столбцов результата (массив или строка через</w:t>
+            </w:r>
+            <w:r>
+              <w:t xml:space="preserve"> </w:t>
+            </w:r>
+            <w:r>
+              <w:rPr>
+                <w:rStyle w:val="VerbatimChar"/>
+              </w:rPr>
+              <w:t xml:space="preserve">,</w:t>
+            </w:r>
+            <w:r>
+              <w:t xml:space="preserve">/</w:t>
+            </w:r>
+            <w:r>
+              <w:rPr>
+                <w:rStyle w:val="VerbatimChar"/>
+              </w:rPr>
+              <w:t xml:space="preserve">;</w:t>
+            </w:r>
+            <w:r>
+              <w:t xml:space="preserve">);</w:t>
+            </w:r>
+            <w:r>
+              <w:t xml:space="preserve"> </w:t>
+            </w:r>
+            <w:r>
+              <w:rPr>
+                <w:b/>
+                <w:bCs/>
+              </w:rPr>
+              <w:t xml:space="preserve">добавляются сверху</w:t>
+            </w:r>
+            <w:r>
+              <w:t xml:space="preserve"> </w:t>
+            </w:r>
+            <w:r>
+              <w:t xml:space="preserve">после транспонирования; алиас</w:t>
+            </w:r>
+            <w:r>
+              <w:t xml:space="preserve"> </w:t>
+            </w:r>
+            <w:r>
+              <w:rPr>
+                <w:rStyle w:val="VerbatimChar"/>
+              </w:rPr>
+              <w:t xml:space="preserve">new_headers</w:t>
+            </w:r>
+            <w:r>
+              <w:t xml:space="preserve">; при</w:t>
+            </w:r>
+            <w:r>
+              <w:t xml:space="preserve"> </w:t>
+            </w:r>
+            <w:r>
+              <w:rPr>
+                <w:rStyle w:val="VerbatimChar"/>
+              </w:rPr>
+              <w:t xml:space="preserve">headers_from_column</w:t>
+            </w:r>
+            <w:r>
+              <w:t xml:space="preserve"> </w:t>
+            </w:r>
+            <w:r>
+              <w:t xml:space="preserve">игнорируется</w:t>
+            </w:r>
+          </w:p>
+        </w:tc>
+      </w:tr>
+      <w:tr>
+        <w:tc>
+          <w:tcPr/>
+          <w:p>
+            <w:pPr>
+              <w:pStyle w:val="Compact"/>
+            </w:pPr>
+            <w:r>
+              <w:rPr>
+                <w:rStyle w:val="VerbatimChar"/>
+              </w:rPr>
+              <w:t xml:space="preserve">skip_header_row</w:t>
+            </w:r>
+            <w:r>
+              <w:t xml:space="preserve"> </w:t>
+            </w:r>
+            <w:r>
+              <w:t xml:space="preserve">/</w:t>
+            </w:r>
+            <w:r>
+              <w:t xml:space="preserve"> </w:t>
+            </w:r>
+            <w:r>
+              <w:rPr>
+                <w:rStyle w:val="VerbatimChar"/>
+              </w:rPr>
+              <w:t xml:space="preserve">skip_first_column</w:t>
+            </w:r>
+          </w:p>
+        </w:tc>
+        <w:tc>
+          <w:tcPr/>
+          <w:p>
+            <w:pPr>
+              <w:pStyle w:val="Compact"/>
+            </w:pPr>
+            <w:r>
+              <w:t xml:space="preserve">вырезать до транспонирования; с</w:t>
+            </w:r>
+            <w:r>
+              <w:t xml:space="preserve"> </w:t>
+            </w:r>
+            <w:r>
+              <w:rPr>
+                <w:rStyle w:val="VerbatimChar"/>
+              </w:rPr>
+              <w:t xml:space="preserve">inplace</w:t>
+            </w:r>
+            <w:r>
+              <w:t xml:space="preserve"> </w:t>
+            </w:r>
+            <w:r>
+              <w:t xml:space="preserve">без</w:t>
+            </w:r>
+            <w:r>
+              <w:t xml:space="preserve"> </w:t>
+            </w:r>
+            <w:r>
+              <w:rPr>
+                <w:rStyle w:val="VerbatimChar"/>
+              </w:rPr>
+              <w:t xml:space="preserve">headers_from_column</w:t>
+            </w:r>
+            <w:r>
+              <w:t xml:space="preserve"> </w:t>
+            </w:r>
+            <w:r>
+              <w:t xml:space="preserve">— ошибка; с</w:t>
+            </w:r>
+            <w:r>
+              <w:t xml:space="preserve"> </w:t>
+            </w:r>
+            <w:r>
+              <w:rPr>
+                <w:rStyle w:val="VerbatimChar"/>
+              </w:rPr>
+              <w:t xml:space="preserve">headers_from_column</w:t>
+            </w:r>
+            <w:r>
+              <w:t xml:space="preserve"> </w:t>
+            </w:r>
+            <w:r>
+              <w:t xml:space="preserve">флаг</w:t>
+            </w:r>
+            <w:r>
+              <w:t xml:space="preserve"> </w:t>
+            </w:r>
+            <w:r>
+              <w:rPr>
+                <w:rStyle w:val="VerbatimChar"/>
+              </w:rPr>
+              <w:t xml:space="preserve">skip_first_column</w:t>
+            </w:r>
+            <w:r>
+              <w:t xml:space="preserve"> </w:t>
+            </w:r>
+            <w:r>
+              <w:t xml:space="preserve">запрещён</w:t>
+            </w:r>
+          </w:p>
+        </w:tc>
+      </w:tr>
+      <w:tr>
+        <w:tc>
+          <w:tcPr/>
+          <w:p>
+            <w:pPr>
+              <w:pStyle w:val="Compact"/>
+            </w:pPr>
+            <w:r>
+              <w:rPr>
+                <w:rStyle w:val="VerbatimChar"/>
+              </w:rPr>
+              <w:t xml:space="preserve">as_values</w:t>
+            </w:r>
+          </w:p>
+        </w:tc>
+        <w:tc>
+          <w:tcPr/>
+          <w:p>
+            <w:pPr>
+              <w:pStyle w:val="Compact"/>
+            </w:pPr>
+            <w:r>
+              <w:t xml:space="preserve">материализовать формулы перед чтением (default true)</w:t>
+            </w:r>
+          </w:p>
+        </w:tc>
+      </w:tr>
+    </w:tbl>
+    <w:p>
+      <w:pPr>
+        <w:pStyle w:val="BodyText"/>
+      </w:pPr>
+      <w:r>
+        <w:t xml:space="preserve">Обычный transpose:</w:t>
+      </w:r>
+      <w:r>
+        <w:t xml:space="preserve"> </w:t>
+      </w:r>
+      <w:r>
+        <w:rPr>
+          <w:rStyle w:val="VerbatimChar"/>
+        </w:rPr>
+        <w:t xml:space="preserve">R×C → C×R</w:t>
+      </w:r>
+      <w:r>
+        <w:t xml:space="preserve">. При</w:t>
+      </w:r>
+      <w:r>
+        <w:t xml:space="preserve"> </w:t>
+      </w:r>
+      <w:r>
+        <w:rPr>
+          <w:rStyle w:val="VerbatimChar"/>
+        </w:rPr>
+        <w:t xml:space="preserve">headers_from_column</w:t>
+      </w:r>
+      <w:r>
+        <w:t xml:space="preserve">:</w:t>
+      </w:r>
+      <w:r>
+        <w:t xml:space="preserve"> </w:t>
+      </w:r>
+      <w:r>
+        <w:rPr>
+          <w:rStyle w:val="VerbatimChar"/>
+        </w:rPr>
+        <w:t xml:space="preserve">C</w:t>
+      </w:r>
+      <w:r>
+        <w:t xml:space="preserve"> </w:t>
+      </w:r>
+      <w:r>
+        <w:t xml:space="preserve">строк ×</w:t>
+      </w:r>
+      <w:r>
+        <w:t xml:space="preserve"> </w:t>
+      </w:r>
+      <w:r>
+        <w:rPr>
+          <w:rStyle w:val="VerbatimChar"/>
+        </w:rPr>
+        <w:t xml:space="preserve">(R−1)</w:t>
+      </w:r>
+      <w:r>
+        <w:t xml:space="preserve"> </w:t>
+      </w:r>
+      <w:r>
+        <w:t xml:space="preserve">столбцов.</w:t>
+      </w:r>
+    </w:p>
+    <w:p>
+      <w:pPr>
+        <w:pStyle w:val="SourceCode"/>
+      </w:pPr>
+      <w:r>
+        <w:rPr>
+          <w:rStyle w:val="OtherTok"/>
+        </w:rPr>
+        <w:t xml:space="preserve">[</w:t>
+      </w:r>
+      <w:r>
+        <w:rPr>
+          <w:rStyle w:val="FunctionTok"/>
+        </w:rPr>
+        <w:t xml:space="preserve">{</w:t>
+      </w:r>
+      <w:r>
+        <w:rPr>
+          <w:rStyle w:val="DataTypeTok"/>
+        </w:rPr>
+        <w:t xml:space="preserve">"v"</w:t>
+      </w:r>
+      <w:r>
+        <w:rPr>
+          <w:rStyle w:val="FunctionTok"/>
+        </w:rPr>
+        <w:t xml:space="preserve">:</w:t>
+      </w:r>
+      <w:r>
+        <w:rPr>
+          <w:rStyle w:val="DecValTok"/>
+        </w:rPr>
+        <w:t xml:space="preserve">1</w:t>
+      </w:r>
+      <w:r>
+        <w:rPr>
+          <w:rStyle w:val="FunctionTok"/>
+        </w:rPr>
+        <w:t xml:space="preserve">,</w:t>
+      </w:r>
+      <w:r>
+        <w:rPr>
+          <w:rStyle w:val="DataTypeTok"/>
+        </w:rPr>
+        <w:t xml:space="preserve">"fn"</w:t>
+      </w:r>
+      <w:r>
+        <w:rPr>
+          <w:rStyle w:val="FunctionTok"/>
+        </w:rPr>
+        <w:t xml:space="preserve">:</w:t>
+      </w:r>
+      <w:r>
+        <w:rPr>
+          <w:rStyle w:val="StringTok"/>
+        </w:rPr>
+        <w:t xml:space="preserve">"транспонировать_таблицу"</w:t>
+      </w:r>
+      <w:r>
+        <w:rPr>
+          <w:rStyle w:val="FunctionTok"/>
+        </w:rPr>
+        <w:t xml:space="preserve">,</w:t>
+      </w:r>
+      <w:r>
+        <w:rPr>
+          <w:rStyle w:val="DataTypeTok"/>
+        </w:rPr>
+        <w:t xml:space="preserve">"sheet"</w:t>
+      </w:r>
+      <w:r>
+        <w:rPr>
+          <w:rStyle w:val="FunctionTok"/>
+        </w:rPr>
+        <w:t xml:space="preserve">:</w:t>
+      </w:r>
+      <w:r>
+        <w:rPr>
+          <w:rStyle w:val="StringTok"/>
+        </w:rPr>
+        <w:t xml:space="preserve">"Матрица"</w:t>
+      </w:r>
+      <w:r>
+        <w:rPr>
+          <w:rStyle w:val="FunctionTok"/>
+        </w:rPr>
+        <w:t xml:space="preserve">,</w:t>
+      </w:r>
+      <w:r>
+        <w:rPr>
+          <w:rStyle w:val="DataTypeTok"/>
+        </w:rPr>
+        <w:t xml:space="preserve">"output"</w:t>
+      </w:r>
+      <w:r>
+        <w:rPr>
+          <w:rStyle w:val="FunctionTok"/>
+        </w:rPr>
+        <w:t xml:space="preserve">:</w:t>
+      </w:r>
+      <w:r>
+        <w:rPr>
+          <w:rStyle w:val="StringTok"/>
+        </w:rPr>
+        <w:t xml:space="preserve">"new_sheet"</w:t>
+      </w:r>
+      <w:r>
+        <w:rPr>
+          <w:rStyle w:val="FunctionTok"/>
+        </w:rPr>
+        <w:t xml:space="preserve">,</w:t>
+      </w:r>
+      <w:r>
+        <w:rPr>
+          <w:rStyle w:val="DataTypeTok"/>
+        </w:rPr>
+        <w:t xml:space="preserve">"dest_sheet"</w:t>
+      </w:r>
+      <w:r>
+        <w:rPr>
+          <w:rStyle w:val="FunctionTok"/>
+        </w:rPr>
+        <w:t xml:space="preserve">:</w:t>
+      </w:r>
+      <w:r>
+        <w:rPr>
+          <w:rStyle w:val="StringTok"/>
+        </w:rPr>
+        <w:t xml:space="preserve">"Матрица_T"</w:t>
+      </w:r>
+      <w:r>
+        <w:rPr>
+          <w:rStyle w:val="FunctionTok"/>
+        </w:rPr>
+        <w:t xml:space="preserve">}</w:t>
+      </w:r>
+      <w:r>
+        <w:rPr>
+          <w:rStyle w:val="OtherTok"/>
+        </w:rPr>
+        <w:t xml:space="preserve">]</w:t>
+      </w:r>
+    </w:p>
+    <w:p>
+      <w:pPr>
+        <w:pStyle w:val="SourceCode"/>
+      </w:pPr>
+      <w:r>
+        <w:rPr>
+          <w:rStyle w:val="OtherTok"/>
+        </w:rPr>
+        <w:t xml:space="preserve">[</w:t>
+      </w:r>
+      <w:r>
+        <w:rPr>
+          <w:rStyle w:val="FunctionTok"/>
+        </w:rPr>
+        <w:t xml:space="preserve">{</w:t>
+      </w:r>
+      <w:r>
+        <w:rPr>
+          <w:rStyle w:val="DataTypeTok"/>
+        </w:rPr>
+        <w:t xml:space="preserve">"v"</w:t>
+      </w:r>
+      <w:r>
+        <w:rPr>
+          <w:rStyle w:val="FunctionTok"/>
+        </w:rPr>
+        <w:t xml:space="preserve">:</w:t>
+      </w:r>
+      <w:r>
+        <w:rPr>
+          <w:rStyle w:val="DecValTok"/>
+        </w:rPr>
+        <w:t xml:space="preserve">1</w:t>
+      </w:r>
+      <w:r>
+        <w:rPr>
+          <w:rStyle w:val="FunctionTok"/>
+        </w:rPr>
+        <w:t xml:space="preserve">,</w:t>
+      </w:r>
+      <w:r>
+        <w:rPr>
+          <w:rStyle w:val="DataTypeTok"/>
+        </w:rPr>
+        <w:t xml:space="preserve">"fn"</w:t>
+      </w:r>
+      <w:r>
+        <w:rPr>
+          <w:rStyle w:val="FunctionTok"/>
+        </w:rPr>
+        <w:t xml:space="preserve">:</w:t>
+      </w:r>
+      <w:r>
+        <w:rPr>
+          <w:rStyle w:val="StringTok"/>
+        </w:rPr>
+        <w:t xml:space="preserve">"транспонировать_таблицу"</w:t>
+      </w:r>
+      <w:r>
+        <w:rPr>
+          <w:rStyle w:val="FunctionTok"/>
+        </w:rPr>
+        <w:t xml:space="preserve">,</w:t>
+      </w:r>
+      <w:r>
+        <w:rPr>
+          <w:rStyle w:val="DataTypeTok"/>
+        </w:rPr>
+        <w:t xml:space="preserve">"sheet"</w:t>
+      </w:r>
+      <w:r>
+        <w:rPr>
+          <w:rStyle w:val="FunctionTok"/>
+        </w:rPr>
+        <w:t xml:space="preserve">:</w:t>
+      </w:r>
+      <w:r>
+        <w:rPr>
+          <w:rStyle w:val="StringTok"/>
+        </w:rPr>
+        <w:t xml:space="preserve">"Метки_колонка"</w:t>
+      </w:r>
+      <w:r>
+        <w:rPr>
+          <w:rStyle w:val="FunctionTok"/>
+        </w:rPr>
+        <w:t xml:space="preserve">,</w:t>
+      </w:r>
+      <w:r>
+        <w:rPr>
+          <w:rStyle w:val="DataTypeTok"/>
+        </w:rPr>
+        <w:t xml:space="preserve">"output"</w:t>
+      </w:r>
+      <w:r>
+        <w:rPr>
+          <w:rStyle w:val="FunctionTok"/>
+        </w:rPr>
+        <w:t xml:space="preserve">:</w:t>
+      </w:r>
+      <w:r>
+        <w:rPr>
+          <w:rStyle w:val="StringTok"/>
+        </w:rPr>
+        <w:t xml:space="preserve">"new_sheet"</w:t>
+      </w:r>
+      <w:r>
+        <w:rPr>
+          <w:rStyle w:val="FunctionTok"/>
+        </w:rPr>
+        <w:t xml:space="preserve">,</w:t>
+      </w:r>
+      <w:r>
+        <w:rPr>
+          <w:rStyle w:val="DataTypeTok"/>
+        </w:rPr>
+        <w:t xml:space="preserve">"dest_sheet"</w:t>
+      </w:r>
+      <w:r>
+        <w:rPr>
+          <w:rStyle w:val="FunctionTok"/>
+        </w:rPr>
+        <w:t xml:space="preserve">:</w:t>
+      </w:r>
+      <w:r>
+        <w:rPr>
+          <w:rStyle w:val="StringTok"/>
+        </w:rPr>
+        <w:t xml:space="preserve">"Метки_T"</w:t>
+      </w:r>
+      <w:r>
+        <w:rPr>
+          <w:rStyle w:val="FunctionTok"/>
+        </w:rPr>
+        <w:t xml:space="preserve">,</w:t>
+      </w:r>
+      <w:r>
+        <w:rPr>
+          <w:rStyle w:val="DataTypeTok"/>
+        </w:rPr>
+        <w:t xml:space="preserve">"headers_from_column"</w:t>
+      </w:r>
+      <w:r>
+        <w:rPr>
+          <w:rStyle w:val="FunctionTok"/>
+        </w:rPr>
+        <w:t xml:space="preserve">:</w:t>
+      </w:r>
+      <w:r>
+        <w:rPr>
+          <w:rStyle w:val="KeywordTok"/>
+        </w:rPr>
+        <w:t xml:space="preserve">true</w:t>
+      </w:r>
+      <w:r>
+        <w:rPr>
+          <w:rStyle w:val="FunctionTok"/>
+        </w:rPr>
+        <w:t xml:space="preserve">}</w:t>
+      </w:r>
+      <w:r>
+        <w:rPr>
+          <w:rStyle w:val="OtherTok"/>
+        </w:rPr>
+        <w:t xml:space="preserve">]</w:t>
+      </w:r>
+    </w:p>
+    <w:p>
+      <w:pPr>
+        <w:pStyle w:val="SourceCode"/>
+      </w:pPr>
+      <w:r>
+        <w:rPr>
+          <w:rStyle w:val="OtherTok"/>
+        </w:rPr>
+        <w:t xml:space="preserve">[</w:t>
+      </w:r>
+      <w:r>
+        <w:rPr>
+          <w:rStyle w:val="FunctionTok"/>
+        </w:rPr>
+        <w:t xml:space="preserve">{</w:t>
+      </w:r>
+      <w:r>
+        <w:rPr>
+          <w:rStyle w:val="DataTypeTok"/>
+        </w:rPr>
+        <w:t xml:space="preserve">"v"</w:t>
+      </w:r>
+      <w:r>
+        <w:rPr>
+          <w:rStyle w:val="FunctionTok"/>
+        </w:rPr>
+        <w:t xml:space="preserve">:</w:t>
+      </w:r>
+      <w:r>
+        <w:rPr>
+          <w:rStyle w:val="DecValTok"/>
+        </w:rPr>
+        <w:t xml:space="preserve">1</w:t>
+      </w:r>
+      <w:r>
+        <w:rPr>
+          <w:rStyle w:val="FunctionTok"/>
+        </w:rPr>
+        <w:t xml:space="preserve">,</w:t>
+      </w:r>
+      <w:r>
+        <w:rPr>
+          <w:rStyle w:val="DataTypeTok"/>
+        </w:rPr>
+        <w:t xml:space="preserve">"fn"</w:t>
+      </w:r>
+      <w:r>
+        <w:rPr>
+          <w:rStyle w:val="FunctionTok"/>
+        </w:rPr>
+        <w:t xml:space="preserve">:</w:t>
+      </w:r>
+      <w:r>
+        <w:rPr>
+          <w:rStyle w:val="StringTok"/>
+        </w:rPr>
+        <w:t xml:space="preserve">"транспонировать_таблицу"</w:t>
+      </w:r>
+      <w:r>
+        <w:rPr>
+          <w:rStyle w:val="FunctionTok"/>
+        </w:rPr>
+        <w:t xml:space="preserve">,</w:t>
+      </w:r>
+      <w:r>
+        <w:rPr>
+          <w:rStyle w:val="DataTypeTok"/>
+        </w:rPr>
+        <w:t xml:space="preserve">"sheet"</w:t>
+      </w:r>
+      <w:r>
+        <w:rPr>
+          <w:rStyle w:val="FunctionTok"/>
+        </w:rPr>
+        <w:t xml:space="preserve">:</w:t>
+      </w:r>
+      <w:r>
+        <w:rPr>
+          <w:rStyle w:val="StringTok"/>
+        </w:rPr>
+        <w:t xml:space="preserve">"Матрица"</w:t>
+      </w:r>
+      <w:r>
+        <w:rPr>
+          <w:rStyle w:val="FunctionTok"/>
+        </w:rPr>
+        <w:t xml:space="preserve">,</w:t>
+      </w:r>
+      <w:r>
+        <w:rPr>
+          <w:rStyle w:val="DataTypeTok"/>
+        </w:rPr>
+        <w:t xml:space="preserve">"output"</w:t>
+      </w:r>
+      <w:r>
+        <w:rPr>
+          <w:rStyle w:val="FunctionTok"/>
+        </w:rPr>
+        <w:t xml:space="preserve">:</w:t>
+      </w:r>
+      <w:r>
+        <w:rPr>
+          <w:rStyle w:val="StringTok"/>
+        </w:rPr>
+        <w:t xml:space="preserve">"new_sheet"</w:t>
+      </w:r>
+      <w:r>
+        <w:rPr>
+          <w:rStyle w:val="FunctionTok"/>
+        </w:rPr>
+        <w:t xml:space="preserve">,</w:t>
+      </w:r>
+      <w:r>
+        <w:rPr>
+          <w:rStyle w:val="DataTypeTok"/>
+        </w:rPr>
+        <w:t xml:space="preserve">"dest_sheet"</w:t>
+      </w:r>
+      <w:r>
+        <w:rPr>
+          <w:rStyle w:val="FunctionTok"/>
+        </w:rPr>
+        <w:t xml:space="preserve">:</w:t>
+      </w:r>
+      <w:r>
+        <w:rPr>
+          <w:rStyle w:val="StringTok"/>
+        </w:rPr>
+        <w:t xml:space="preserve">"Матрица_H"</w:t>
+      </w:r>
+      <w:r>
+        <w:rPr>
+          <w:rStyle w:val="FunctionTok"/>
+        </w:rPr>
+        <w:t xml:space="preserve">,</w:t>
+      </w:r>
+      <w:r>
+        <w:rPr>
+          <w:rStyle w:val="DataTypeTok"/>
+        </w:rPr>
+        <w:t xml:space="preserve">"result_headers"</w:t>
+      </w:r>
+      <w:r>
+        <w:rPr>
+          <w:rStyle w:val="FunctionTok"/>
+        </w:rPr>
+        <w:t xml:space="preserve">:</w:t>
+      </w:r>
+      <w:r>
+        <w:rPr>
+          <w:rStyle w:val="OtherTok"/>
+        </w:rPr>
+        <w:t xml:space="preserve">[</w:t>
+      </w:r>
+      <w:r>
+        <w:rPr>
+          <w:rStyle w:val="StringTok"/>
+        </w:rPr>
+        <w:t xml:space="preserve">"Метка"</w:t>
+      </w:r>
+      <w:r>
+        <w:rPr>
+          <w:rStyle w:val="OtherTok"/>
+        </w:rPr>
+        <w:t xml:space="preserve">,</w:t>
+      </w:r>
+      <w:r>
+        <w:rPr>
+          <w:rStyle w:val="StringTok"/>
+        </w:rPr>
+        <w:t xml:space="preserve">"Строка1"</w:t>
+      </w:r>
+      <w:r>
+        <w:rPr>
+          <w:rStyle w:val="OtherTok"/>
+        </w:rPr>
+        <w:t xml:space="preserve">,</w:t>
+      </w:r>
+      <w:r>
+        <w:rPr>
+          <w:rStyle w:val="StringTok"/>
+        </w:rPr>
+        <w:t xml:space="preserve">"Строка2"</w:t>
+      </w:r>
+      <w:r>
+        <w:rPr>
+          <w:rStyle w:val="OtherTok"/>
+        </w:rPr>
+        <w:t xml:space="preserve">]</w:t>
+      </w:r>
+      <w:r>
+        <w:rPr>
+          <w:rStyle w:val="FunctionTok"/>
+        </w:rPr>
+        <w:t xml:space="preserve">}</w:t>
+      </w:r>
+      <w:r>
+        <w:rPr>
+          <w:rStyle w:val="OtherTok"/>
+        </w:rPr>
+        <w:t xml:space="preserve">]</w:t>
+      </w:r>
+    </w:p>
+    <w:p>
+      <w:pPr>
+        <w:pStyle w:val="FirstParagraph"/>
+      </w:pPr>
+      <w:r>
+        <w:t xml:space="preserve">Поля и примеры подробно —</w:t>
+      </w:r>
+      <w:r>
+        <w:t xml:space="preserve"> </w:t>
+      </w:r>
+      <w:hyperlink r:id="rId10">
+        <w:r>
+          <w:rPr>
+            <w:rStyle w:val="Hyperlink"/>
+          </w:rPr>
+          <w:t xml:space="preserve">13_JSON_PARAMS.md</w:t>
+        </w:r>
+      </w:hyperlink>
+      <w:r>
+        <w:t xml:space="preserve">. Ручной сценарий:</w:t>
+      </w:r>
+      <w:r>
+        <w:t xml:space="preserve"> </w:t>
+      </w:r>
+      <w:r>
+        <w:rPr>
+          <w:rStyle w:val="VerbatimChar"/>
+        </w:rPr>
+        <w:t xml:space="preserve">16_transpose_table.xltx</w:t>
+      </w:r>
+      <w:r>
+        <w:t xml:space="preserve"> </w:t>
+      </w:r>
+      <w:r>
+        <w:t xml:space="preserve">(</w:t>
+      </w:r>
+      <w:r>
+        <w:rPr>
+          <w:rStyle w:val="VerbatimChar"/>
+        </w:rPr>
+        <w:t xml:space="preserve">sources/transpose/</w:t>
+      </w:r>
+      <w:r>
+        <w:t xml:space="preserve">).</w:t>
       </w:r>
     </w:p>
     <w:p>
@@ -23904,28 +26036,37 @@
       </w:r>
     </w:p>
     <w:bookmarkEnd w:id="67"/>
-    <w:bookmarkStart w:id="68" w:name="Xe9e7a7b9963437c058134c1fb0b085063024b60"/>
+    <w:bookmarkStart w:id="68" w:name="Xca2733618ae9066fd7bd9ca0dff1c16fb4ba355"/>
     <w:p>
       <w:pPr>
         <w:pStyle w:val="Heading3"/>
       </w:pPr>
       <w:r>
-        <w:t xml:space="preserve">24.</w:t>
-      </w:r>
-      <w:r>
-        <w:t xml:space="preserve"> </w:t>
-      </w:r>
-      <w:r>
-        <w:rPr>
-          <w:rStyle w:val="VerbatimChar"/>
-        </w:rPr>
-        <w:t xml:space="preserve">ширина_столбцов</w:t>
-      </w:r>
-      <w:r>
-        <w:t xml:space="preserve"> </w:t>
-      </w:r>
-      <w:r>
-        <w:t xml:space="preserve">— merge_pp_range_set_column_widths</w:t>
+        <w:rPr>
+          <w:rStyle w:val="VerbatimChar"/>
+        </w:rPr>
+        <w:t xml:space="preserve">анкета_в_таблицу</w:t>
+      </w:r>
+      <w:r>
+        <w:t xml:space="preserve"> </w:t>
+      </w:r>
+      <w:r>
+        <w:t xml:space="preserve">/</w:t>
+      </w:r>
+      <w:r>
+        <w:t xml:space="preserve"> </w:t>
+      </w:r>
+      <w:r>
+        <w:rPr>
+          <w:rStyle w:val="VerbatimChar"/>
+        </w:rPr>
+        <w:t xml:space="preserve">таблица_в_анкету</w:t>
+      </w:r>
+      <w:r>
+        <w:t xml:space="preserve"> </w:t>
+      </w:r>
+      <w:r>
+        <w:t xml:space="preserve">— form ↔ table</w:t>
       </w:r>
     </w:p>
     <w:p>
@@ -23943,17 +26084,31 @@
         <w:t xml:space="preserve"> </w:t>
       </w:r>
       <w:r>
-        <w:t xml:space="preserve">Задать фиксированную ширину столбцов в</w:t>
-      </w:r>
-      <w:r>
-        <w:t xml:space="preserve"> </w:t>
-      </w:r>
-      <w:r>
-        <w:rPr>
-          <w:b/>
-          <w:bCs/>
-        </w:rPr>
-        <w:t xml:space="preserve">миллиметрах</w:t>
+        <w:t xml:space="preserve">вертикальные пары вопрос/ответ ↔ широкая таблица (и обратно). RANGE / Финал; UNO. Алиасы:</w:t>
+      </w:r>
+      <w:r>
+        <w:t xml:space="preserve"> </w:t>
+      </w:r>
+      <w:r>
+        <w:rPr>
+          <w:rStyle w:val="VerbatimChar"/>
+        </w:rPr>
+        <w:t xml:space="preserve">form_to_table</w:t>
+      </w:r>
+      <w:r>
+        <w:t xml:space="preserve"> </w:t>
+      </w:r>
+      <w:r>
+        <w:t xml:space="preserve">/</w:t>
+      </w:r>
+      <w:r>
+        <w:t xml:space="preserve"> </w:t>
+      </w:r>
+      <w:r>
+        <w:rPr>
+          <w:rStyle w:val="VerbatimChar"/>
+        </w:rPr>
+        <w:t xml:space="preserve">table_to_form</w:t>
       </w:r>
       <w:r>
         <w:t xml:space="preserve">.</w:t>
@@ -23964,127 +26119,16 @@
         <w:pStyle w:val="BodyText"/>
       </w:pPr>
       <w:r>
-        <w:rPr>
-          <w:b/>
-          <w:bCs/>
-        </w:rPr>
-        <w:t xml:space="preserve">Rest из C:</w:t>
-      </w:r>
-      <w:r>
-        <w:t xml:space="preserve"> </w:t>
-      </w:r>
-      <w:r>
-        <w:t xml:space="preserve">| Колонка C | Поведение |</w:t>
-      </w:r>
-      <w:r>
-        <w:t xml:space="preserve"> </w:t>
-      </w:r>
-      <w:r>
-        <w:t xml:space="preserve">|———–|———–|</w:t>
-      </w:r>
-      <w:r>
-        <w:t xml:space="preserve"> </w:t>
-      </w:r>
-      <w:r>
-        <w:t xml:space="preserve">|</w:t>
-      </w:r>
-      <w:r>
-        <w:t xml:space="preserve"> </w:t>
-      </w:r>
-      <w:r>
-        <w:rPr>
-          <w:i/>
-          <w:iCs/>
-        </w:rPr>
-        <w:t xml:space="preserve">(пусто)</w:t>
-      </w:r>
-      <w:r>
-        <w:t xml:space="preserve"> </w:t>
-      </w:r>
-      <w:r>
-        <w:t xml:space="preserve">| Все столбцы диапазона,</w:t>
-      </w:r>
-      <w:r>
-        <w:t xml:space="preserve"> </w:t>
-      </w:r>
-      <w:r>
-        <w:rPr>
-          <w:b/>
-          <w:bCs/>
-        </w:rPr>
-        <w:t xml:space="preserve">30 мм</w:t>
-      </w:r>
-      <w:r>
-        <w:t xml:space="preserve"> </w:t>
-      </w:r>
-      <w:r>
-        <w:t xml:space="preserve">|</w:t>
-      </w:r>
-      <w:r>
-        <w:t xml:space="preserve"> </w:t>
-      </w:r>
-      <w:r>
-        <w:t xml:space="preserve">|</w:t>
-      </w:r>
-      <w:r>
-        <w:t xml:space="preserve"> </w:t>
-      </w:r>
-      <w:r>
-        <w:rPr>
-          <w:rStyle w:val="VerbatimChar"/>
-        </w:rPr>
-        <w:t xml:space="preserve">30</w:t>
-      </w:r>
-      <w:r>
-        <w:t xml:space="preserve"> </w:t>
-      </w:r>
-      <w:r>
-        <w:t xml:space="preserve">или</w:t>
-      </w:r>
-      <w:r>
-        <w:t xml:space="preserve"> </w:t>
-      </w:r>
-      <w:r>
-        <w:rPr>
-          <w:rStyle w:val="VerbatimChar"/>
-        </w:rPr>
-        <w:t xml:space="preserve">30 мм</w:t>
-      </w:r>
-      <w:r>
-        <w:t xml:space="preserve"> </w:t>
-      </w:r>
-      <w:r>
-        <w:t xml:space="preserve">| Все столбцы, 30 мм |</w:t>
-      </w:r>
-      <w:r>
-        <w:t xml:space="preserve"> </w:t>
-      </w:r>
-      <w:r>
-        <w:t xml:space="preserve">|</w:t>
-      </w:r>
-      <w:r>
-        <w:t xml:space="preserve"> </w:t>
-      </w:r>
-      <w:r>
-        <w:rPr>
-          <w:rStyle w:val="VerbatimChar"/>
-        </w:rPr>
-        <w:t xml:space="preserve">1,2,3 / 30</w:t>
-      </w:r>
-      <w:r>
-        <w:t xml:space="preserve"> </w:t>
-      </w:r>
-      <w:r>
-        <w:t xml:space="preserve">(или</w:t>
-      </w:r>
-      <w:r>
-        <w:t xml:space="preserve"> </w:t>
-      </w:r>
-      <w:r>
-        <w:rPr>
-          <w:rStyle w:val="VerbatimChar"/>
-        </w:rPr>
-        <w:t xml:space="preserve">-&gt;</w:t>
+        <w:t xml:space="preserve">Сценарии:</w:t>
+      </w:r>
+      <w:r>
+        <w:t xml:space="preserve"> </w:t>
+      </w:r>
+      <w:r>
+        <w:rPr>
+          <w:rStyle w:val="VerbatimChar"/>
+        </w:rPr>
+        <w:t xml:space="preserve">14_form_to_table.xltx</w:t>
       </w:r>
       <w:r>
         <w:t xml:space="preserve">,</w:t>
@@ -24096,96 +26140,36 @@
         <w:rPr>
           <w:rStyle w:val="VerbatimChar"/>
         </w:rPr>
-        <w:t xml:space="preserve">=</w:t>
-      </w:r>
-      <w:r>
-        <w:t xml:space="preserve">) | Столбцы 1-based (A=1), ширина 30 мм |</w:t>
-      </w:r>
-      <w:r>
-        <w:t xml:space="preserve"> </w:t>
-      </w:r>
-      <w:r>
-        <w:t xml:space="preserve">|</w:t>
-      </w:r>
-      <w:r>
-        <w:t xml:space="preserve"> </w:t>
-      </w:r>
-      <w:r>
-        <w:rPr>
-          <w:rStyle w:val="VerbatimChar"/>
-        </w:rPr>
-        <w:t xml:space="preserve">0</w:t>
-      </w:r>
-      <w:r>
-        <w:t xml:space="preserve"> </w:t>
-      </w:r>
-      <w:r>
-        <w:t xml:space="preserve">| Скрыть столбец(ы) |</w:t>
-      </w:r>
-    </w:p>
-    <w:p>
-      <w:pPr>
-        <w:pStyle w:val="BodyText"/>
-      </w:pPr>
-      <w:r>
-        <w:t xml:space="preserve">Число — миллиметры; суффикс</w:t>
-      </w:r>
-      <w:r>
-        <w:t xml:space="preserve"> </w:t>
-      </w:r>
-      <w:r>
-        <w:rPr>
-          <w:rStyle w:val="VerbatimChar"/>
-        </w:rPr>
-        <w:t xml:space="preserve">мм</w:t>
-      </w:r>
-      <w:r>
-        <w:t xml:space="preserve">/</w:t>
-      </w:r>
-      <w:r>
-        <w:rPr>
-          <w:rStyle w:val="VerbatimChar"/>
-        </w:rPr>
-        <w:t xml:space="preserve">mm</w:t>
-      </w:r>
-      <w:r>
-        <w:t xml:space="preserve"> </w:t>
-      </w:r>
-      <w:r>
-        <w:t xml:space="preserve">необязателен. Старый формат с</w:t>
-      </w:r>
-      <w:r>
-        <w:t xml:space="preserve"> </w:t>
-      </w:r>
-      <w:r>
-        <w:rPr>
-          <w:rStyle w:val="VerbatimChar"/>
-        </w:rPr>
-        <w:t xml:space="preserve">″</w:t>
-      </w:r>
-      <w:r>
-        <w:t xml:space="preserve"> </w:t>
-      </w:r>
-      <w:r>
-        <w:t xml:space="preserve">понимается как дюймы (перевод в мм).</w:t>
-      </w:r>
-    </w:p>
-    <w:p>
-      <w:pPr>
-        <w:pStyle w:val="BodyText"/>
-      </w:pPr>
-      <w:r>
-        <w:rPr>
-          <w:b/>
-          <w:bCs/>
-        </w:rPr>
-        <w:t xml:space="preserve">Когда вызывать:</w:t>
-      </w:r>
-      <w:r>
-        <w:t xml:space="preserve"> </w:t>
-      </w:r>
-      <w:r>
-        <w:t xml:space="preserve">После «скрыть_служебные»; до печати («стиль_печати»).</w:t>
+        <w:t xml:space="preserve">15_table_to_form.xltx</w:t>
+      </w:r>
+      <w:r>
+        <w:t xml:space="preserve"> </w:t>
+      </w:r>
+      <w:r>
+        <w:t xml:space="preserve">(</w:t>
+      </w:r>
+      <w:r>
+        <w:rPr>
+          <w:rStyle w:val="VerbatimChar"/>
+        </w:rPr>
+        <w:t xml:space="preserve">sources/forms/</w:t>
+      </w:r>
+      <w:r>
+        <w:t xml:space="preserve">). Схема полей — визард +</w:t>
+      </w:r>
+      <w:r>
+        <w:t xml:space="preserve"> </w:t>
+      </w:r>
+      <w:hyperlink r:id="rId10">
+        <w:r>
+          <w:rPr>
+            <w:rStyle w:val="Hyperlink"/>
+          </w:rPr>
+          <w:t xml:space="preserve">13_JSON_PARAMS.md</w:t>
+        </w:r>
+      </w:hyperlink>
+      <w:r>
+        <w:t xml:space="preserve">.</w:t>
       </w:r>
     </w:p>
     <w:p>
@@ -24196,28 +26180,22 @@
       </w:r>
     </w:p>
     <w:bookmarkEnd w:id="68"/>
-    <w:bookmarkStart w:id="69" w:name="автофильтр-merge_pp_range_add_filter"/>
+    <w:bookmarkStart w:id="69" w:name="Xd663c520d94a0f49bd0fa3c0cf47731e1041203"/>
     <w:p>
       <w:pPr>
         <w:pStyle w:val="Heading3"/>
       </w:pPr>
       <w:r>
-        <w:t xml:space="preserve">25.</w:t>
-      </w:r>
-      <w:r>
-        <w:t xml:space="preserve"> </w:t>
-      </w:r>
-      <w:r>
-        <w:rPr>
-          <w:rStyle w:val="VerbatimChar"/>
-        </w:rPr>
-        <w:t xml:space="preserve">автофильтр</w:t>
-      </w:r>
-      <w:r>
-        <w:t xml:space="preserve"> </w:t>
-      </w:r>
-      <w:r>
-        <w:t xml:space="preserve">— merge_pp_range_add_filter</w:t>
+        <w:rPr>
+          <w:rStyle w:val="VerbatimChar"/>
+        </w:rPr>
+        <w:t xml:space="preserve">отправить_по_почте</w:t>
+      </w:r>
+      <w:r>
+        <w:t xml:space="preserve"> </w:t>
+      </w:r>
+      <w:r>
+        <w:t xml:space="preserve">— merge_final_send_mail (только финал)</w:t>
       </w:r>
     </w:p>
     <w:p>
@@ -24235,25 +26213,548 @@
         <w:t xml:space="preserve"> </w:t>
       </w:r>
       <w:r>
-        <w:t xml:space="preserve">Создать именованный DatabaseRange с AutoFilter.</w:t>
-      </w:r>
-    </w:p>
-    <w:p>
-      <w:pPr>
-        <w:pStyle w:val="BodyText"/>
-      </w:pPr>
+        <w:t xml:space="preserve">после сбора подготовить вложение (ODS/XLSX) во временный каталог и открыть окно «Новое сообщение» в почтовом клиенте ОС. Письмо</w:t>
+      </w:r>
+      <w:r>
+        <w:t xml:space="preserve"> </w:t>
+      </w:r>
       <w:r>
         <w:rPr>
           <w:b/>
           <w:bCs/>
         </w:rPr>
-        <w:t xml:space="preserve">Rest из C:</w:t>
-      </w:r>
-      <w:r>
-        <w:t xml:space="preserve"> </w:t>
-      </w:r>
-      <w:r>
-        <w:t xml:space="preserve">не используется.</w:t>
+        <w:t xml:space="preserve">не отправляется</w:t>
+      </w:r>
+      <w:r>
+        <w:t xml:space="preserve"> </w:t>
+      </w:r>
+      <w:r>
+        <w:t xml:space="preserve">автоматически.</w:t>
+      </w:r>
+    </w:p>
+    <w:p>
+      <w:pPr>
+        <w:pStyle w:val="BodyText"/>
+      </w:pPr>
+      <w:r>
+        <w:rPr>
+          <w:b/>
+          <w:bCs/>
+        </w:rPr>
+        <w:t xml:space="preserve">Ключ в B:</w:t>
+      </w:r>
+      <w:r>
+        <w:t xml:space="preserve"> </w:t>
+      </w:r>
+      <w:r>
+        <w:rPr>
+          <w:rStyle w:val="VerbatimChar"/>
+        </w:rPr>
+        <w:t xml:space="preserve">отправить_по_почте</w:t>
+      </w:r>
+      <w:r>
+        <w:t xml:space="preserve"> </w:t>
+      </w:r>
+      <w:r>
+        <w:t xml:space="preserve">(алиасы:</w:t>
+      </w:r>
+      <w:r>
+        <w:t xml:space="preserve"> </w:t>
+      </w:r>
+      <w:r>
+        <w:rPr>
+          <w:rStyle w:val="VerbatimChar"/>
+        </w:rPr>
+        <w:t xml:space="preserve">email</w:t>
+      </w:r>
+      <w:r>
+        <w:t xml:space="preserve">,</w:t>
+      </w:r>
+      <w:r>
+        <w:t xml:space="preserve"> </w:t>
+      </w:r>
+      <w:r>
+        <w:rPr>
+          <w:rStyle w:val="VerbatimChar"/>
+        </w:rPr>
+        <w:t xml:space="preserve">mailto</w:t>
+      </w:r>
+      <w:r>
+        <w:t xml:space="preserve">,</w:t>
+      </w:r>
+      <w:r>
+        <w:t xml:space="preserve"> </w:t>
+      </w:r>
+      <w:r>
+        <w:rPr>
+          <w:rStyle w:val="VerbatimChar"/>
+        </w:rPr>
+        <w:t xml:space="preserve">send_mail</w:t>
+      </w:r>
+      <w:r>
+        <w:t xml:space="preserve">,</w:t>
+      </w:r>
+      <w:r>
+        <w:t xml:space="preserve"> </w:t>
+      </w:r>
+      <w:r>
+        <w:rPr>
+          <w:rStyle w:val="VerbatimChar"/>
+        </w:rPr>
+        <w:t xml:space="preserve">почта</w:t>
+      </w:r>
+      <w:r>
+        <w:t xml:space="preserve">).</w:t>
+      </w:r>
+    </w:p>
+    <w:p>
+      <w:pPr>
+        <w:pStyle w:val="BodyText"/>
+      </w:pPr>
+      <w:r>
+        <w:rPr>
+          <w:b/>
+          <w:bCs/>
+        </w:rPr>
+        <w:t xml:space="preserve">JSON в C</w:t>
+      </w:r>
+      <w:r>
+        <w:t xml:space="preserve"> </w:t>
+      </w:r>
+      <w:r>
+        <w:t xml:space="preserve">(кнопка «Параметры…»):</w:t>
+      </w:r>
+      <w:r>
+        <w:t xml:space="preserve"> </w:t>
+      </w:r>
+      <w:r>
+        <w:rPr>
+          <w:rStyle w:val="VerbatimChar"/>
+        </w:rPr>
+        <w:t xml:space="preserve">attach</w:t>
+      </w:r>
+      <w:r>
+        <w:t xml:space="preserve"> </w:t>
+      </w:r>
+      <w:r>
+        <w:t xml:space="preserve">(</w:t>
+      </w:r>
+      <w:r>
+        <w:rPr>
+          <w:rStyle w:val="VerbatimChar"/>
+        </w:rPr>
+        <w:t xml:space="preserve">whole_book</w:t>
+      </w:r>
+      <w:r>
+        <w:t xml:space="preserve"> </w:t>
+      </w:r>
+      <w:r>
+        <w:t xml:space="preserve">|</w:t>
+      </w:r>
+      <w:r>
+        <w:t xml:space="preserve"> </w:t>
+      </w:r>
+      <w:r>
+        <w:rPr>
+          <w:rStyle w:val="VerbatimChar"/>
+        </w:rPr>
+        <w:t xml:space="preserve">sheets</w:t>
+      </w:r>
+      <w:r>
+        <w:t xml:space="preserve"> </w:t>
+      </w:r>
+      <w:r>
+        <w:t xml:space="preserve">|</w:t>
+      </w:r>
+      <w:r>
+        <w:t xml:space="preserve"> </w:t>
+      </w:r>
+      <w:r>
+        <w:rPr>
+          <w:rStyle w:val="VerbatimChar"/>
+        </w:rPr>
+        <w:t xml:space="preserve">none</w:t>
+      </w:r>
+      <w:r>
+        <w:t xml:space="preserve">),</w:t>
+      </w:r>
+      <w:r>
+        <w:t xml:space="preserve"> </w:t>
+      </w:r>
+      <w:r>
+        <w:rPr>
+          <w:rStyle w:val="VerbatimChar"/>
+        </w:rPr>
+        <w:t xml:space="preserve">format</w:t>
+      </w:r>
+      <w:r>
+        <w:t xml:space="preserve"> </w:t>
+      </w:r>
+      <w:r>
+        <w:t xml:space="preserve">(</w:t>
+      </w:r>
+      <w:r>
+        <w:rPr>
+          <w:rStyle w:val="VerbatimChar"/>
+        </w:rPr>
+        <w:t xml:space="preserve">ods</w:t>
+      </w:r>
+      <w:r>
+        <w:t xml:space="preserve"> </w:t>
+      </w:r>
+      <w:r>
+        <w:t xml:space="preserve">|</w:t>
+      </w:r>
+      <w:r>
+        <w:t xml:space="preserve"> </w:t>
+      </w:r>
+      <w:r>
+        <w:rPr>
+          <w:rStyle w:val="VerbatimChar"/>
+        </w:rPr>
+        <w:t xml:space="preserve">xlsx</w:t>
+      </w:r>
+      <w:r>
+        <w:t xml:space="preserve">),</w:t>
+      </w:r>
+      <w:r>
+        <w:t xml:space="preserve"> </w:t>
+      </w:r>
+      <w:r>
+        <w:rPr>
+          <w:rStyle w:val="VerbatimChar"/>
+        </w:rPr>
+        <w:t xml:space="preserve">to</w:t>
+      </w:r>
+      <w:r>
+        <w:t xml:space="preserve"> </w:t>
+      </w:r>
+      <w:r>
+        <w:t xml:space="preserve">/</w:t>
+      </w:r>
+      <w:r>
+        <w:t xml:space="preserve"> </w:t>
+      </w:r>
+      <w:r>
+        <w:rPr>
+          <w:rStyle w:val="VerbatimChar"/>
+        </w:rPr>
+        <w:t xml:space="preserve">cc</w:t>
+      </w:r>
+      <w:r>
+        <w:t xml:space="preserve"> </w:t>
+      </w:r>
+      <w:r>
+        <w:t xml:space="preserve">/</w:t>
+      </w:r>
+      <w:r>
+        <w:t xml:space="preserve"> </w:t>
+      </w:r>
+      <w:r>
+        <w:rPr>
+          <w:rStyle w:val="VerbatimChar"/>
+        </w:rPr>
+        <w:t xml:space="preserve">bcc</w:t>
+      </w:r>
+      <w:r>
+        <w:t xml:space="preserve">, опционально</w:t>
+      </w:r>
+      <w:r>
+        <w:t xml:space="preserve"> </w:t>
+      </w:r>
+      <w:r>
+        <w:rPr>
+          <w:rStyle w:val="VerbatimChar"/>
+        </w:rPr>
+        <w:t xml:space="preserve">to_source_sheet</w:t>
+      </w:r>
+      <w:r>
+        <w:t xml:space="preserve"> </w:t>
+      </w:r>
+      <w:r>
+        <w:t xml:space="preserve">+</w:t>
+      </w:r>
+      <w:r>
+        <w:t xml:space="preserve"> </w:t>
+      </w:r>
+      <w:r>
+        <w:rPr>
+          <w:rStyle w:val="VerbatimChar"/>
+        </w:rPr>
+        <w:t xml:space="preserve">to_source_range</w:t>
+      </w:r>
+      <w:r>
+        <w:t xml:space="preserve"> </w:t>
+      </w:r>
+      <w:r>
+        <w:t xml:space="preserve">для дочитывания получателей из диапазона,</w:t>
+      </w:r>
+      <w:r>
+        <w:t xml:space="preserve"> </w:t>
+      </w:r>
+      <w:r>
+        <w:rPr>
+          <w:rStyle w:val="VerbatimChar"/>
+        </w:rPr>
+        <w:t xml:space="preserve">subject</w:t>
+      </w:r>
+      <w:r>
+        <w:t xml:space="preserve">,</w:t>
+      </w:r>
+      <w:r>
+        <w:t xml:space="preserve"> </w:t>
+      </w:r>
+      <w:r>
+        <w:rPr>
+          <w:rStyle w:val="VerbatimChar"/>
+        </w:rPr>
+        <w:t xml:space="preserve">body</w:t>
+      </w:r>
+      <w:r>
+        <w:t xml:space="preserve">,</w:t>
+      </w:r>
+      <w:r>
+        <w:t xml:space="preserve"> </w:t>
+      </w:r>
+      <w:r>
+        <w:rPr>
+          <w:rStyle w:val="VerbatimChar"/>
+        </w:rPr>
+        <w:t xml:space="preserve">filename</w:t>
+      </w:r>
+      <w:r>
+        <w:t xml:space="preserve"> </w:t>
+      </w:r>
+      <w:r>
+        <w:t xml:space="preserve">(</w:t>
+      </w:r>
+      <w:r>
+        <w:rPr>
+          <w:rStyle w:val="VerbatimChar"/>
+        </w:rPr>
+        <w:t xml:space="preserve">{date}</w:t>
+      </w:r>
+      <w:r>
+        <w:t xml:space="preserve">,</w:t>
+      </w:r>
+      <w:r>
+        <w:t xml:space="preserve"> </w:t>
+      </w:r>
+      <w:r>
+        <w:rPr>
+          <w:rStyle w:val="VerbatimChar"/>
+        </w:rPr>
+        <w:t xml:space="preserve">{time}</w:t>
+      </w:r>
+      <w:r>
+        <w:t xml:space="preserve">,</w:t>
+      </w:r>
+      <w:r>
+        <w:t xml:space="preserve"> </w:t>
+      </w:r>
+      <w:r>
+        <w:rPr>
+          <w:rStyle w:val="VerbatimChar"/>
+        </w:rPr>
+        <w:t xml:space="preserve">{book}</w:t>
+      </w:r>
+      <w:r>
+        <w:t xml:space="preserve">),</w:t>
+      </w:r>
+      <w:r>
+        <w:t xml:space="preserve"> </w:t>
+      </w:r>
+      <w:r>
+        <w:rPr>
+          <w:rStyle w:val="VerbatimChar"/>
+        </w:rPr>
+        <w:t xml:space="preserve">client</w:t>
+      </w:r>
+      <w:r>
+        <w:t xml:space="preserve">,</w:t>
+      </w:r>
+      <w:r>
+        <w:t xml:space="preserve"> </w:t>
+      </w:r>
+      <w:r>
+        <w:rPr>
+          <w:rStyle w:val="VerbatimChar"/>
+        </w:rPr>
+        <w:t xml:space="preserve">os</w:t>
+      </w:r>
+      <w:r>
+        <w:t xml:space="preserve">.</w:t>
+      </w:r>
+    </w:p>
+    <w:p>
+      <w:pPr>
+        <w:pStyle w:val="BodyText"/>
+      </w:pPr>
+      <w:r>
+        <w:t xml:space="preserve">Пример:</w:t>
+      </w:r>
+    </w:p>
+    <w:p>
+      <w:pPr>
+        <w:pStyle w:val="SourceCode"/>
+      </w:pPr>
+      <w:r>
+        <w:rPr>
+          <w:rStyle w:val="OtherTok"/>
+        </w:rPr>
+        <w:t xml:space="preserve">[</w:t>
+      </w:r>
+      <w:r>
+        <w:rPr>
+          <w:rStyle w:val="FunctionTok"/>
+        </w:rPr>
+        <w:t xml:space="preserve">{</w:t>
+      </w:r>
+      <w:r>
+        <w:rPr>
+          <w:rStyle w:val="DataTypeTok"/>
+        </w:rPr>
+        <w:t xml:space="preserve">"v"</w:t>
+      </w:r>
+      <w:r>
+        <w:rPr>
+          <w:rStyle w:val="FunctionTok"/>
+        </w:rPr>
+        <w:t xml:space="preserve">:</w:t>
+      </w:r>
+      <w:r>
+        <w:rPr>
+          <w:rStyle w:val="DecValTok"/>
+        </w:rPr>
+        <w:t xml:space="preserve">1</w:t>
+      </w:r>
+      <w:r>
+        <w:rPr>
+          <w:rStyle w:val="FunctionTok"/>
+        </w:rPr>
+        <w:t xml:space="preserve">,</w:t>
+      </w:r>
+      <w:r>
+        <w:rPr>
+          <w:rStyle w:val="DataTypeTok"/>
+        </w:rPr>
+        <w:t xml:space="preserve">"fn"</w:t>
+      </w:r>
+      <w:r>
+        <w:rPr>
+          <w:rStyle w:val="FunctionTok"/>
+        </w:rPr>
+        <w:t xml:space="preserve">:</w:t>
+      </w:r>
+      <w:r>
+        <w:rPr>
+          <w:rStyle w:val="StringTok"/>
+        </w:rPr>
+        <w:t xml:space="preserve">"отправить_по_почте"</w:t>
+      </w:r>
+      <w:r>
+        <w:rPr>
+          <w:rStyle w:val="FunctionTok"/>
+        </w:rPr>
+        <w:t xml:space="preserve">,</w:t>
+      </w:r>
+      <w:r>
+        <w:rPr>
+          <w:rStyle w:val="DataTypeTok"/>
+        </w:rPr>
+        <w:t xml:space="preserve">"attach"</w:t>
+      </w:r>
+      <w:r>
+        <w:rPr>
+          <w:rStyle w:val="FunctionTok"/>
+        </w:rPr>
+        <w:t xml:space="preserve">:</w:t>
+      </w:r>
+      <w:r>
+        <w:rPr>
+          <w:rStyle w:val="StringTok"/>
+        </w:rPr>
+        <w:t xml:space="preserve">"whole_book"</w:t>
+      </w:r>
+      <w:r>
+        <w:rPr>
+          <w:rStyle w:val="FunctionTok"/>
+        </w:rPr>
+        <w:t xml:space="preserve">,</w:t>
+      </w:r>
+      <w:r>
+        <w:rPr>
+          <w:rStyle w:val="DataTypeTok"/>
+        </w:rPr>
+        <w:t xml:space="preserve">"to"</w:t>
+      </w:r>
+      <w:r>
+        <w:rPr>
+          <w:rStyle w:val="FunctionTok"/>
+        </w:rPr>
+        <w:t xml:space="preserve">:</w:t>
+      </w:r>
+      <w:r>
+        <w:rPr>
+          <w:rStyle w:val="OtherTok"/>
+        </w:rPr>
+        <w:t xml:space="preserve">[</w:t>
+      </w:r>
+      <w:r>
+        <w:rPr>
+          <w:rStyle w:val="StringTok"/>
+        </w:rPr>
+        <w:t xml:space="preserve">"boss@corp.local"</w:t>
+      </w:r>
+      <w:r>
+        <w:rPr>
+          <w:rStyle w:val="OtherTok"/>
+        </w:rPr>
+        <w:t xml:space="preserve">]</w:t>
+      </w:r>
+      <w:r>
+        <w:rPr>
+          <w:rStyle w:val="FunctionTok"/>
+        </w:rPr>
+        <w:t xml:space="preserve">,</w:t>
+      </w:r>
+      <w:r>
+        <w:rPr>
+          <w:rStyle w:val="DataTypeTok"/>
+        </w:rPr>
+        <w:t xml:space="preserve">"subject"</w:t>
+      </w:r>
+      <w:r>
+        <w:rPr>
+          <w:rStyle w:val="FunctionTok"/>
+        </w:rPr>
+        <w:t xml:space="preserve">:</w:t>
+      </w:r>
+      <w:r>
+        <w:rPr>
+          <w:rStyle w:val="StringTok"/>
+        </w:rPr>
+        <w:t xml:space="preserve">"Отчет"</w:t>
+      </w:r>
+      <w:r>
+        <w:rPr>
+          <w:rStyle w:val="FunctionTok"/>
+        </w:rPr>
+        <w:t xml:space="preserve">}</w:t>
+      </w:r>
+      <w:r>
+        <w:rPr>
+          <w:rStyle w:val="OtherTok"/>
+        </w:rPr>
+        <w:t xml:space="preserve">]</w:t>
+      </w:r>
+    </w:p>
+    <w:p>
+      <w:pPr>
+        <w:pStyle w:val="FirstParagraph"/>
+      </w:pPr>
+      <w:r>
+        <w:t xml:space="preserve">Ячейки книги результата не меняются.</w:t>
       </w:r>
     </w:p>
     <w:p>
@@ -24264,28 +26765,28 @@
       </w:r>
     </w:p>
     <w:bookmarkEnd w:id="69"/>
-    <w:bookmarkStart w:id="70" w:name="Xbdda883875f1a8b16ffc1384138b7cf11c80742"/>
+    <w:bookmarkStart w:id="70" w:name="X3e85b534816b4c46de8c1e7cc2bc46f593ac254"/>
     <w:p>
       <w:pPr>
         <w:pStyle w:val="Heading3"/>
       </w:pPr>
       <w:r>
-        <w:t xml:space="preserve">26.</w:t>
-      </w:r>
-      <w:r>
-        <w:t xml:space="preserve"> </w:t>
-      </w:r>
-      <w:r>
-        <w:rPr>
-          <w:rStyle w:val="VerbatimChar"/>
-        </w:rPr>
-        <w:t xml:space="preserve">стиль_печати</w:t>
-      </w:r>
-      <w:r>
-        <w:t xml:space="preserve"> </w:t>
-      </w:r>
-      <w:r>
-        <w:t xml:space="preserve">— merge_pp_range_set_page_style</w:t>
+        <w:t xml:space="preserve">23.</w:t>
+      </w:r>
+      <w:r>
+        <w:t xml:space="preserve"> </w:t>
+      </w:r>
+      <w:r>
+        <w:rPr>
+          <w:rStyle w:val="VerbatimChar"/>
+        </w:rPr>
+        <w:t xml:space="preserve">закрепить_заголовок</w:t>
+      </w:r>
+      <w:r>
+        <w:t xml:space="preserve"> </w:t>
+      </w:r>
+      <w:r>
+        <w:t xml:space="preserve">— merge_pp_range_freeze_header</w:t>
       </w:r>
     </w:p>
     <w:p>
@@ -24303,7 +26804,7 @@
         <w:t xml:space="preserve"> </w:t>
       </w:r>
       <w:r>
-        <w:t xml:space="preserve">Настроить стиль страницы листа для печати.</w:t>
+        <w:t xml:space="preserve">Закрепить строки выше первой строки данных (freeze panes).</w:t>
       </w:r>
     </w:p>
     <w:p>
@@ -24321,10 +26822,7 @@
         <w:t xml:space="preserve"> </w:t>
       </w:r>
       <w:r>
-        <w:rPr>
-          <w:rStyle w:val="VerbatimChar"/>
-        </w:rPr>
-        <w:t xml:space="preserve">orientation,fit_to_pages</w:t>
+        <w:t xml:space="preserve">не используется.</w:t>
       </w:r>
     </w:p>
     <w:p>
@@ -24336,91 +26834,22 @@
           <w:b/>
           <w:bCs/>
         </w:rPr>
-        <w:t xml:space="preserve">Примеры:</w:t>
-      </w:r>
-      <w:r>
-        <w:t xml:space="preserve"> </w:t>
-      </w:r>
-      <w:r>
-        <w:t xml:space="preserve">| Колонка B | Колонка C | Описание |</w:t>
-      </w:r>
-      <w:r>
-        <w:t xml:space="preserve"> </w:t>
-      </w:r>
-      <w:r>
-        <w:t xml:space="preserve">|———–|———–|———-|</w:t>
-      </w:r>
-      <w:r>
-        <w:t xml:space="preserve"> </w:t>
-      </w:r>
-      <w:r>
-        <w:t xml:space="preserve">|</w:t>
-      </w:r>
-      <w:r>
-        <w:t xml:space="preserve"> </w:t>
-      </w:r>
-      <w:r>
-        <w:rPr>
-          <w:rStyle w:val="VerbatimChar"/>
-        </w:rPr>
-        <w:t xml:space="preserve">стиль_печати</w:t>
-      </w:r>
-      <w:r>
-        <w:t xml:space="preserve"> </w:t>
-      </w:r>
-      <w:r>
-        <w:t xml:space="preserve">|</w:t>
-      </w:r>
-      <w:r>
-        <w:t xml:space="preserve"> </w:t>
-      </w:r>
-      <w:r>
-        <w:rPr>
-          <w:rStyle w:val="VerbatimChar"/>
-        </w:rPr>
-        <w:t xml:space="preserve">landscape,1</w:t>
-      </w:r>
-      <w:r>
-        <w:t xml:space="preserve"> </w:t>
-      </w:r>
-      <w:r>
-        <w:t xml:space="preserve">| Альбомная, вписать в 1 страницу |</w:t>
-      </w:r>
-      <w:r>
-        <w:t xml:space="preserve"> </w:t>
-      </w:r>
-      <w:r>
-        <w:t xml:space="preserve">|</w:t>
-      </w:r>
-      <w:r>
-        <w:t xml:space="preserve"> </w:t>
-      </w:r>
-      <w:r>
-        <w:rPr>
-          <w:rStyle w:val="VerbatimChar"/>
-        </w:rPr>
-        <w:t xml:space="preserve">стиль_печати</w:t>
-      </w:r>
-      <w:r>
-        <w:t xml:space="preserve"> </w:t>
-      </w:r>
-      <w:r>
-        <w:t xml:space="preserve">|</w:t>
-      </w:r>
-      <w:r>
-        <w:t xml:space="preserve"> </w:t>
-      </w:r>
-      <w:r>
-        <w:rPr>
-          <w:rStyle w:val="VerbatimChar"/>
-        </w:rPr>
-        <w:t xml:space="preserve">portrait,0</w:t>
-      </w:r>
-      <w:r>
-        <w:t xml:space="preserve"> </w:t>
-      </w:r>
-      <w:r>
-        <w:t xml:space="preserve">| Книжная, не менять масштаб |</w:t>
+        <w:t xml:space="preserve">Что меняет:</w:t>
+      </w:r>
+      <w:r>
+        <w:t xml:space="preserve"> </w:t>
+      </w:r>
+      <w:r>
+        <w:rPr>
+          <w:rStyle w:val="VerbatimChar"/>
+        </w:rPr>
+        <w:t xml:space="preserve">freezeAtPosition(0, n)</w:t>
+      </w:r>
+      <w:r>
+        <w:t xml:space="preserve"> </w:t>
+      </w:r>
+      <w:r>
+        <w:t xml:space="preserve">— закреплены строки 0…n−1 (n = номер первой строки данных в 1-based нотации).</w:t>
       </w:r>
     </w:p>
     <w:p>
@@ -24432,37 +26861,41 @@
           <w:b/>
           <w:bCs/>
         </w:rPr>
-        <w:t xml:space="preserve">Что меняет:</w:t>
-      </w:r>
-      <w:r>
-        <w:t xml:space="preserve"> </w:t>
-      </w:r>
-      <w:r>
-        <w:rPr>
-          <w:rStyle w:val="VerbatimChar"/>
-        </w:rPr>
-        <w:t xml:space="preserve">Orientation</w:t>
-      </w:r>
-      <w:r>
-        <w:t xml:space="preserve"> </w:t>
-      </w:r>
-      <w:r>
-        <w:t xml:space="preserve">и</w:t>
-      </w:r>
-      <w:r>
-        <w:t xml:space="preserve"> </w:t>
-      </w:r>
-      <w:r>
-        <w:rPr>
-          <w:rStyle w:val="VerbatimChar"/>
-        </w:rPr>
-        <w:t xml:space="preserve">ScaleToPagesX/Y</w:t>
-      </w:r>
-      <w:r>
-        <w:t xml:space="preserve"> </w:t>
-      </w:r>
-      <w:r>
-        <w:t xml:space="preserve">стиля страницы.</w:t>
+        <w:t xml:space="preserve">Примечание:</w:t>
+      </w:r>
+      <w:r>
+        <w:t xml:space="preserve"> </w:t>
+      </w:r>
+      <w:r>
+        <w:t xml:space="preserve">после стандартного</w:t>
+      </w:r>
+      <w:r>
+        <w:t xml:space="preserve"> </w:t>
+      </w:r>
+      <w:r>
+        <w:rPr>
+          <w:rStyle w:val="VerbatimChar"/>
+        </w:rPr>
+        <w:t xml:space="preserve">apply_result_sheet_formatting</w:t>
+      </w:r>
+      <w:r>
+        <w:t xml:space="preserve"> </w:t>
+      </w:r>
+      <w:r>
+        <w:t xml:space="preserve">заголовок на листах результата закрепляется</w:t>
+      </w:r>
+      <w:r>
+        <w:t xml:space="preserve"> </w:t>
+      </w:r>
+      <w:r>
+        <w:rPr>
+          <w:b/>
+          <w:bCs/>
+        </w:rPr>
+        <w:t xml:space="preserve">автоматически</w:t>
+      </w:r>
+      <w:r>
+        <w:t xml:space="preserve">; этот шаг нужен только для особых диапазонов или повторного закрепления после нестандартных правок.</w:t>
       </w:r>
     </w:p>
     <w:p>
@@ -24473,89 +26906,56 @@
       </w:r>
     </w:p>
     <w:bookmarkEnd w:id="70"/>
-    <w:bookmarkEnd w:id="71"/>
-    <w:bookmarkStart w:id="82" w:name="функции-постобработки-строки-row"/>
-    <w:p>
-      <w:pPr>
-        <w:pStyle w:val="Heading2"/>
-      </w:pPr>
-      <w:r>
-        <w:t xml:space="preserve">Функции постобработки строки (ROW)</w:t>
+    <w:bookmarkStart w:id="71" w:name="Xe9e7a7b9963437c058134c1fb0b085063024b60"/>
+    <w:p>
+      <w:pPr>
+        <w:pStyle w:val="Heading3"/>
+      </w:pPr>
+      <w:r>
+        <w:t xml:space="preserve">24.</w:t>
+      </w:r>
+      <w:r>
+        <w:t xml:space="preserve"> </w:t>
+      </w:r>
+      <w:r>
+        <w:rPr>
+          <w:rStyle w:val="VerbatimChar"/>
+        </w:rPr>
+        <w:t xml:space="preserve">ширина_столбцов</w:t>
+      </w:r>
+      <w:r>
+        <w:t xml:space="preserve"> </w:t>
+      </w:r>
+      <w:r>
+        <w:t xml:space="preserve">— merge_pp_range_set_column_widths</w:t>
       </w:r>
     </w:p>
     <w:p>
       <w:pPr>
         <w:pStyle w:val="FirstParagraph"/>
       </w:pPr>
-      <w:r>
-        <w:t xml:space="preserve">Вызваются</w:t>
-      </w:r>
-      <w:r>
-        <w:t xml:space="preserve"> </w:t>
-      </w:r>
       <w:r>
         <w:rPr>
           <w:b/>
           <w:bCs/>
         </w:rPr>
-        <w:t xml:space="preserve">для каждой строки</w:t>
-      </w:r>
-      <w:r>
-        <w:t xml:space="preserve"> </w:t>
-      </w:r>
-      <w:r>
-        <w:t xml:space="preserve">данных. Медленнее range-функций, но позволяют контекстно-зависимую обработку.</w:t>
-      </w:r>
-    </w:p>
-    <w:bookmarkStart w:id="72" w:name="X569a16284b9248db0c7200679c23aeb3e7b589d"/>
-    <w:p>
-      <w:pPr>
-        <w:pStyle w:val="Heading3"/>
-      </w:pPr>
-      <w:r>
-        <w:t xml:space="preserve">1.</w:t>
-      </w:r>
-      <w:r>
-        <w:t xml:space="preserve"> </w:t>
-      </w:r>
-      <w:r>
-        <w:rPr>
-          <w:rStyle w:val="VerbatimChar"/>
-        </w:rPr>
-        <w:t xml:space="preserve">merge_pp_row_zebra_stripes</w:t>
-      </w:r>
-      <w:r>
-        <w:t xml:space="preserve"> </w:t>
-      </w:r>
-      <w:r>
-        <w:t xml:space="preserve">(только из кода)</w:t>
-      </w:r>
-    </w:p>
-    <w:p>
-      <w:pPr>
-        <w:pStyle w:val="FirstParagraph"/>
-      </w:pPr>
+        <w:t xml:space="preserve">Назначение:</w:t>
+      </w:r>
+      <w:r>
+        <w:t xml:space="preserve"> </w:t>
+      </w:r>
+      <w:r>
+        <w:t xml:space="preserve">Задать фиксированную ширину столбцов в</w:t>
+      </w:r>
+      <w:r>
+        <w:t xml:space="preserve"> </w:t>
+      </w:r>
       <w:r>
         <w:rPr>
           <w:b/>
           <w:bCs/>
         </w:rPr>
-        <w:t xml:space="preserve">Назначение:</w:t>
-      </w:r>
-      <w:r>
-        <w:t xml:space="preserve"> </w:t>
-      </w:r>
-      <w:r>
-        <w:t xml:space="preserve">«Зебра» построчно: чередование оформления строк данных по чётности</w:t>
-      </w:r>
-      <w:r>
-        <w:t xml:space="preserve"> </w:t>
-      </w:r>
-      <w:r>
-        <w:rPr>
-          <w:rStyle w:val="VerbatimChar"/>
-        </w:rPr>
-        <w:t xml:space="preserve">row_index</w:t>
+        <w:t xml:space="preserve">миллиметрах</w:t>
       </w:r>
       <w:r>
         <w:t xml:space="preserve">.</w:t>
@@ -24570,109 +26970,72 @@
           <w:b/>
           <w:bCs/>
         </w:rPr>
-        <w:t xml:space="preserve">Ключ листа:</w:t>
-      </w:r>
-      <w:r>
-        <w:t xml:space="preserve"> </w:t>
-      </w:r>
-      <w:r>
-        <w:t xml:space="preserve">не зарегистрирован в</w:t>
-      </w:r>
-      <w:r>
-        <w:t xml:space="preserve"> </w:t>
-      </w:r>
-      <w:r>
-        <w:rPr>
-          <w:rStyle w:val="VerbatimChar"/>
-        </w:rPr>
-        <w:t xml:space="preserve">MERGE_RESULT_POSTPROCESS_ROW_MAP</w:t>
-      </w:r>
-      <w:r>
-        <w:t xml:space="preserve">. Подключение — через</w:t>
-      </w:r>
-      <w:r>
-        <w:t xml:space="preserve"> </w:t>
-      </w:r>
-      <w:r>
-        <w:rPr>
-          <w:rStyle w:val="VerbatimChar"/>
-        </w:rPr>
-        <w:t xml:space="preserve">_MERGE_CODE_POSTPROCESS_ROW</w:t>
-      </w:r>
-      <w:r>
-        <w:t xml:space="preserve"> </w:t>
-      </w:r>
-      <w:r>
-        <w:t xml:space="preserve">в</w:t>
-      </w:r>
-      <w:r>
-        <w:t xml:space="preserve"> </w:t>
-      </w:r>
-      <w:r>
-        <w:rPr>
-          <w:rStyle w:val="VerbatimChar"/>
-        </w:rPr>
-        <w:t xml:space="preserve">collect_workbooks.py</w:t>
-      </w:r>
-      <w:r>
-        <w:t xml:space="preserve">.</w:t>
-      </w:r>
-    </w:p>
-    <w:p>
-      <w:pPr>
-        <w:pStyle w:val="BodyText"/>
-      </w:pPr>
+        <w:t xml:space="preserve">Rest из C:</w:t>
+      </w:r>
+      <w:r>
+        <w:t xml:space="preserve"> </w:t>
+      </w:r>
+      <w:r>
+        <w:t xml:space="preserve">| Колонка C | Поведение |</w:t>
+      </w:r>
+      <w:r>
+        <w:t xml:space="preserve"> </w:t>
+      </w:r>
+      <w:r>
+        <w:t xml:space="preserve">|———–|———–|</w:t>
+      </w:r>
+      <w:r>
+        <w:t xml:space="preserve"> </w:t>
+      </w:r>
+      <w:r>
+        <w:t xml:space="preserve">|</w:t>
+      </w:r>
+      <w:r>
+        <w:t xml:space="preserve"> </w:t>
+      </w:r>
+      <w:r>
+        <w:rPr>
+          <w:i/>
+          <w:iCs/>
+        </w:rPr>
+        <w:t xml:space="preserve">(пусто)</w:t>
+      </w:r>
+      <w:r>
+        <w:t xml:space="preserve"> </w:t>
+      </w:r>
+      <w:r>
+        <w:t xml:space="preserve">| Все столбцы диапазона,</w:t>
+      </w:r>
+      <w:r>
+        <w:t xml:space="preserve"> </w:t>
+      </w:r>
       <w:r>
         <w:rPr>
           <w:b/>
           <w:bCs/>
         </w:rPr>
-        <w:t xml:space="preserve">Rest из C:</w:t>
-      </w:r>
-      <w:r>
-        <w:t xml:space="preserve"> </w:t>
-      </w:r>
-      <w:r>
-        <w:t xml:space="preserve">тот же формат, что у</w:t>
-      </w:r>
-      <w:r>
-        <w:t xml:space="preserve"> </w:t>
-      </w:r>
-      <w:r>
-        <w:rPr>
-          <w:rStyle w:val="VerbatimChar"/>
-        </w:rPr>
-        <w:t xml:space="preserve">зебра_диапазон</w:t>
-      </w:r>
-      <w:r>
-        <w:t xml:space="preserve"> </w:t>
-      </w:r>
-      <w:r>
-        <w:t xml:space="preserve">—</w:t>
-      </w:r>
-      <w:r>
-        <w:t xml:space="preserve"> </w:t>
-      </w:r>
-      <w:r>
-        <w:rPr>
-          <w:rStyle w:val="VerbatimChar"/>
-        </w:rPr>
-        <w:t xml:space="preserve">роль:заливка/шрифт</w:t>
-      </w:r>
-      <w:r>
-        <w:t xml:space="preserve"> </w:t>
-      </w:r>
-      <w:r>
-        <w:t xml:space="preserve">через</w:t>
-      </w:r>
-      <w:r>
-        <w:t xml:space="preserve"> </w:t>
-      </w:r>
-      <w:r>
-        <w:rPr>
-          <w:rStyle w:val="VerbatimChar"/>
-        </w:rPr>
-        <w:t xml:space="preserve">;</w:t>
+        <w:t xml:space="preserve">30 мм</w:t>
+      </w:r>
+      <w:r>
+        <w:t xml:space="preserve"> </w:t>
+      </w:r>
+      <w:r>
+        <w:t xml:space="preserve">|</w:t>
+      </w:r>
+      <w:r>
+        <w:t xml:space="preserve"> </w:t>
+      </w:r>
+      <w:r>
+        <w:t xml:space="preserve">|</w:t>
+      </w:r>
+      <w:r>
+        <w:t xml:space="preserve"> </w:t>
+      </w:r>
+      <w:r>
+        <w:rPr>
+          <w:rStyle w:val="VerbatimChar"/>
+        </w:rPr>
+        <w:t xml:space="preserve">30</w:t>
       </w:r>
       <w:r>
         <w:t xml:space="preserve"> </w:t>
@@ -24687,13 +27050,126 @@
         <w:rPr>
           <w:rStyle w:val="VerbatimChar"/>
         </w:rPr>
+        <w:t xml:space="preserve">30 мм</w:t>
+      </w:r>
+      <w:r>
+        <w:t xml:space="preserve"> </w:t>
+      </w:r>
+      <w:r>
+        <w:t xml:space="preserve">| Все столбцы, 30 мм |</w:t>
+      </w:r>
+      <w:r>
+        <w:t xml:space="preserve"> </w:t>
+      </w:r>
+      <w:r>
+        <w:t xml:space="preserve">|</w:t>
+      </w:r>
+      <w:r>
+        <w:t xml:space="preserve"> </w:t>
+      </w:r>
+      <w:r>
+        <w:rPr>
+          <w:rStyle w:val="VerbatimChar"/>
+        </w:rPr>
+        <w:t xml:space="preserve">1,2,3 / 30</w:t>
+      </w:r>
+      <w:r>
+        <w:t xml:space="preserve"> </w:t>
+      </w:r>
+      <w:r>
+        <w:t xml:space="preserve">(или</w:t>
+      </w:r>
+      <w:r>
+        <w:t xml:space="preserve"> </w:t>
+      </w:r>
+      <w:r>
+        <w:rPr>
+          <w:rStyle w:val="VerbatimChar"/>
+        </w:rPr>
+        <w:t xml:space="preserve">-&gt;</w:t>
+      </w:r>
+      <w:r>
         <w:t xml:space="preserve">,</w:t>
       </w:r>
       <w:r>
         <w:t xml:space="preserve"> </w:t>
       </w:r>
       <w:r>
-        <w:t xml:space="preserve">(см. раздел в начале документа).</w:t>
+        <w:rPr>
+          <w:rStyle w:val="VerbatimChar"/>
+        </w:rPr>
+        <w:t xml:space="preserve">=</w:t>
+      </w:r>
+      <w:r>
+        <w:t xml:space="preserve">) | Столбцы 1-based (A=1), ширина 30 мм |</w:t>
+      </w:r>
+      <w:r>
+        <w:t xml:space="preserve"> </w:t>
+      </w:r>
+      <w:r>
+        <w:t xml:space="preserve">|</w:t>
+      </w:r>
+      <w:r>
+        <w:t xml:space="preserve"> </w:t>
+      </w:r>
+      <w:r>
+        <w:rPr>
+          <w:rStyle w:val="VerbatimChar"/>
+        </w:rPr>
+        <w:t xml:space="preserve">0</w:t>
+      </w:r>
+      <w:r>
+        <w:t xml:space="preserve"> </w:t>
+      </w:r>
+      <w:r>
+        <w:t xml:space="preserve">| Скрыть столбец(ы) |</w:t>
+      </w:r>
+    </w:p>
+    <w:p>
+      <w:pPr>
+        <w:pStyle w:val="BodyText"/>
+      </w:pPr>
+      <w:r>
+        <w:t xml:space="preserve">Число — миллиметры; суффикс</w:t>
+      </w:r>
+      <w:r>
+        <w:t xml:space="preserve"> </w:t>
+      </w:r>
+      <w:r>
+        <w:rPr>
+          <w:rStyle w:val="VerbatimChar"/>
+        </w:rPr>
+        <w:t xml:space="preserve">мм</w:t>
+      </w:r>
+      <w:r>
+        <w:t xml:space="preserve">/</w:t>
+      </w:r>
+      <w:r>
+        <w:rPr>
+          <w:rStyle w:val="VerbatimChar"/>
+        </w:rPr>
+        <w:t xml:space="preserve">mm</w:t>
+      </w:r>
+      <w:r>
+        <w:t xml:space="preserve"> </w:t>
+      </w:r>
+      <w:r>
+        <w:t xml:space="preserve">необязателен. Старый формат с</w:t>
+      </w:r>
+      <w:r>
+        <w:t xml:space="preserve"> </w:t>
+      </w:r>
+      <w:r>
+        <w:rPr>
+          <w:rStyle w:val="VerbatimChar"/>
+        </w:rPr>
+        <w:t xml:space="preserve">″</w:t>
+      </w:r>
+      <w:r>
+        <w:t xml:space="preserve"> </w:t>
+      </w:r>
+      <w:r>
+        <w:t xml:space="preserve">понимается как дюймы (перевод в мм).</w:t>
       </w:r>
     </w:p>
     <w:p>
@@ -24705,64 +27181,13 @@
           <w:b/>
           <w:bCs/>
         </w:rPr>
-        <w:t xml:space="preserve">Что меняет:</w:t>
-      </w:r>
-      <w:r>
-        <w:t xml:space="preserve"> </w:t>
-      </w:r>
-      <w:r>
-        <w:rPr>
-          <w:rStyle w:val="VerbatimChar"/>
-        </w:rPr>
-        <w:t xml:space="preserve">CellBackColor</w:t>
-      </w:r>
-      <w:r>
-        <w:t xml:space="preserve"> </w:t>
-      </w:r>
-      <w:r>
-        <w:t xml:space="preserve">и</w:t>
-      </w:r>
-      <w:r>
-        <w:t xml:space="preserve"> </w:t>
-      </w:r>
-      <w:r>
-        <w:rPr>
-          <w:rStyle w:val="VerbatimChar"/>
-        </w:rPr>
-        <w:t xml:space="preserve">CharColor</w:t>
-      </w:r>
-      <w:r>
-        <w:t xml:space="preserve"> </w:t>
-      </w:r>
-      <w:r>
-        <w:t xml:space="preserve">строки по чётности.</w:t>
-      </w:r>
-    </w:p>
-    <w:p>
-      <w:pPr>
-        <w:pStyle w:val="BodyText"/>
-      </w:pPr>
-      <w:r>
-        <w:rPr>
-          <w:b/>
-          <w:bCs/>
-        </w:rPr>
-        <w:t xml:space="preserve">Примечание:</w:t>
-      </w:r>
-      <w:r>
-        <w:t xml:space="preserve"> </w:t>
-      </w:r>
-      <w:r>
-        <w:t xml:space="preserve">Медленнее range-</w:t>
-      </w:r>
-      <w:r>
-        <w:rPr>
-          <w:rStyle w:val="VerbatimChar"/>
-        </w:rPr>
-        <w:t xml:space="preserve">зебра_диапазон</w:t>
-      </w:r>
-      <w:r>
-        <w:t xml:space="preserve">, но совместима с другими row-функциями.</w:t>
+        <w:t xml:space="preserve">Когда вызывать:</w:t>
+      </w:r>
+      <w:r>
+        <w:t xml:space="preserve"> </w:t>
+      </w:r>
+      <w:r>
+        <w:t xml:space="preserve">После «скрыть_служебные»; до печати («стиль_печати»).</w:t>
       </w:r>
     </w:p>
     <w:p>
@@ -24772,29 +27197,29 @@
         </w:pict>
       </w:r>
     </w:p>
-    <w:bookmarkEnd w:id="72"/>
-    <w:bookmarkStart w:id="73" w:name="высота_строки-merge_pp_row_height_pad"/>
+    <w:bookmarkEnd w:id="71"/>
+    <w:bookmarkStart w:id="72" w:name="автофильтр-merge_pp_range_add_filter"/>
     <w:p>
       <w:pPr>
         <w:pStyle w:val="Heading3"/>
       </w:pPr>
       <w:r>
-        <w:t xml:space="preserve">2.</w:t>
-      </w:r>
-      <w:r>
-        <w:t xml:space="preserve"> </w:t>
-      </w:r>
-      <w:r>
-        <w:rPr>
-          <w:rStyle w:val="VerbatimChar"/>
-        </w:rPr>
-        <w:t xml:space="preserve">высота_строки</w:t>
-      </w:r>
-      <w:r>
-        <w:t xml:space="preserve"> </w:t>
-      </w:r>
-      <w:r>
-        <w:t xml:space="preserve">— merge_pp_row_height_pad</w:t>
+        <w:t xml:space="preserve">25.</w:t>
+      </w:r>
+      <w:r>
+        <w:t xml:space="preserve"> </w:t>
+      </w:r>
+      <w:r>
+        <w:rPr>
+          <w:rStyle w:val="VerbatimChar"/>
+        </w:rPr>
+        <w:t xml:space="preserve">автофильтр</w:t>
+      </w:r>
+      <w:r>
+        <w:t xml:space="preserve"> </w:t>
+      </w:r>
+      <w:r>
+        <w:t xml:space="preserve">— merge_pp_range_add_filter</w:t>
       </w:r>
     </w:p>
     <w:p>
@@ -24812,34 +27237,18 @@
         <w:t xml:space="preserve"> </w:t>
       </w:r>
       <w:r>
-        <w:t xml:space="preserve">Добавить запас высоты строке данных (~2 мм)</w:t>
-      </w:r>
-      <w:r>
-        <w:t xml:space="preserve"> </w:t>
-      </w:r>
+        <w:t xml:space="preserve">Создать именованный DatabaseRange с AutoFilter.</w:t>
+      </w:r>
+    </w:p>
+    <w:p>
+      <w:pPr>
+        <w:pStyle w:val="BodyText"/>
+      </w:pPr>
       <w:r>
         <w:rPr>
           <w:b/>
           <w:bCs/>
         </w:rPr>
-        <w:t xml:space="preserve">построчно</w:t>
-      </w:r>
-      <w:r>
-        <w:t xml:space="preserve"> </w:t>
-      </w:r>
-      <w:r>
-        <w:t xml:space="preserve">(медленно на больших листах).</w:t>
-      </w:r>
-    </w:p>
-    <w:p>
-      <w:pPr>
-        <w:pStyle w:val="BodyText"/>
-      </w:pPr>
-      <w:r>
-        <w:rPr>
-          <w:b/>
-          <w:bCs/>
-        </w:rPr>
         <w:t xml:space="preserve">Rest из C:</w:t>
       </w:r>
       <w:r>
@@ -24847,87 +27256,6 @@
       </w:r>
       <w:r>
         <w:t xml:space="preserve">не используется.</w:t>
-      </w:r>
-    </w:p>
-    <w:p>
-      <w:pPr>
-        <w:pStyle w:val="BodyText"/>
-      </w:pPr>
-      <w:r>
-        <w:rPr>
-          <w:b/>
-          <w:bCs/>
-        </w:rPr>
-        <w:t xml:space="preserve">Что меняет:</w:t>
-      </w:r>
-      <w:r>
-        <w:t xml:space="preserve"> </w:t>
-      </w:r>
-      <w:r>
-        <w:rPr>
-          <w:rStyle w:val="VerbatimChar"/>
-        </w:rPr>
-        <w:t xml:space="preserve">Height</w:t>
-      </w:r>
-      <w:r>
-        <w:t xml:space="preserve"> </w:t>
-      </w:r>
-      <w:r>
-        <w:t xml:space="preserve">строки</w:t>
-      </w:r>
-      <w:r>
-        <w:t xml:space="preserve"> </w:t>
-      </w:r>
-      <w:r>
-        <w:rPr>
-          <w:rStyle w:val="VerbatimChar"/>
-        </w:rPr>
-        <w:t xml:space="preserve">row_index</w:t>
-      </w:r>
-      <w:r>
-        <w:t xml:space="preserve">.</w:t>
-      </w:r>
-    </w:p>
-    <w:p>
-      <w:pPr>
-        <w:pStyle w:val="BodyText"/>
-      </w:pPr>
-      <w:r>
-        <w:rPr>
-          <w:b/>
-          <w:bCs/>
-        </w:rPr>
-        <w:t xml:space="preserve">Примечание:</w:t>
-      </w:r>
-      <w:r>
-        <w:t xml:space="preserve"> </w:t>
-      </w:r>
-      <w:r>
-        <w:t xml:space="preserve">Предпочтительно range-функция</w:t>
-      </w:r>
-      <w:r>
-        <w:t xml:space="preserve"> </w:t>
-      </w:r>
-      <w:r>
-        <w:rPr>
-          <w:rStyle w:val="VerbatimChar"/>
-        </w:rPr>
-        <w:t xml:space="preserve">высота_строки</w:t>
-      </w:r>
-      <w:r>
-        <w:t xml:space="preserve"> </w:t>
-      </w:r>
-      <w:r>
-        <w:t xml:space="preserve">(</w:t>
-      </w:r>
-      <w:r>
-        <w:rPr>
-          <w:rStyle w:val="VerbatimChar"/>
-        </w:rPr>
-        <w:t xml:space="preserve">merge_pp_range_row_height_pad</w:t>
-      </w:r>
-      <w:r>
-        <w:t xml:space="preserve">) — автофит и единая высота для всех строк данных без цикла.</w:t>
       </w:r>
     </w:p>
     <w:p>
@@ -24937,29 +27265,29 @@
         </w:pict>
       </w:r>
     </w:p>
-    <w:bookmarkEnd w:id="73"/>
-    <w:bookmarkStart w:id="74" w:name="Xbe81d24b0309b43d50ee1fca562267248813bac"/>
+    <w:bookmarkEnd w:id="72"/>
+    <w:bookmarkStart w:id="73" w:name="Xbdda883875f1a8b16ffc1384138b7cf11c80742"/>
     <w:p>
       <w:pPr>
         <w:pStyle w:val="Heading3"/>
       </w:pPr>
       <w:r>
-        <w:t xml:space="preserve">3.</w:t>
-      </w:r>
-      <w:r>
-        <w:t xml:space="preserve"> </w:t>
-      </w:r>
-      <w:r>
-        <w:rPr>
-          <w:rStyle w:val="VerbatimChar"/>
-        </w:rPr>
-        <w:t xml:space="preserve">серые_служебные</w:t>
-      </w:r>
-      <w:r>
-        <w:t xml:space="preserve"> </w:t>
-      </w:r>
-      <w:r>
-        <w:t xml:space="preserve">— merge_pp_row_gray_service_columns</w:t>
+        <w:t xml:space="preserve">26.</w:t>
+      </w:r>
+      <w:r>
+        <w:t xml:space="preserve"> </w:t>
+      </w:r>
+      <w:r>
+        <w:rPr>
+          <w:rStyle w:val="VerbatimChar"/>
+        </w:rPr>
+        <w:t xml:space="preserve">стиль_печати</w:t>
+      </w:r>
+      <w:r>
+        <w:t xml:space="preserve"> </w:t>
+      </w:r>
+      <w:r>
+        <w:t xml:space="preserve">— merge_pp_range_set_page_style</w:t>
       </w:r>
     </w:p>
     <w:p>
@@ -24977,7 +27305,7 @@
         <w:t xml:space="preserve"> </w:t>
       </w:r>
       <w:r>
-        <w:t xml:space="preserve">Бледный текст в ячейках A–B текущей строки данных.</w:t>
+        <w:t xml:space="preserve">Настроить стиль страницы листа для печати.</w:t>
       </w:r>
     </w:p>
     <w:p>
@@ -24995,7 +27323,10 @@
         <w:t xml:space="preserve"> </w:t>
       </w:r>
       <w:r>
-        <w:t xml:space="preserve">не используется.</w:t>
+        <w:rPr>
+          <w:rStyle w:val="VerbatimChar"/>
+        </w:rPr>
+        <w:t xml:space="preserve">orientation,fit_to_pages</w:t>
       </w:r>
     </w:p>
     <w:p>
@@ -25007,22 +27338,91 @@
           <w:b/>
           <w:bCs/>
         </w:rPr>
-        <w:t xml:space="preserve">Что меняет:</w:t>
-      </w:r>
-      <w:r>
-        <w:t xml:space="preserve"> </w:t>
-      </w:r>
-      <w:r>
-        <w:rPr>
-          <w:rStyle w:val="VerbatimChar"/>
-        </w:rPr>
-        <w:t xml:space="preserve">CharColor</w:t>
-      </w:r>
-      <w:r>
-        <w:t xml:space="preserve"> </w:t>
-      </w:r>
-      <w:r>
-        <w:t xml:space="preserve">служебных ячеек строки (индексы 0 и 1).</w:t>
+        <w:t xml:space="preserve">Примеры:</w:t>
+      </w:r>
+      <w:r>
+        <w:t xml:space="preserve"> </w:t>
+      </w:r>
+      <w:r>
+        <w:t xml:space="preserve">| Колонка B | Колонка C | Описание |</w:t>
+      </w:r>
+      <w:r>
+        <w:t xml:space="preserve"> </w:t>
+      </w:r>
+      <w:r>
+        <w:t xml:space="preserve">|———–|———–|———-|</w:t>
+      </w:r>
+      <w:r>
+        <w:t xml:space="preserve"> </w:t>
+      </w:r>
+      <w:r>
+        <w:t xml:space="preserve">|</w:t>
+      </w:r>
+      <w:r>
+        <w:t xml:space="preserve"> </w:t>
+      </w:r>
+      <w:r>
+        <w:rPr>
+          <w:rStyle w:val="VerbatimChar"/>
+        </w:rPr>
+        <w:t xml:space="preserve">стиль_печати</w:t>
+      </w:r>
+      <w:r>
+        <w:t xml:space="preserve"> </w:t>
+      </w:r>
+      <w:r>
+        <w:t xml:space="preserve">|</w:t>
+      </w:r>
+      <w:r>
+        <w:t xml:space="preserve"> </w:t>
+      </w:r>
+      <w:r>
+        <w:rPr>
+          <w:rStyle w:val="VerbatimChar"/>
+        </w:rPr>
+        <w:t xml:space="preserve">landscape,1</w:t>
+      </w:r>
+      <w:r>
+        <w:t xml:space="preserve"> </w:t>
+      </w:r>
+      <w:r>
+        <w:t xml:space="preserve">| Альбомная, вписать в 1 страницу |</w:t>
+      </w:r>
+      <w:r>
+        <w:t xml:space="preserve"> </w:t>
+      </w:r>
+      <w:r>
+        <w:t xml:space="preserve">|</w:t>
+      </w:r>
+      <w:r>
+        <w:t xml:space="preserve"> </w:t>
+      </w:r>
+      <w:r>
+        <w:rPr>
+          <w:rStyle w:val="VerbatimChar"/>
+        </w:rPr>
+        <w:t xml:space="preserve">стиль_печати</w:t>
+      </w:r>
+      <w:r>
+        <w:t xml:space="preserve"> </w:t>
+      </w:r>
+      <w:r>
+        <w:t xml:space="preserve">|</w:t>
+      </w:r>
+      <w:r>
+        <w:t xml:space="preserve"> </w:t>
+      </w:r>
+      <w:r>
+        <w:rPr>
+          <w:rStyle w:val="VerbatimChar"/>
+        </w:rPr>
+        <w:t xml:space="preserve">portrait,0</w:t>
+      </w:r>
+      <w:r>
+        <w:t xml:space="preserve"> </w:t>
+      </w:r>
+      <w:r>
+        <w:t xml:space="preserve">| Книжная, не менять масштаб |</w:t>
       </w:r>
     </w:p>
     <w:p>
@@ -25034,13 +27434,37 @@
           <w:b/>
           <w:bCs/>
         </w:rPr>
-        <w:t xml:space="preserve">Примечание:</w:t>
-      </w:r>
-      <w:r>
-        <w:t xml:space="preserve"> </w:t>
-      </w:r>
-      <w:r>
-        <w:t xml:space="preserve">Дублирует часть стандартного форматирования.</w:t>
+        <w:t xml:space="preserve">Что меняет:</w:t>
+      </w:r>
+      <w:r>
+        <w:t xml:space="preserve"> </w:t>
+      </w:r>
+      <w:r>
+        <w:rPr>
+          <w:rStyle w:val="VerbatimChar"/>
+        </w:rPr>
+        <w:t xml:space="preserve">Orientation</w:t>
+      </w:r>
+      <w:r>
+        <w:t xml:space="preserve"> </w:t>
+      </w:r>
+      <w:r>
+        <w:t xml:space="preserve">и</w:t>
+      </w:r>
+      <w:r>
+        <w:t xml:space="preserve"> </w:t>
+      </w:r>
+      <w:r>
+        <w:rPr>
+          <w:rStyle w:val="VerbatimChar"/>
+        </w:rPr>
+        <w:t xml:space="preserve">ScaleToPagesX/Y</w:t>
+      </w:r>
+      <w:r>
+        <w:t xml:space="preserve"> </w:t>
+      </w:r>
+      <w:r>
+        <w:t xml:space="preserve">стиля страницы.</w:t>
       </w:r>
     </w:p>
     <w:p>
@@ -25050,65 +27474,93 @@
         </w:pict>
       </w:r>
     </w:p>
+    <w:bookmarkEnd w:id="73"/>
     <w:bookmarkEnd w:id="74"/>
-    <w:bookmarkStart w:id="75" w:name="X76de86b3967ec3dc07f7cdfc221232c72ebd6cd"/>
-    <w:p>
-      <w:pPr>
-        <w:pStyle w:val="Heading3"/>
-      </w:pPr>
-      <w:r>
-        <w:t xml:space="preserve">4.</w:t>
-      </w:r>
-      <w:r>
-        <w:t xml:space="preserve"> </w:t>
-      </w:r>
-      <w:r>
-        <w:rPr>
-          <w:rStyle w:val="VerbatimChar"/>
-        </w:rPr>
-        <w:t xml:space="preserve">полосы_по_пути</w:t>
-      </w:r>
-      <w:r>
-        <w:t xml:space="preserve"> </w:t>
-      </w:r>
-      <w:r>
-        <w:t xml:space="preserve">— merge_pp_row_stripe_on_path_change</w:t>
+    <w:bookmarkStart w:id="85" w:name="функции-постобработки-строки-row"/>
+    <w:p>
+      <w:pPr>
+        <w:pStyle w:val="Heading2"/>
+      </w:pPr>
+      <w:r>
+        <w:t xml:space="preserve">Функции постобработки строки (ROW)</w:t>
       </w:r>
     </w:p>
     <w:p>
       <w:pPr>
         <w:pStyle w:val="FirstParagraph"/>
       </w:pPr>
+      <w:r>
+        <w:t xml:space="preserve">Вызваются</w:t>
+      </w:r>
+      <w:r>
+        <w:t xml:space="preserve"> </w:t>
+      </w:r>
       <w:r>
         <w:rPr>
           <w:b/>
           <w:bCs/>
         </w:rPr>
-        <w:t xml:space="preserve">Назначение:</w:t>
-      </w:r>
-      <w:r>
-        <w:t xml:space="preserve"> </w:t>
-      </w:r>
-      <w:r>
-        <w:t xml:space="preserve">Чередовать оттенок фона блока строк при смене значения в колонке #Путь (A).</w:t>
-      </w:r>
-    </w:p>
-    <w:p>
-      <w:pPr>
-        <w:pStyle w:val="BodyText"/>
+        <w:t xml:space="preserve">для каждой строки</w:t>
+      </w:r>
+      <w:r>
+        <w:t xml:space="preserve"> </w:t>
+      </w:r>
+      <w:r>
+        <w:t xml:space="preserve">данных. Медленнее range-функций, но позволяют контекстно-зависимую обработку.</w:t>
+      </w:r>
+    </w:p>
+    <w:bookmarkStart w:id="75" w:name="X569a16284b9248db0c7200679c23aeb3e7b589d"/>
+    <w:p>
+      <w:pPr>
+        <w:pStyle w:val="Heading3"/>
+      </w:pPr>
+      <w:r>
+        <w:t xml:space="preserve">1.</w:t>
+      </w:r>
+      <w:r>
+        <w:t xml:space="preserve"> </w:t>
+      </w:r>
+      <w:r>
+        <w:rPr>
+          <w:rStyle w:val="VerbatimChar"/>
+        </w:rPr>
+        <w:t xml:space="preserve">merge_pp_row_zebra_stripes</w:t>
+      </w:r>
+      <w:r>
+        <w:t xml:space="preserve"> </w:t>
+      </w:r>
+      <w:r>
+        <w:t xml:space="preserve">(только из кода)</w:t>
+      </w:r>
+    </w:p>
+    <w:p>
+      <w:pPr>
+        <w:pStyle w:val="FirstParagraph"/>
       </w:pPr>
       <w:r>
         <w:rPr>
           <w:b/>
           <w:bCs/>
         </w:rPr>
-        <w:t xml:space="preserve">Rest из C:</w:t>
-      </w:r>
-      <w:r>
-        <w:t xml:space="preserve"> </w:t>
-      </w:r>
-      <w:r>
-        <w:t xml:space="preserve">не используется.</w:t>
+        <w:t xml:space="preserve">Назначение:</w:t>
+      </w:r>
+      <w:r>
+        <w:t xml:space="preserve"> </w:t>
+      </w:r>
+      <w:r>
+        <w:t xml:space="preserve">«Зебра» построчно: чередование оформления строк данных по чётности</w:t>
+      </w:r>
+      <w:r>
+        <w:t xml:space="preserve"> </w:t>
+      </w:r>
+      <w:r>
+        <w:rPr>
+          <w:rStyle w:val="VerbatimChar"/>
+        </w:rPr>
+        <w:t xml:space="preserve">row_index</w:t>
+      </w:r>
+      <w:r>
+        <w:t xml:space="preserve">.</w:t>
       </w:r>
     </w:p>
     <w:p>
@@ -25120,22 +27572,49 @@
           <w:b/>
           <w:bCs/>
         </w:rPr>
-        <w:t xml:space="preserve">Требование:</w:t>
-      </w:r>
-      <w:r>
-        <w:t xml:space="preserve"> </w:t>
-      </w:r>
-      <w:r>
-        <w:t xml:space="preserve">Перед использованием обязательно вызвать range-функцию</w:t>
-      </w:r>
-      <w:r>
-        <w:t xml:space="preserve"> </w:t>
-      </w:r>
-      <w:r>
-        <w:rPr>
-          <w:rStyle w:val="VerbatimChar"/>
-        </w:rPr>
-        <w:t xml:space="preserve">сброс_стрипов</w:t>
+        <w:t xml:space="preserve">Ключ листа:</w:t>
+      </w:r>
+      <w:r>
+        <w:t xml:space="preserve"> </w:t>
+      </w:r>
+      <w:r>
+        <w:t xml:space="preserve">не зарегистрирован в</w:t>
+      </w:r>
+      <w:r>
+        <w:t xml:space="preserve"> </w:t>
+      </w:r>
+      <w:r>
+        <w:rPr>
+          <w:rStyle w:val="VerbatimChar"/>
+        </w:rPr>
+        <w:t xml:space="preserve">MERGE_RESULT_POSTPROCESS_ROW_MAP</w:t>
+      </w:r>
+      <w:r>
+        <w:t xml:space="preserve">. Подключение — через</w:t>
+      </w:r>
+      <w:r>
+        <w:t xml:space="preserve"> </w:t>
+      </w:r>
+      <w:r>
+        <w:rPr>
+          <w:rStyle w:val="VerbatimChar"/>
+        </w:rPr>
+        <w:t xml:space="preserve">_MERGE_CODE_POSTPROCESS_ROW</w:t>
+      </w:r>
+      <w:r>
+        <w:t xml:space="preserve"> </w:t>
+      </w:r>
+      <w:r>
+        <w:t xml:space="preserve">в</w:t>
+      </w:r>
+      <w:r>
+        <w:t xml:space="preserve"> </w:t>
+      </w:r>
+      <w:r>
+        <w:rPr>
+          <w:rStyle w:val="VerbatimChar"/>
+        </w:rPr>
+        <w:t xml:space="preserve">collect_workbooks.py</w:t>
       </w:r>
       <w:r>
         <w:t xml:space="preserve">.</w:t>
@@ -25150,37 +27629,142 @@
           <w:b/>
           <w:bCs/>
         </w:rPr>
+        <w:t xml:space="preserve">Rest из C:</w:t>
+      </w:r>
+      <w:r>
+        <w:t xml:space="preserve"> </w:t>
+      </w:r>
+      <w:r>
+        <w:t xml:space="preserve">тот же формат, что у</w:t>
+      </w:r>
+      <w:r>
+        <w:t xml:space="preserve"> </w:t>
+      </w:r>
+      <w:r>
+        <w:rPr>
+          <w:rStyle w:val="VerbatimChar"/>
+        </w:rPr>
+        <w:t xml:space="preserve">зебра_диапазон</w:t>
+      </w:r>
+      <w:r>
+        <w:t xml:space="preserve"> </w:t>
+      </w:r>
+      <w:r>
+        <w:t xml:space="preserve">—</w:t>
+      </w:r>
+      <w:r>
+        <w:t xml:space="preserve"> </w:t>
+      </w:r>
+      <w:r>
+        <w:rPr>
+          <w:rStyle w:val="VerbatimChar"/>
+        </w:rPr>
+        <w:t xml:space="preserve">роль:заливка/шрифт</w:t>
+      </w:r>
+      <w:r>
+        <w:t xml:space="preserve"> </w:t>
+      </w:r>
+      <w:r>
+        <w:t xml:space="preserve">через</w:t>
+      </w:r>
+      <w:r>
+        <w:t xml:space="preserve"> </w:t>
+      </w:r>
+      <w:r>
+        <w:rPr>
+          <w:rStyle w:val="VerbatimChar"/>
+        </w:rPr>
+        <w:t xml:space="preserve">;</w:t>
+      </w:r>
+      <w:r>
+        <w:t xml:space="preserve"> </w:t>
+      </w:r>
+      <w:r>
+        <w:t xml:space="preserve">или</w:t>
+      </w:r>
+      <w:r>
+        <w:t xml:space="preserve"> </w:t>
+      </w:r>
+      <w:r>
+        <w:rPr>
+          <w:rStyle w:val="VerbatimChar"/>
+        </w:rPr>
+        <w:t xml:space="preserve">,</w:t>
+      </w:r>
+      <w:r>
+        <w:t xml:space="preserve"> </w:t>
+      </w:r>
+      <w:r>
+        <w:t xml:space="preserve">(см. раздел в начале документа).</w:t>
+      </w:r>
+    </w:p>
+    <w:p>
+      <w:pPr>
+        <w:pStyle w:val="BodyText"/>
+      </w:pPr>
+      <w:r>
+        <w:rPr>
+          <w:b/>
+          <w:bCs/>
+        </w:rPr>
         <w:t xml:space="preserve">Что меняет:</w:t>
       </w:r>
       <w:r>
         <w:t xml:space="preserve"> </w:t>
       </w:r>
       <w:r>
-        <w:t xml:space="preserve">Фон</w:t>
-      </w:r>
-      <w:r>
-        <w:t xml:space="preserve"> </w:t>
-      </w:r>
-      <w:r>
-        <w:rPr>
-          <w:rStyle w:val="VerbatimChar"/>
-        </w:rPr>
-        <w:t xml:space="preserve">data_row_range</w:t>
-      </w:r>
-      <w:r>
-        <w:t xml:space="preserve">; состояние в</w:t>
-      </w:r>
-      <w:r>
-        <w:t xml:space="preserve"> </w:t>
-      </w:r>
-      <w:r>
-        <w:rPr>
-          <w:rStyle w:val="VerbatimChar"/>
-        </w:rPr>
-        <w:t xml:space="preserve">_MERGE_PP_PATH_STRIPE_STATE</w:t>
-      </w:r>
-      <w:r>
-        <w:t xml:space="preserve">.</w:t>
+        <w:rPr>
+          <w:rStyle w:val="VerbatimChar"/>
+        </w:rPr>
+        <w:t xml:space="preserve">CellBackColor</w:t>
+      </w:r>
+      <w:r>
+        <w:t xml:space="preserve"> </w:t>
+      </w:r>
+      <w:r>
+        <w:t xml:space="preserve">и</w:t>
+      </w:r>
+      <w:r>
+        <w:t xml:space="preserve"> </w:t>
+      </w:r>
+      <w:r>
+        <w:rPr>
+          <w:rStyle w:val="VerbatimChar"/>
+        </w:rPr>
+        <w:t xml:space="preserve">CharColor</w:t>
+      </w:r>
+      <w:r>
+        <w:t xml:space="preserve"> </w:t>
+      </w:r>
+      <w:r>
+        <w:t xml:space="preserve">строки по чётности.</w:t>
+      </w:r>
+    </w:p>
+    <w:p>
+      <w:pPr>
+        <w:pStyle w:val="BodyText"/>
+      </w:pPr>
+      <w:r>
+        <w:rPr>
+          <w:b/>
+          <w:bCs/>
+        </w:rPr>
+        <w:t xml:space="preserve">Примечание:</w:t>
+      </w:r>
+      <w:r>
+        <w:t xml:space="preserve"> </w:t>
+      </w:r>
+      <w:r>
+        <w:t xml:space="preserve">Медленнее range-</w:t>
+      </w:r>
+      <w:r>
+        <w:rPr>
+          <w:rStyle w:val="VerbatimChar"/>
+        </w:rPr>
+        <w:t xml:space="preserve">зебра_диапазон</w:t>
+      </w:r>
+      <w:r>
+        <w:t xml:space="preserve">, но совместима с другими row-функциями.</w:t>
       </w:r>
     </w:p>
     <w:p>
@@ -25191,28 +27775,28 @@
       </w:r>
     </w:p>
     <w:bookmarkEnd w:id="75"/>
-    <w:bookmarkStart w:id="76" w:name="X18413a1ad23efc257576d0d9762af3e0cb4e779"/>
+    <w:bookmarkStart w:id="76" w:name="высота_строки-merge_pp_row_height_pad"/>
     <w:p>
       <w:pPr>
         <w:pStyle w:val="Heading3"/>
       </w:pPr>
       <w:r>
-        <w:t xml:space="preserve">5.</w:t>
-      </w:r>
-      <w:r>
-        <w:t xml:space="preserve"> </w:t>
-      </w:r>
-      <w:r>
-        <w:rPr>
-          <w:rStyle w:val="VerbatimChar"/>
-        </w:rPr>
-        <w:t xml:space="preserve">чередующиеся_границы</w:t>
-      </w:r>
-      <w:r>
-        <w:t xml:space="preserve"> </w:t>
-      </w:r>
-      <w:r>
-        <w:t xml:space="preserve">— merge_pp_row_alternate_borders</w:t>
+        <w:t xml:space="preserve">2.</w:t>
+      </w:r>
+      <w:r>
+        <w:t xml:space="preserve"> </w:t>
+      </w:r>
+      <w:r>
+        <w:rPr>
+          <w:rStyle w:val="VerbatimChar"/>
+        </w:rPr>
+        <w:t xml:space="preserve">высота_строки</w:t>
+      </w:r>
+      <w:r>
+        <w:t xml:space="preserve"> </w:t>
+      </w:r>
+      <w:r>
+        <w:t xml:space="preserve">— merge_pp_row_height_pad</w:t>
       </w:r>
     </w:p>
     <w:p>
@@ -25230,25 +27814,23 @@
         <w:t xml:space="preserve"> </w:t>
       </w:r>
       <w:r>
-        <w:t xml:space="preserve">Тонкая верхняя граница у нечётных строк данных.</w:t>
-      </w:r>
-    </w:p>
-    <w:p>
-      <w:pPr>
-        <w:pStyle w:val="BodyText"/>
-      </w:pPr>
+        <w:t xml:space="preserve">Добавить запас высоты строке данных (~2 мм)</w:t>
+      </w:r>
+      <w:r>
+        <w:t xml:space="preserve"> </w:t>
+      </w:r>
       <w:r>
         <w:rPr>
           <w:b/>
           <w:bCs/>
         </w:rPr>
-        <w:t xml:space="preserve">Rest из C:</w:t>
-      </w:r>
-      <w:r>
-        <w:t xml:space="preserve"> </w:t>
-      </w:r>
-      <w:r>
-        <w:t xml:space="preserve">не используется.</w:t>
+        <w:t xml:space="preserve">построчно</w:t>
+      </w:r>
+      <w:r>
+        <w:t xml:space="preserve"> </w:t>
+      </w:r>
+      <w:r>
+        <w:t xml:space="preserve">(медленно на больших листах).</w:t>
       </w:r>
     </w:p>
     <w:p>
@@ -25260,6 +27842,24 @@
           <w:b/>
           <w:bCs/>
         </w:rPr>
+        <w:t xml:space="preserve">Rest из C:</w:t>
+      </w:r>
+      <w:r>
+        <w:t xml:space="preserve"> </w:t>
+      </w:r>
+      <w:r>
+        <w:t xml:space="preserve">не используется.</w:t>
+      </w:r>
+    </w:p>
+    <w:p>
+      <w:pPr>
+        <w:pStyle w:val="BodyText"/>
+      </w:pPr>
+      <w:r>
+        <w:rPr>
+          <w:b/>
+          <w:bCs/>
+        </w:rPr>
         <w:t xml:space="preserve">Что меняет:</w:t>
       </w:r>
       <w:r>
@@ -25269,13 +27869,13 @@
         <w:rPr>
           <w:rStyle w:val="VerbatimChar"/>
         </w:rPr>
-        <w:t xml:space="preserve">TableBorder.TopLine</w:t>
-      </w:r>
-      <w:r>
-        <w:t xml:space="preserve"> </w:t>
-      </w:r>
-      <w:r>
-        <w:t xml:space="preserve">у диапазона строки (нечётные</w:t>
+        <w:t xml:space="preserve">Height</w:t>
+      </w:r>
+      <w:r>
+        <w:t xml:space="preserve"> </w:t>
+      </w:r>
+      <w:r>
+        <w:t xml:space="preserve">строки</w:t>
       </w:r>
       <w:r>
         <w:t xml:space="preserve"> </w:t>
@@ -25287,7 +27887,49 @@
         <w:t xml:space="preserve">row_index</w:t>
       </w:r>
       <w:r>
-        <w:t xml:space="preserve">).</w:t>
+        <w:t xml:space="preserve">.</w:t>
+      </w:r>
+    </w:p>
+    <w:p>
+      <w:pPr>
+        <w:pStyle w:val="BodyText"/>
+      </w:pPr>
+      <w:r>
+        <w:rPr>
+          <w:b/>
+          <w:bCs/>
+        </w:rPr>
+        <w:t xml:space="preserve">Примечание:</w:t>
+      </w:r>
+      <w:r>
+        <w:t xml:space="preserve"> </w:t>
+      </w:r>
+      <w:r>
+        <w:t xml:space="preserve">Предпочтительно range-функция</w:t>
+      </w:r>
+      <w:r>
+        <w:t xml:space="preserve"> </w:t>
+      </w:r>
+      <w:r>
+        <w:rPr>
+          <w:rStyle w:val="VerbatimChar"/>
+        </w:rPr>
+        <w:t xml:space="preserve">высота_строки</w:t>
+      </w:r>
+      <w:r>
+        <w:t xml:space="preserve"> </w:t>
+      </w:r>
+      <w:r>
+        <w:t xml:space="preserve">(</w:t>
+      </w:r>
+      <w:r>
+        <w:rPr>
+          <w:rStyle w:val="VerbatimChar"/>
+        </w:rPr>
+        <w:t xml:space="preserve">merge_pp_range_row_height_pad</w:t>
+      </w:r>
+      <w:r>
+        <w:t xml:space="preserve">) — автофит и единая высота для всех строк данных без цикла.</w:t>
       </w:r>
     </w:p>
     <w:p>
@@ -25298,28 +27940,28 @@
       </w:r>
     </w:p>
     <w:bookmarkEnd w:id="76"/>
-    <w:bookmarkStart w:id="77" w:name="Xa4bd3dd9d7a0ffec5356c24937e6b8b430ccd74"/>
+    <w:bookmarkStart w:id="77" w:name="Xbe81d24b0309b43d50ee1fca562267248813bac"/>
     <w:p>
       <w:pPr>
         <w:pStyle w:val="Heading3"/>
       </w:pPr>
       <w:r>
-        <w:t xml:space="preserve">6.</w:t>
-      </w:r>
-      <w:r>
-        <w:t xml:space="preserve"> </w:t>
-      </w:r>
-      <w:r>
-        <w:rPr>
-          <w:rStyle w:val="VerbatimChar"/>
-        </w:rPr>
-        <w:t xml:space="preserve">копировать_формат_заголовка</w:t>
-      </w:r>
-      <w:r>
-        <w:t xml:space="preserve"> </w:t>
-      </w:r>
-      <w:r>
-        <w:t xml:space="preserve">— merge_pp_row_copy_format_from_header</w:t>
+        <w:t xml:space="preserve">3.</w:t>
+      </w:r>
+      <w:r>
+        <w:t xml:space="preserve"> </w:t>
+      </w:r>
+      <w:r>
+        <w:rPr>
+          <w:rStyle w:val="VerbatimChar"/>
+        </w:rPr>
+        <w:t xml:space="preserve">серые_служебные</w:t>
+      </w:r>
+      <w:r>
+        <w:t xml:space="preserve"> </w:t>
+      </w:r>
+      <w:r>
+        <w:t xml:space="preserve">— merge_pp_row_gray_service_columns</w:t>
       </w:r>
     </w:p>
     <w:p>
@@ -25337,7 +27979,7 @@
         <w:t xml:space="preserve"> </w:t>
       </w:r>
       <w:r>
-        <w:t xml:space="preserve">Скопировать оформление ячеек заголовка в текущую строку данных.</w:t>
+        <w:t xml:space="preserve">Бледный текст в ячейках A–B текущей строки данных.</w:t>
       </w:r>
     </w:p>
     <w:p>
@@ -25367,13 +28009,22 @@
           <w:b/>
           <w:bCs/>
         </w:rPr>
-        <w:t xml:space="preserve">Когда вызывать:</w:t>
-      </w:r>
-      <w:r>
-        <w:t xml:space="preserve"> </w:t>
-      </w:r>
-      <w:r>
-        <w:t xml:space="preserve">Если данные должны визуально повторять заголовок.</w:t>
+        <w:t xml:space="preserve">Что меняет:</w:t>
+      </w:r>
+      <w:r>
+        <w:t xml:space="preserve"> </w:t>
+      </w:r>
+      <w:r>
+        <w:rPr>
+          <w:rStyle w:val="VerbatimChar"/>
+        </w:rPr>
+        <w:t xml:space="preserve">CharColor</w:t>
+      </w:r>
+      <w:r>
+        <w:t xml:space="preserve"> </w:t>
+      </w:r>
+      <w:r>
+        <w:t xml:space="preserve">служебных ячеек строки (индексы 0 и 1).</w:t>
       </w:r>
     </w:p>
     <w:p>
@@ -25385,13 +28036,13 @@
           <w:b/>
           <w:bCs/>
         </w:rPr>
-        <w:t xml:space="preserve">Конфликты:</w:t>
-      </w:r>
-      <w:r>
-        <w:t xml:space="preserve"> </w:t>
-      </w:r>
-      <w:r>
-        <w:t xml:space="preserve">Несовместима с «зебра_диапазон» (перезапишет фон).</w:t>
+        <w:t xml:space="preserve">Примечание:</w:t>
+      </w:r>
+      <w:r>
+        <w:t xml:space="preserve"> </w:t>
+      </w:r>
+      <w:r>
+        <w:t xml:space="preserve">Дублирует часть стандартного форматирования.</w:t>
       </w:r>
     </w:p>
     <w:p>
@@ -25402,28 +28053,28 @@
       </w:r>
     </w:p>
     <w:bookmarkEnd w:id="77"/>
-    <w:bookmarkStart w:id="78" w:name="X242116ab8085d29643bbe67c6206cc46885ed52"/>
+    <w:bookmarkStart w:id="78" w:name="X76de86b3967ec3dc07f7cdfc221232c72ebd6cd"/>
     <w:p>
       <w:pPr>
         <w:pStyle w:val="Heading3"/>
       </w:pPr>
       <w:r>
-        <w:t xml:space="preserve">7.</w:t>
-      </w:r>
-      <w:r>
-        <w:t xml:space="preserve"> </w:t>
-      </w:r>
-      <w:r>
-        <w:rPr>
-          <w:rStyle w:val="VerbatimChar"/>
-        </w:rPr>
-        <w:t xml:space="preserve">подсветка_по_заголовку</w:t>
-      </w:r>
-      <w:r>
-        <w:t xml:space="preserve"> </w:t>
-      </w:r>
-      <w:r>
-        <w:t xml:space="preserve">— merge_pp_row_highlight_by_header_value</w:t>
+        <w:t xml:space="preserve">4.</w:t>
+      </w:r>
+      <w:r>
+        <w:t xml:space="preserve"> </w:t>
+      </w:r>
+      <w:r>
+        <w:rPr>
+          <w:rStyle w:val="VerbatimChar"/>
+        </w:rPr>
+        <w:t xml:space="preserve">полосы_по_пути</w:t>
+      </w:r>
+      <w:r>
+        <w:t xml:space="preserve"> </w:t>
+      </w:r>
+      <w:r>
+        <w:t xml:space="preserve">— merge_pp_row_stripe_on_path_change</w:t>
       </w:r>
     </w:p>
     <w:p>
@@ -25441,7 +28092,7 @@
         <w:t xml:space="preserve"> </w:t>
       </w:r>
       <w:r>
-        <w:t xml:space="preserve">Подсветить всю строку, если в «итоговом» столбце (по заголовку) ячейка не пуста.</w:t>
+        <w:t xml:space="preserve">Чередовать оттенок фона блока строк при смене значения в колонке #Путь (A).</w:t>
       </w:r>
     </w:p>
     <w:p>
@@ -25471,16 +28122,25 @@
           <w:b/>
           <w:bCs/>
         </w:rPr>
-        <w:t xml:space="preserve">Маркер в коде:</w:t>
-      </w:r>
-      <w:r>
-        <w:t xml:space="preserve"> </w:t>
-      </w:r>
-      <w:r>
-        <w:rPr>
-          <w:rStyle w:val="VerbatimChar"/>
-        </w:rPr>
-        <w:t xml:space="preserve">_MERGE_PP_ROW_HIGHLIGHT_HEADER = "итог"</w:t>
+        <w:t xml:space="preserve">Требование:</w:t>
+      </w:r>
+      <w:r>
+        <w:t xml:space="preserve"> </w:t>
+      </w:r>
+      <w:r>
+        <w:t xml:space="preserve">Перед использованием обязательно вызвать range-функцию</w:t>
+      </w:r>
+      <w:r>
+        <w:t xml:space="preserve"> </w:t>
+      </w:r>
+      <w:r>
+        <w:rPr>
+          <w:rStyle w:val="VerbatimChar"/>
+        </w:rPr>
+        <w:t xml:space="preserve">сброс_стрипов</w:t>
+      </w:r>
+      <w:r>
+        <w:t xml:space="preserve">.</w:t>
       </w:r>
     </w:p>
     <w:p>
@@ -25498,31 +28158,7 @@
         <w:t xml:space="preserve"> </w:t>
       </w:r>
       <w:r>
-        <w:rPr>
-          <w:rStyle w:val="VerbatimChar"/>
-        </w:rPr>
-        <w:t xml:space="preserve">CellBackColor</w:t>
-      </w:r>
-      <w:r>
-        <w:t xml:space="preserve"> </w:t>
-      </w:r>
-      <w:r>
-        <w:t xml:space="preserve">и/или</w:t>
-      </w:r>
-      <w:r>
-        <w:t xml:space="preserve"> </w:t>
-      </w:r>
-      <w:r>
-        <w:rPr>
-          <w:rStyle w:val="VerbatimChar"/>
-        </w:rPr>
-        <w:t xml:space="preserve">CharColor</w:t>
-      </w:r>
-      <w:r>
-        <w:t xml:space="preserve"> </w:t>
-      </w:r>
-      <w:r>
-        <w:t xml:space="preserve">всей</w:t>
+        <w:t xml:space="preserve">Фон</w:t>
       </w:r>
       <w:r>
         <w:t xml:space="preserve"> </w:t>
@@ -25532,6 +28168,18 @@
           <w:rStyle w:val="VerbatimChar"/>
         </w:rPr>
         <w:t xml:space="preserve">data_row_range</w:t>
+      </w:r>
+      <w:r>
+        <w:t xml:space="preserve">; состояние в</w:t>
+      </w:r>
+      <w:r>
+        <w:t xml:space="preserve"> </w:t>
+      </w:r>
+      <w:r>
+        <w:rPr>
+          <w:rStyle w:val="VerbatimChar"/>
+        </w:rPr>
+        <w:t xml:space="preserve">_MERGE_PP_PATH_STRIPE_STATE</w:t>
       </w:r>
       <w:r>
         <w:t xml:space="preserve">.</w:t>
@@ -25545,28 +28193,28 @@
       </w:r>
     </w:p>
     <w:bookmarkEnd w:id="78"/>
-    <w:bookmarkStart w:id="79" w:name="X71e8e639b8cad9018d059be423c6483b673a572"/>
+    <w:bookmarkStart w:id="79" w:name="X18413a1ad23efc257576d0d9762af3e0cb4e779"/>
     <w:p>
       <w:pPr>
         <w:pStyle w:val="Heading3"/>
       </w:pPr>
       <w:r>
-        <w:t xml:space="preserve">8.</w:t>
-      </w:r>
-      <w:r>
-        <w:t xml:space="preserve"> </w:t>
-      </w:r>
-      <w:r>
-        <w:rPr>
-          <w:rStyle w:val="VerbatimChar"/>
-        </w:rPr>
-        <w:t xml:space="preserve">цвет_текста_по_значению</w:t>
-      </w:r>
-      <w:r>
-        <w:t xml:space="preserve"> </w:t>
-      </w:r>
-      <w:r>
-        <w:t xml:space="preserve">— merge_pp_row_text_color_by_value</w:t>
+        <w:t xml:space="preserve">5.</w:t>
+      </w:r>
+      <w:r>
+        <w:t xml:space="preserve"> </w:t>
+      </w:r>
+      <w:r>
+        <w:rPr>
+          <w:rStyle w:val="VerbatimChar"/>
+        </w:rPr>
+        <w:t xml:space="preserve">чередующиеся_границы</w:t>
+      </w:r>
+      <w:r>
+        <w:t xml:space="preserve"> </w:t>
+      </w:r>
+      <w:r>
+        <w:t xml:space="preserve">— merge_pp_row_alternate_borders</w:t>
       </w:r>
     </w:p>
     <w:p>
@@ -25584,7 +28232,7 @@
         <w:t xml:space="preserve"> </w:t>
       </w:r>
       <w:r>
-        <w:t xml:space="preserve">Покрасить текст всей строки по значению в столбце «статус».</w:t>
+        <w:t xml:space="preserve">Тонкая верхняя граница у нечётных строк данных.</w:t>
       </w:r>
     </w:p>
     <w:p>
@@ -25602,16 +28250,7 @@
         <w:t xml:space="preserve"> </w:t>
       </w:r>
       <w:r>
-        <w:rPr>
-          <w:rStyle w:val="VerbatimChar"/>
-        </w:rPr>
-        <w:t xml:space="preserve">header_marker</w:t>
-      </w:r>
-      <w:r>
-        <w:t xml:space="preserve"> </w:t>
-      </w:r>
-      <w:r>
-        <w:t xml:space="preserve">— подстрока заголовка столбца-источника.</w:t>
+        <w:t xml:space="preserve">не используется.</w:t>
       </w:r>
     </w:p>
     <w:p>
@@ -25623,187 +28262,34 @@
           <w:b/>
           <w:bCs/>
         </w:rPr>
-        <w:t xml:space="preserve">По умолчанию:</w:t>
-      </w:r>
-      <w:r>
-        <w:t xml:space="preserve"> </w:t>
-      </w:r>
-      <w:r>
-        <w:rPr>
-          <w:rStyle w:val="VerbatimChar"/>
-        </w:rPr>
-        <w:t xml:space="preserve">статус</w:t>
-      </w:r>
-    </w:p>
-    <w:p>
-      <w:pPr>
-        <w:pStyle w:val="BodyText"/>
-      </w:pPr>
-      <w:r>
-        <w:rPr>
-          <w:b/>
-          <w:bCs/>
-        </w:rPr>
-        <w:t xml:space="preserve">Карта цветов в коде:</w:t>
-      </w:r>
-      <w:r>
-        <w:t xml:space="preserve"> </w:t>
-      </w:r>
-      <w:r>
-        <w:t xml:space="preserve">-</w:t>
-      </w:r>
-      <w:r>
-        <w:t xml:space="preserve"> </w:t>
-      </w:r>
-      <w:r>
-        <w:rPr>
-          <w:rStyle w:val="VerbatimChar"/>
-        </w:rPr>
-        <w:t xml:space="preserve">ок</w:t>
-      </w:r>
-      <w:r>
-        <w:t xml:space="preserve"> </w:t>
-      </w:r>
-      <w:r>
-        <w:t xml:space="preserve">/</w:t>
-      </w:r>
-      <w:r>
-        <w:t xml:space="preserve"> </w:t>
-      </w:r>
-      <w:r>
-        <w:rPr>
-          <w:rStyle w:val="VerbatimChar"/>
-        </w:rPr>
-        <w:t xml:space="preserve">да</w:t>
-      </w:r>
-      <w:r>
-        <w:t xml:space="preserve"> </w:t>
-      </w:r>
-      <w:r>
-        <w:t xml:space="preserve">/</w:t>
-      </w:r>
-      <w:r>
-        <w:t xml:space="preserve"> </w:t>
-      </w:r>
-      <w:r>
-        <w:rPr>
-          <w:rStyle w:val="VerbatimChar"/>
-        </w:rPr>
-        <w:t xml:space="preserve">true</w:t>
-      </w:r>
-      <w:r>
-        <w:t xml:space="preserve"> </w:t>
-      </w:r>
-      <w:r>
-        <w:t xml:space="preserve">→ зелёный</w:t>
-      </w:r>
-      <w:r>
-        <w:t xml:space="preserve"> </w:t>
-      </w:r>
-      <w:r>
-        <w:t xml:space="preserve">-</w:t>
-      </w:r>
-      <w:r>
-        <w:t xml:space="preserve"> </w:t>
-      </w:r>
-      <w:r>
-        <w:rPr>
-          <w:rStyle w:val="VerbatimChar"/>
-        </w:rPr>
-        <w:t xml:space="preserve">ошибка</w:t>
-      </w:r>
-      <w:r>
-        <w:t xml:space="preserve"> </w:t>
-      </w:r>
-      <w:r>
-        <w:t xml:space="preserve">/</w:t>
-      </w:r>
-      <w:r>
-        <w:t xml:space="preserve"> </w:t>
-      </w:r>
-      <w:r>
-        <w:rPr>
-          <w:rStyle w:val="VerbatimChar"/>
-        </w:rPr>
-        <w:t xml:space="preserve">нет</w:t>
-      </w:r>
-      <w:r>
-        <w:t xml:space="preserve"> </w:t>
-      </w:r>
-      <w:r>
-        <w:t xml:space="preserve">/</w:t>
-      </w:r>
-      <w:r>
-        <w:t xml:space="preserve"> </w:t>
-      </w:r>
-      <w:r>
-        <w:rPr>
-          <w:rStyle w:val="VerbatimChar"/>
-        </w:rPr>
-        <w:t xml:space="preserve">false</w:t>
-      </w:r>
-      <w:r>
-        <w:t xml:space="preserve"> </w:t>
-      </w:r>
-      <w:r>
-        <w:t xml:space="preserve">→ красный</w:t>
-      </w:r>
-      <w:r>
-        <w:t xml:space="preserve"> </w:t>
-      </w:r>
-      <w:r>
-        <w:t xml:space="preserve">-</w:t>
-      </w:r>
-      <w:r>
-        <w:t xml:space="preserve"> </w:t>
-      </w:r>
-      <w:r>
-        <w:rPr>
-          <w:rStyle w:val="VerbatimChar"/>
-        </w:rPr>
-        <w:t xml:space="preserve">в процессе</w:t>
-      </w:r>
-      <w:r>
-        <w:t xml:space="preserve"> </w:t>
-      </w:r>
-      <w:r>
-        <w:t xml:space="preserve">/</w:t>
-      </w:r>
-      <w:r>
-        <w:t xml:space="preserve"> </w:t>
-      </w:r>
-      <w:r>
-        <w:rPr>
-          <w:rStyle w:val="VerbatimChar"/>
-        </w:rPr>
-        <w:t xml:space="preserve">ожидание</w:t>
-      </w:r>
-      <w:r>
-        <w:t xml:space="preserve"> </w:t>
-      </w:r>
-      <w:r>
-        <w:t xml:space="preserve">→ жёлтый</w:t>
-      </w:r>
-    </w:p>
-    <w:p>
-      <w:pPr>
-        <w:pStyle w:val="BodyText"/>
-      </w:pPr>
-      <w:r>
-        <w:rPr>
-          <w:b/>
-          <w:bCs/>
-        </w:rPr>
-        <w:t xml:space="preserve">Пример:</w:t>
-      </w:r>
-      <w:r>
-        <w:t xml:space="preserve"> </w:t>
-      </w:r>
-      <w:r>
-        <w:rPr>
-          <w:rStyle w:val="VerbatimChar"/>
-        </w:rPr>
-        <w:t xml:space="preserve">цвет_текста_по_значению,состояние</w:t>
+        <w:t xml:space="preserve">Что меняет:</w:t>
+      </w:r>
+      <w:r>
+        <w:t xml:space="preserve"> </w:t>
+      </w:r>
+      <w:r>
+        <w:rPr>
+          <w:rStyle w:val="VerbatimChar"/>
+        </w:rPr>
+        <w:t xml:space="preserve">TableBorder.TopLine</w:t>
+      </w:r>
+      <w:r>
+        <w:t xml:space="preserve"> </w:t>
+      </w:r>
+      <w:r>
+        <w:t xml:space="preserve">у диапазона строки (нечётные</w:t>
+      </w:r>
+      <w:r>
+        <w:t xml:space="preserve"> </w:t>
+      </w:r>
+      <w:r>
+        <w:rPr>
+          <w:rStyle w:val="VerbatimChar"/>
+        </w:rPr>
+        <w:t xml:space="preserve">row_index</w:t>
+      </w:r>
+      <w:r>
+        <w:t xml:space="preserve">).</w:t>
       </w:r>
     </w:p>
     <w:p>
@@ -25814,28 +28300,28 @@
       </w:r>
     </w:p>
     <w:bookmarkEnd w:id="79"/>
-    <w:bookmarkStart w:id="80" w:name="X7b8383658f7c89748868308d5656ffcadf576f0"/>
+    <w:bookmarkStart w:id="80" w:name="Xa4bd3dd9d7a0ffec5356c24937e6b8b430ccd74"/>
     <w:p>
       <w:pPr>
         <w:pStyle w:val="Heading3"/>
       </w:pPr>
       <w:r>
-        <w:t xml:space="preserve">9.</w:t>
-      </w:r>
-      <w:r>
-        <w:t xml:space="preserve"> </w:t>
-      </w:r>
-      <w:r>
-        <w:rPr>
-          <w:rStyle w:val="VerbatimChar"/>
-        </w:rPr>
-        <w:t xml:space="preserve">жирный_по_пути</w:t>
-      </w:r>
-      <w:r>
-        <w:t xml:space="preserve"> </w:t>
-      </w:r>
-      <w:r>
-        <w:t xml:space="preserve">— merge_pp_row_bold_if_path_contains</w:t>
+        <w:t xml:space="preserve">6.</w:t>
+      </w:r>
+      <w:r>
+        <w:t xml:space="preserve"> </w:t>
+      </w:r>
+      <w:r>
+        <w:rPr>
+          <w:rStyle w:val="VerbatimChar"/>
+        </w:rPr>
+        <w:t xml:space="preserve">копировать_формат_заголовка</w:t>
+      </w:r>
+      <w:r>
+        <w:t xml:space="preserve"> </w:t>
+      </w:r>
+      <w:r>
+        <w:t xml:space="preserve">— merge_pp_row_copy_format_from_header</w:t>
       </w:r>
     </w:p>
     <w:p>
@@ -25853,7 +28339,7 @@
         <w:t xml:space="preserve"> </w:t>
       </w:r>
       <w:r>
-        <w:t xml:space="preserve">Жирный шрифт строки, если #Путь содержит подстроку.</w:t>
+        <w:t xml:space="preserve">Скопировать оформление ячеек заголовка в текущую строку данных.</w:t>
       </w:r>
     </w:p>
     <w:p>
@@ -25883,22 +28369,13 @@
           <w:b/>
           <w:bCs/>
         </w:rPr>
-        <w:t xml:space="preserve">Константа в коде:</w:t>
-      </w:r>
-      <w:r>
-        <w:t xml:space="preserve"> </w:t>
-      </w:r>
-      <w:r>
-        <w:rPr>
-          <w:rStyle w:val="VerbatimChar"/>
-        </w:rPr>
-        <w:t xml:space="preserve">_MERGE_PP_ROW_BOLD_PATH_SUBSTRING</w:t>
-      </w:r>
-      <w:r>
-        <w:t xml:space="preserve"> </w:t>
-      </w:r>
-      <w:r>
-        <w:t xml:space="preserve">(по умолчанию пусто)</w:t>
+        <w:t xml:space="preserve">Когда вызывать:</w:t>
+      </w:r>
+      <w:r>
+        <w:t xml:space="preserve"> </w:t>
+      </w:r>
+      <w:r>
+        <w:t xml:space="preserve">Если данные должны визуально повторять заголовок.</w:t>
       </w:r>
     </w:p>
     <w:p>
@@ -25910,22 +28387,13 @@
           <w:b/>
           <w:bCs/>
         </w:rPr>
-        <w:t xml:space="preserve">Что меняет:</w:t>
-      </w:r>
-      <w:r>
-        <w:t xml:space="preserve"> </w:t>
-      </w:r>
-      <w:r>
-        <w:rPr>
-          <w:rStyle w:val="VerbatimChar"/>
-        </w:rPr>
-        <w:t xml:space="preserve">data_row_range.CharWeight = 150</w:t>
-      </w:r>
-      <w:r>
-        <w:t xml:space="preserve"> </w:t>
-      </w:r>
-      <w:r>
-        <w:t xml:space="preserve">при совпадении пути.</w:t>
+        <w:t xml:space="preserve">Конфликты:</w:t>
+      </w:r>
+      <w:r>
+        <w:t xml:space="preserve"> </w:t>
+      </w:r>
+      <w:r>
+        <w:t xml:space="preserve">Несовместима с «зебра_диапазон» (перезапишет фон).</w:t>
       </w:r>
     </w:p>
     <w:p>
@@ -25936,28 +28404,28 @@
       </w:r>
     </w:p>
     <w:bookmarkEnd w:id="80"/>
-    <w:bookmarkStart w:id="81" w:name="Xccdc5c0f6e348a7f1e7334c3d0fc43538cafaf5"/>
+    <w:bookmarkStart w:id="81" w:name="X242116ab8085d29643bbe67c6206cc46885ed52"/>
     <w:p>
       <w:pPr>
         <w:pStyle w:val="Heading3"/>
       </w:pPr>
       <w:r>
-        <w:t xml:space="preserve">10.</w:t>
-      </w:r>
-      <w:r>
-        <w:t xml:space="preserve"> </w:t>
-      </w:r>
-      <w:r>
-        <w:rPr>
-          <w:rStyle w:val="VerbatimChar"/>
-        </w:rPr>
-        <w:t xml:space="preserve">преобразовать_числа</w:t>
-      </w:r>
-      <w:r>
-        <w:t xml:space="preserve"> </w:t>
-      </w:r>
-      <w:r>
-        <w:t xml:space="preserve">— merge_pp_row_convert_numeric_strings</w:t>
+        <w:t xml:space="preserve">7.</w:t>
+      </w:r>
+      <w:r>
+        <w:t xml:space="preserve"> </w:t>
+      </w:r>
+      <w:r>
+        <w:rPr>
+          <w:rStyle w:val="VerbatimChar"/>
+        </w:rPr>
+        <w:t xml:space="preserve">подсветка_по_заголовку</w:t>
+      </w:r>
+      <w:r>
+        <w:t xml:space="preserve"> </w:t>
+      </w:r>
+      <w:r>
+        <w:t xml:space="preserve">— merge_pp_row_highlight_by_header_value</w:t>
       </w:r>
     </w:p>
     <w:p>
@@ -25975,22 +28443,7 @@
         <w:t xml:space="preserve"> </w:t>
       </w:r>
       <w:r>
-        <w:t xml:space="preserve">Преобразовать числа, записанные как текст (в т.ч. с апострофом), в</w:t>
-      </w:r>
-      <w:r>
-        <w:t xml:space="preserve"> </w:t>
-      </w:r>
-      <w:r>
-        <w:rPr>
-          <w:rStyle w:val="VerbatimChar"/>
-        </w:rPr>
-        <w:t xml:space="preserve">cell.Value</w:t>
-      </w:r>
-      <w:r>
-        <w:t xml:space="preserve"> </w:t>
-      </w:r>
-      <w:r>
-        <w:t xml:space="preserve">+ формат.</w:t>
+        <w:t xml:space="preserve">Подсветить всю строку, если в «итоговом» столбце (по заголовку) ячейка не пуста.</w:t>
       </w:r>
     </w:p>
     <w:p>
@@ -26008,7 +28461,7 @@
         <w:t xml:space="preserve"> </w:t>
       </w:r>
       <w:r>
-        <w:t xml:space="preserve">список колонок через запятую.</w:t>
+        <w:t xml:space="preserve">не используется.</w:t>
       </w:r>
     </w:p>
     <w:p>
@@ -26020,162 +28473,70 @@
           <w:b/>
           <w:bCs/>
         </w:rPr>
-        <w:t xml:space="preserve">Синтаксис:</w:t>
-      </w:r>
-      <w:r>
-        <w:t xml:space="preserve"> </w:t>
-      </w:r>
-      <w:r>
-        <w:t xml:space="preserve">-</w:t>
-      </w:r>
-      <w:r>
-        <w:t xml:space="preserve"> </w:t>
-      </w:r>
-      <w:r>
-        <w:rPr>
-          <w:rStyle w:val="VerbatimChar"/>
-        </w:rPr>
-        <w:t xml:space="preserve">преобразовать_числа</w:t>
-      </w:r>
-      <w:r>
-        <w:t xml:space="preserve"> </w:t>
-      </w:r>
-      <w:r>
-        <w:rPr>
-          <w:i/>
-          <w:iCs/>
-        </w:rPr>
-        <w:t xml:space="preserve">(пусто)</w:t>
-      </w:r>
-      <w:r>
-        <w:t xml:space="preserve"> </w:t>
-      </w:r>
-      <w:r>
-        <w:t xml:space="preserve">— все колонки</w:t>
-      </w:r>
-      <w:r>
-        <w:t xml:space="preserve"> </w:t>
-      </w:r>
-      <w:r>
-        <w:t xml:space="preserve">-</w:t>
-      </w:r>
-      <w:r>
-        <w:t xml:space="preserve"> </w:t>
-      </w:r>
-      <w:r>
-        <w:rPr>
-          <w:rStyle w:val="VerbatimChar"/>
-        </w:rPr>
-        <w:t xml:space="preserve">преобразовать_числа,1,3,6</w:t>
-      </w:r>
-      <w:r>
-        <w:t xml:space="preserve"> </w:t>
-      </w:r>
-      <w:r>
-        <w:t xml:space="preserve">— только колонки 1, 3 и 6 (</w:t>
-      </w:r>
+        <w:t xml:space="preserve">Маркер в коде:</w:t>
+      </w:r>
+      <w:r>
+        <w:t xml:space="preserve"> </w:t>
+      </w:r>
+      <w:r>
+        <w:rPr>
+          <w:rStyle w:val="VerbatimChar"/>
+        </w:rPr>
+        <w:t xml:space="preserve">_MERGE_PP_ROW_HIGHLIGHT_HEADER = "итог"</w:t>
+      </w:r>
+    </w:p>
+    <w:p>
+      <w:pPr>
+        <w:pStyle w:val="BodyText"/>
+      </w:pPr>
       <w:r>
         <w:rPr>
           <w:b/>
           <w:bCs/>
         </w:rPr>
-        <w:t xml:space="preserve">индексы 1-based</w:t>
-      </w:r>
-      <w:r>
-        <w:t xml:space="preserve"> </w:t>
-      </w:r>
-      <w:r>
-        <w:t xml:space="preserve">как в UI Calc: 1=A, 2=B…)</w:t>
-      </w:r>
-      <w:r>
-        <w:t xml:space="preserve"> </w:t>
-      </w:r>
-      <w:r>
-        <w:t xml:space="preserve">-</w:t>
-      </w:r>
-      <w:r>
-        <w:t xml:space="preserve"> </w:t>
-      </w:r>
-      <w:r>
-        <w:rPr>
-          <w:rStyle w:val="VerbatimChar"/>
-        </w:rPr>
-        <w:t xml:space="preserve">преобразовать_числа,Сумма,Количество</w:t>
-      </w:r>
-      <w:r>
-        <w:t xml:space="preserve"> </w:t>
-      </w:r>
-      <w:r>
-        <w:t xml:space="preserve">— колонки с заголовками</w:t>
-      </w:r>
-      <w:r>
-        <w:t xml:space="preserve"> </w:t>
-      </w:r>
-      <w:r>
-        <w:t xml:space="preserve">“Сумма”</w:t>
-      </w:r>
-      <w:r>
-        <w:t xml:space="preserve"> </w:t>
-      </w:r>
-      <w:r>
-        <w:t xml:space="preserve">и</w:t>
-      </w:r>
-      <w:r>
-        <w:t xml:space="preserve"> </w:t>
-      </w:r>
-      <w:r>
-        <w:t xml:space="preserve">“Количество”</w:t>
-      </w:r>
-    </w:p>
-    <w:p>
-      <w:pPr>
-        <w:pStyle w:val="BodyText"/>
-      </w:pPr>
-      <w:r>
-        <w:rPr>
-          <w:b/>
-          <w:bCs/>
-        </w:rPr>
-        <w:t xml:space="preserve">Когда вызывать:</w:t>
-      </w:r>
-      <w:r>
-        <w:t xml:space="preserve"> </w:t>
-      </w:r>
-      <w:r>
-        <w:t xml:space="preserve">До «формат_деньги»; на каждой строке.</w:t>
-      </w:r>
-    </w:p>
-    <w:p>
-      <w:pPr>
-        <w:pStyle w:val="BodyText"/>
-      </w:pPr>
-      <w:r>
-        <w:rPr>
-          <w:b/>
-          <w:bCs/>
-        </w:rPr>
         <w:t xml:space="preserve">Что меняет:</w:t>
       </w:r>
       <w:r>
         <w:t xml:space="preserve"> </w:t>
       </w:r>
       <w:r>
-        <w:t xml:space="preserve">Тип и</w:t>
-      </w:r>
-      <w:r>
-        <w:t xml:space="preserve"> </w:t>
-      </w:r>
-      <w:r>
-        <w:rPr>
-          <w:rStyle w:val="VerbatimChar"/>
-        </w:rPr>
-        <w:t xml:space="preserve">NumberFormat</w:t>
-      </w:r>
-      <w:r>
-        <w:t xml:space="preserve"> </w:t>
-      </w:r>
-      <w:r>
-        <w:t xml:space="preserve">ячеек строки; даты/время пропускаются.</w:t>
+        <w:rPr>
+          <w:rStyle w:val="VerbatimChar"/>
+        </w:rPr>
+        <w:t xml:space="preserve">CellBackColor</w:t>
+      </w:r>
+      <w:r>
+        <w:t xml:space="preserve"> </w:t>
+      </w:r>
+      <w:r>
+        <w:t xml:space="preserve">и/или</w:t>
+      </w:r>
+      <w:r>
+        <w:t xml:space="preserve"> </w:t>
+      </w:r>
+      <w:r>
+        <w:rPr>
+          <w:rStyle w:val="VerbatimChar"/>
+        </w:rPr>
+        <w:t xml:space="preserve">CharColor</w:t>
+      </w:r>
+      <w:r>
+        <w:t xml:space="preserve"> </w:t>
+      </w:r>
+      <w:r>
+        <w:t xml:space="preserve">всей</w:t>
+      </w:r>
+      <w:r>
+        <w:t xml:space="preserve"> </w:t>
+      </w:r>
+      <w:r>
+        <w:rPr>
+          <w:rStyle w:val="VerbatimChar"/>
+        </w:rPr>
+        <w:t xml:space="preserve">data_row_range</w:t>
+      </w:r>
+      <w:r>
+        <w:t xml:space="preserve">.</w:t>
       </w:r>
     </w:p>
     <w:p>
@@ -26186,8 +28547,649 @@
       </w:r>
     </w:p>
     <w:bookmarkEnd w:id="81"/>
+    <w:bookmarkStart w:id="82" w:name="X71e8e639b8cad9018d059be423c6483b673a572"/>
+    <w:p>
+      <w:pPr>
+        <w:pStyle w:val="Heading3"/>
+      </w:pPr>
+      <w:r>
+        <w:t xml:space="preserve">8.</w:t>
+      </w:r>
+      <w:r>
+        <w:t xml:space="preserve"> </w:t>
+      </w:r>
+      <w:r>
+        <w:rPr>
+          <w:rStyle w:val="VerbatimChar"/>
+        </w:rPr>
+        <w:t xml:space="preserve">цвет_текста_по_значению</w:t>
+      </w:r>
+      <w:r>
+        <w:t xml:space="preserve"> </w:t>
+      </w:r>
+      <w:r>
+        <w:t xml:space="preserve">— merge_pp_row_text_color_by_value</w:t>
+      </w:r>
+    </w:p>
+    <w:p>
+      <w:pPr>
+        <w:pStyle w:val="FirstParagraph"/>
+      </w:pPr>
+      <w:r>
+        <w:rPr>
+          <w:b/>
+          <w:bCs/>
+        </w:rPr>
+        <w:t xml:space="preserve">Назначение:</w:t>
+      </w:r>
+      <w:r>
+        <w:t xml:space="preserve"> </w:t>
+      </w:r>
+      <w:r>
+        <w:t xml:space="preserve">Покрасить текст всей строки по значению в столбце «статус».</w:t>
+      </w:r>
+    </w:p>
+    <w:p>
+      <w:pPr>
+        <w:pStyle w:val="BodyText"/>
+      </w:pPr>
+      <w:r>
+        <w:rPr>
+          <w:b/>
+          <w:bCs/>
+        </w:rPr>
+        <w:t xml:space="preserve">Rest из C:</w:t>
+      </w:r>
+      <w:r>
+        <w:t xml:space="preserve"> </w:t>
+      </w:r>
+      <w:r>
+        <w:rPr>
+          <w:rStyle w:val="VerbatimChar"/>
+        </w:rPr>
+        <w:t xml:space="preserve">header_marker</w:t>
+      </w:r>
+      <w:r>
+        <w:t xml:space="preserve"> </w:t>
+      </w:r>
+      <w:r>
+        <w:t xml:space="preserve">— подстрока заголовка столбца-источника.</w:t>
+      </w:r>
+    </w:p>
+    <w:p>
+      <w:pPr>
+        <w:pStyle w:val="BodyText"/>
+      </w:pPr>
+      <w:r>
+        <w:rPr>
+          <w:b/>
+          <w:bCs/>
+        </w:rPr>
+        <w:t xml:space="preserve">По умолчанию:</w:t>
+      </w:r>
+      <w:r>
+        <w:t xml:space="preserve"> </w:t>
+      </w:r>
+      <w:r>
+        <w:rPr>
+          <w:rStyle w:val="VerbatimChar"/>
+        </w:rPr>
+        <w:t xml:space="preserve">статус</w:t>
+      </w:r>
+    </w:p>
+    <w:p>
+      <w:pPr>
+        <w:pStyle w:val="BodyText"/>
+      </w:pPr>
+      <w:r>
+        <w:rPr>
+          <w:b/>
+          <w:bCs/>
+        </w:rPr>
+        <w:t xml:space="preserve">Карта цветов в коде:</w:t>
+      </w:r>
+      <w:r>
+        <w:t xml:space="preserve"> </w:t>
+      </w:r>
+      <w:r>
+        <w:t xml:space="preserve">-</w:t>
+      </w:r>
+      <w:r>
+        <w:t xml:space="preserve"> </w:t>
+      </w:r>
+      <w:r>
+        <w:rPr>
+          <w:rStyle w:val="VerbatimChar"/>
+        </w:rPr>
+        <w:t xml:space="preserve">ок</w:t>
+      </w:r>
+      <w:r>
+        <w:t xml:space="preserve"> </w:t>
+      </w:r>
+      <w:r>
+        <w:t xml:space="preserve">/</w:t>
+      </w:r>
+      <w:r>
+        <w:t xml:space="preserve"> </w:t>
+      </w:r>
+      <w:r>
+        <w:rPr>
+          <w:rStyle w:val="VerbatimChar"/>
+        </w:rPr>
+        <w:t xml:space="preserve">да</w:t>
+      </w:r>
+      <w:r>
+        <w:t xml:space="preserve"> </w:t>
+      </w:r>
+      <w:r>
+        <w:t xml:space="preserve">/</w:t>
+      </w:r>
+      <w:r>
+        <w:t xml:space="preserve"> </w:t>
+      </w:r>
+      <w:r>
+        <w:rPr>
+          <w:rStyle w:val="VerbatimChar"/>
+        </w:rPr>
+        <w:t xml:space="preserve">true</w:t>
+      </w:r>
+      <w:r>
+        <w:t xml:space="preserve"> </w:t>
+      </w:r>
+      <w:r>
+        <w:t xml:space="preserve">→ зелёный</w:t>
+      </w:r>
+      <w:r>
+        <w:t xml:space="preserve"> </w:t>
+      </w:r>
+      <w:r>
+        <w:t xml:space="preserve">-</w:t>
+      </w:r>
+      <w:r>
+        <w:t xml:space="preserve"> </w:t>
+      </w:r>
+      <w:r>
+        <w:rPr>
+          <w:rStyle w:val="VerbatimChar"/>
+        </w:rPr>
+        <w:t xml:space="preserve">ошибка</w:t>
+      </w:r>
+      <w:r>
+        <w:t xml:space="preserve"> </w:t>
+      </w:r>
+      <w:r>
+        <w:t xml:space="preserve">/</w:t>
+      </w:r>
+      <w:r>
+        <w:t xml:space="preserve"> </w:t>
+      </w:r>
+      <w:r>
+        <w:rPr>
+          <w:rStyle w:val="VerbatimChar"/>
+        </w:rPr>
+        <w:t xml:space="preserve">нет</w:t>
+      </w:r>
+      <w:r>
+        <w:t xml:space="preserve"> </w:t>
+      </w:r>
+      <w:r>
+        <w:t xml:space="preserve">/</w:t>
+      </w:r>
+      <w:r>
+        <w:t xml:space="preserve"> </w:t>
+      </w:r>
+      <w:r>
+        <w:rPr>
+          <w:rStyle w:val="VerbatimChar"/>
+        </w:rPr>
+        <w:t xml:space="preserve">false</w:t>
+      </w:r>
+      <w:r>
+        <w:t xml:space="preserve"> </w:t>
+      </w:r>
+      <w:r>
+        <w:t xml:space="preserve">→ красный</w:t>
+      </w:r>
+      <w:r>
+        <w:t xml:space="preserve"> </w:t>
+      </w:r>
+      <w:r>
+        <w:t xml:space="preserve">-</w:t>
+      </w:r>
+      <w:r>
+        <w:t xml:space="preserve"> </w:t>
+      </w:r>
+      <w:r>
+        <w:rPr>
+          <w:rStyle w:val="VerbatimChar"/>
+        </w:rPr>
+        <w:t xml:space="preserve">в процессе</w:t>
+      </w:r>
+      <w:r>
+        <w:t xml:space="preserve"> </w:t>
+      </w:r>
+      <w:r>
+        <w:t xml:space="preserve">/</w:t>
+      </w:r>
+      <w:r>
+        <w:t xml:space="preserve"> </w:t>
+      </w:r>
+      <w:r>
+        <w:rPr>
+          <w:rStyle w:val="VerbatimChar"/>
+        </w:rPr>
+        <w:t xml:space="preserve">ожидание</w:t>
+      </w:r>
+      <w:r>
+        <w:t xml:space="preserve"> </w:t>
+      </w:r>
+      <w:r>
+        <w:t xml:space="preserve">→ жёлтый</w:t>
+      </w:r>
+    </w:p>
+    <w:p>
+      <w:pPr>
+        <w:pStyle w:val="BodyText"/>
+      </w:pPr>
+      <w:r>
+        <w:rPr>
+          <w:b/>
+          <w:bCs/>
+        </w:rPr>
+        <w:t xml:space="preserve">Пример:</w:t>
+      </w:r>
+      <w:r>
+        <w:t xml:space="preserve"> </w:t>
+      </w:r>
+      <w:r>
+        <w:rPr>
+          <w:rStyle w:val="VerbatimChar"/>
+        </w:rPr>
+        <w:t xml:space="preserve">цвет_текста_по_значению,состояние</w:t>
+      </w:r>
+    </w:p>
+    <w:p>
+      <w:r>
+        <w:pict>
+          <v:rect style="width:0;height:1.5pt" o:hralign="center" o:hrstd="t" o:hr="t"/>
+        </w:pict>
+      </w:r>
+    </w:p>
     <w:bookmarkEnd w:id="82"/>
-    <w:bookmarkStart w:id="83" w:name="внутренние-хелперы"/>
+    <w:bookmarkStart w:id="83" w:name="X7b8383658f7c89748868308d5656ffcadf576f0"/>
+    <w:p>
+      <w:pPr>
+        <w:pStyle w:val="Heading3"/>
+      </w:pPr>
+      <w:r>
+        <w:t xml:space="preserve">9.</w:t>
+      </w:r>
+      <w:r>
+        <w:t xml:space="preserve"> </w:t>
+      </w:r>
+      <w:r>
+        <w:rPr>
+          <w:rStyle w:val="VerbatimChar"/>
+        </w:rPr>
+        <w:t xml:space="preserve">жирный_по_пути</w:t>
+      </w:r>
+      <w:r>
+        <w:t xml:space="preserve"> </w:t>
+      </w:r>
+      <w:r>
+        <w:t xml:space="preserve">— merge_pp_row_bold_if_path_contains</w:t>
+      </w:r>
+    </w:p>
+    <w:p>
+      <w:pPr>
+        <w:pStyle w:val="FirstParagraph"/>
+      </w:pPr>
+      <w:r>
+        <w:rPr>
+          <w:b/>
+          <w:bCs/>
+        </w:rPr>
+        <w:t xml:space="preserve">Назначение:</w:t>
+      </w:r>
+      <w:r>
+        <w:t xml:space="preserve"> </w:t>
+      </w:r>
+      <w:r>
+        <w:t xml:space="preserve">Жирный шрифт строки, если #Путь содержит подстроку.</w:t>
+      </w:r>
+    </w:p>
+    <w:p>
+      <w:pPr>
+        <w:pStyle w:val="BodyText"/>
+      </w:pPr>
+      <w:r>
+        <w:rPr>
+          <w:b/>
+          <w:bCs/>
+        </w:rPr>
+        <w:t xml:space="preserve">Rest из C:</w:t>
+      </w:r>
+      <w:r>
+        <w:t xml:space="preserve"> </w:t>
+      </w:r>
+      <w:r>
+        <w:t xml:space="preserve">не используется.</w:t>
+      </w:r>
+    </w:p>
+    <w:p>
+      <w:pPr>
+        <w:pStyle w:val="BodyText"/>
+      </w:pPr>
+      <w:r>
+        <w:rPr>
+          <w:b/>
+          <w:bCs/>
+        </w:rPr>
+        <w:t xml:space="preserve">Константа в коде:</w:t>
+      </w:r>
+      <w:r>
+        <w:t xml:space="preserve"> </w:t>
+      </w:r>
+      <w:r>
+        <w:rPr>
+          <w:rStyle w:val="VerbatimChar"/>
+        </w:rPr>
+        <w:t xml:space="preserve">_MERGE_PP_ROW_BOLD_PATH_SUBSTRING</w:t>
+      </w:r>
+      <w:r>
+        <w:t xml:space="preserve"> </w:t>
+      </w:r>
+      <w:r>
+        <w:t xml:space="preserve">(по умолчанию пусто)</w:t>
+      </w:r>
+    </w:p>
+    <w:p>
+      <w:pPr>
+        <w:pStyle w:val="BodyText"/>
+      </w:pPr>
+      <w:r>
+        <w:rPr>
+          <w:b/>
+          <w:bCs/>
+        </w:rPr>
+        <w:t xml:space="preserve">Что меняет:</w:t>
+      </w:r>
+      <w:r>
+        <w:t xml:space="preserve"> </w:t>
+      </w:r>
+      <w:r>
+        <w:rPr>
+          <w:rStyle w:val="VerbatimChar"/>
+        </w:rPr>
+        <w:t xml:space="preserve">data_row_range.CharWeight = 150</w:t>
+      </w:r>
+      <w:r>
+        <w:t xml:space="preserve"> </w:t>
+      </w:r>
+      <w:r>
+        <w:t xml:space="preserve">при совпадении пути.</w:t>
+      </w:r>
+    </w:p>
+    <w:p>
+      <w:r>
+        <w:pict>
+          <v:rect style="width:0;height:1.5pt" o:hralign="center" o:hrstd="t" o:hr="t"/>
+        </w:pict>
+      </w:r>
+    </w:p>
+    <w:bookmarkEnd w:id="83"/>
+    <w:bookmarkStart w:id="84" w:name="Xccdc5c0f6e348a7f1e7334c3d0fc43538cafaf5"/>
+    <w:p>
+      <w:pPr>
+        <w:pStyle w:val="Heading3"/>
+      </w:pPr>
+      <w:r>
+        <w:t xml:space="preserve">10.</w:t>
+      </w:r>
+      <w:r>
+        <w:t xml:space="preserve"> </w:t>
+      </w:r>
+      <w:r>
+        <w:rPr>
+          <w:rStyle w:val="VerbatimChar"/>
+        </w:rPr>
+        <w:t xml:space="preserve">преобразовать_числа</w:t>
+      </w:r>
+      <w:r>
+        <w:t xml:space="preserve"> </w:t>
+      </w:r>
+      <w:r>
+        <w:t xml:space="preserve">— merge_pp_row_convert_numeric_strings</w:t>
+      </w:r>
+    </w:p>
+    <w:p>
+      <w:pPr>
+        <w:pStyle w:val="FirstParagraph"/>
+      </w:pPr>
+      <w:r>
+        <w:rPr>
+          <w:b/>
+          <w:bCs/>
+        </w:rPr>
+        <w:t xml:space="preserve">Назначение:</w:t>
+      </w:r>
+      <w:r>
+        <w:t xml:space="preserve"> </w:t>
+      </w:r>
+      <w:r>
+        <w:t xml:space="preserve">Преобразовать числа, записанные как текст (в т.ч. с апострофом), в</w:t>
+      </w:r>
+      <w:r>
+        <w:t xml:space="preserve"> </w:t>
+      </w:r>
+      <w:r>
+        <w:rPr>
+          <w:rStyle w:val="VerbatimChar"/>
+        </w:rPr>
+        <w:t xml:space="preserve">cell.Value</w:t>
+      </w:r>
+      <w:r>
+        <w:t xml:space="preserve"> </w:t>
+      </w:r>
+      <w:r>
+        <w:t xml:space="preserve">+ формат.</w:t>
+      </w:r>
+    </w:p>
+    <w:p>
+      <w:pPr>
+        <w:pStyle w:val="BodyText"/>
+      </w:pPr>
+      <w:r>
+        <w:rPr>
+          <w:b/>
+          <w:bCs/>
+        </w:rPr>
+        <w:t xml:space="preserve">Rest из C:</w:t>
+      </w:r>
+      <w:r>
+        <w:t xml:space="preserve"> </w:t>
+      </w:r>
+      <w:r>
+        <w:t xml:space="preserve">список колонок через запятую.</w:t>
+      </w:r>
+    </w:p>
+    <w:p>
+      <w:pPr>
+        <w:pStyle w:val="BodyText"/>
+      </w:pPr>
+      <w:r>
+        <w:rPr>
+          <w:b/>
+          <w:bCs/>
+        </w:rPr>
+        <w:t xml:space="preserve">Синтаксис:</w:t>
+      </w:r>
+      <w:r>
+        <w:t xml:space="preserve"> </w:t>
+      </w:r>
+      <w:r>
+        <w:t xml:space="preserve">-</w:t>
+      </w:r>
+      <w:r>
+        <w:t xml:space="preserve"> </w:t>
+      </w:r>
+      <w:r>
+        <w:rPr>
+          <w:rStyle w:val="VerbatimChar"/>
+        </w:rPr>
+        <w:t xml:space="preserve">преобразовать_числа</w:t>
+      </w:r>
+      <w:r>
+        <w:t xml:space="preserve"> </w:t>
+      </w:r>
+      <w:r>
+        <w:rPr>
+          <w:i/>
+          <w:iCs/>
+        </w:rPr>
+        <w:t xml:space="preserve">(пусто)</w:t>
+      </w:r>
+      <w:r>
+        <w:t xml:space="preserve"> </w:t>
+      </w:r>
+      <w:r>
+        <w:t xml:space="preserve">— все колонки</w:t>
+      </w:r>
+      <w:r>
+        <w:t xml:space="preserve"> </w:t>
+      </w:r>
+      <w:r>
+        <w:t xml:space="preserve">-</w:t>
+      </w:r>
+      <w:r>
+        <w:t xml:space="preserve"> </w:t>
+      </w:r>
+      <w:r>
+        <w:rPr>
+          <w:rStyle w:val="VerbatimChar"/>
+        </w:rPr>
+        <w:t xml:space="preserve">преобразовать_числа,1,3,6</w:t>
+      </w:r>
+      <w:r>
+        <w:t xml:space="preserve"> </w:t>
+      </w:r>
+      <w:r>
+        <w:t xml:space="preserve">— только колонки 1, 3 и 6 (</w:t>
+      </w:r>
+      <w:r>
+        <w:rPr>
+          <w:b/>
+          <w:bCs/>
+        </w:rPr>
+        <w:t xml:space="preserve">индексы 1-based</w:t>
+      </w:r>
+      <w:r>
+        <w:t xml:space="preserve"> </w:t>
+      </w:r>
+      <w:r>
+        <w:t xml:space="preserve">как в UI Calc: 1=A, 2=B…)</w:t>
+      </w:r>
+      <w:r>
+        <w:t xml:space="preserve"> </w:t>
+      </w:r>
+      <w:r>
+        <w:t xml:space="preserve">-</w:t>
+      </w:r>
+      <w:r>
+        <w:t xml:space="preserve"> </w:t>
+      </w:r>
+      <w:r>
+        <w:rPr>
+          <w:rStyle w:val="VerbatimChar"/>
+        </w:rPr>
+        <w:t xml:space="preserve">преобразовать_числа,Сумма,Количество</w:t>
+      </w:r>
+      <w:r>
+        <w:t xml:space="preserve"> </w:t>
+      </w:r>
+      <w:r>
+        <w:t xml:space="preserve">— колонки с заголовками</w:t>
+      </w:r>
+      <w:r>
+        <w:t xml:space="preserve"> </w:t>
+      </w:r>
+      <w:r>
+        <w:t xml:space="preserve">“Сумма”</w:t>
+      </w:r>
+      <w:r>
+        <w:t xml:space="preserve"> </w:t>
+      </w:r>
+      <w:r>
+        <w:t xml:space="preserve">и</w:t>
+      </w:r>
+      <w:r>
+        <w:t xml:space="preserve"> </w:t>
+      </w:r>
+      <w:r>
+        <w:t xml:space="preserve">“Количество”</w:t>
+      </w:r>
+    </w:p>
+    <w:p>
+      <w:pPr>
+        <w:pStyle w:val="BodyText"/>
+      </w:pPr>
+      <w:r>
+        <w:rPr>
+          <w:b/>
+          <w:bCs/>
+        </w:rPr>
+        <w:t xml:space="preserve">Когда вызывать:</w:t>
+      </w:r>
+      <w:r>
+        <w:t xml:space="preserve"> </w:t>
+      </w:r>
+      <w:r>
+        <w:t xml:space="preserve">До «формат_деньги»; на каждой строке.</w:t>
+      </w:r>
+    </w:p>
+    <w:p>
+      <w:pPr>
+        <w:pStyle w:val="BodyText"/>
+      </w:pPr>
+      <w:r>
+        <w:rPr>
+          <w:b/>
+          <w:bCs/>
+        </w:rPr>
+        <w:t xml:space="preserve">Что меняет:</w:t>
+      </w:r>
+      <w:r>
+        <w:t xml:space="preserve"> </w:t>
+      </w:r>
+      <w:r>
+        <w:t xml:space="preserve">Тип и</w:t>
+      </w:r>
+      <w:r>
+        <w:t xml:space="preserve"> </w:t>
+      </w:r>
+      <w:r>
+        <w:rPr>
+          <w:rStyle w:val="VerbatimChar"/>
+        </w:rPr>
+        <w:t xml:space="preserve">NumberFormat</w:t>
+      </w:r>
+      <w:r>
+        <w:t xml:space="preserve"> </w:t>
+      </w:r>
+      <w:r>
+        <w:t xml:space="preserve">ячеек строки; даты/время пропускаются.</w:t>
+      </w:r>
+    </w:p>
+    <w:p>
+      <w:r>
+        <w:pict>
+          <v:rect style="width:0;height:1.5pt" o:hralign="center" o:hrstd="t" o:hr="t"/>
+        </w:pict>
+      </w:r>
+    </w:p>
+    <w:bookmarkEnd w:id="84"/>
+    <w:bookmarkEnd w:id="85"/>
+    <w:bookmarkStart w:id="86" w:name="внутренние-хелперы"/>
     <w:p>
       <w:pPr>
         <w:pStyle w:val="Heading2"/>
@@ -26523,8 +29525,8 @@
         </w:pict>
       </w:r>
     </w:p>
-    <w:bookmarkEnd w:id="83"/>
-    <w:bookmarkStart w:id="88" w:name="примеры-комбинаций"/>
+    <w:bookmarkEnd w:id="86"/>
+    <w:bookmarkStart w:id="91" w:name="примеры-комбинаций"/>
     <w:p>
       <w:pPr>
         <w:pStyle w:val="Heading2"/>
@@ -26533,7 +29535,7 @@
         <w:t xml:space="preserve">Примеры комбинаций</w:t>
       </w:r>
     </w:p>
-    <w:bookmarkStart w:id="84" w:name="базовое-оформление-рекомендуется"/>
+    <w:bookmarkStart w:id="87" w:name="базовое-оформление-рекомендуется"/>
     <w:p>
       <w:pPr>
         <w:pStyle w:val="Heading3"/>
@@ -26619,8 +29621,8 @@
         <w:t xml:space="preserve">Постобработка_Диапазон    закрепить_заголовок</w:t>
       </w:r>
     </w:p>
-    <w:bookmarkEnd w:id="84"/>
-    <w:bookmarkStart w:id="85" w:name="финансовый-отчёт-с-подсветкой"/>
+    <w:bookmarkEnd w:id="87"/>
+    <w:bookmarkStart w:id="88" w:name="финансовый-отчёт-с-подсветкой"/>
     <w:p>
       <w:pPr>
         <w:pStyle w:val="Heading3"/>
@@ -26711,8 +29713,8 @@
         <w:t xml:space="preserve">Постобработка_Строка      преобразовать_числа    Сумма,Процент,Итого</w:t>
       </w:r>
     </w:p>
-    <w:bookmarkEnd w:id="85"/>
-    <w:bookmarkStart w:id="86" w:name="группировка-данных-по-категории"/>
+    <w:bookmarkEnd w:id="88"/>
+    <w:bookmarkStart w:id="89" w:name="группировка-данных-по-категории"/>
     <w:p>
       <w:pPr>
         <w:pStyle w:val="Heading3"/>
@@ -26855,8 +29857,8 @@
         <w:t xml:space="preserve">Постобработка_Диапазон    высота_строки</w:t>
       </w:r>
     </w:p>
-    <w:bookmarkEnd w:id="86"/>
-    <w:bookmarkStart w:id="87" w:name="очистка-и-печать"/>
+    <w:bookmarkEnd w:id="89"/>
+    <w:bookmarkStart w:id="90" w:name="очистка-и-печать"/>
     <w:p>
       <w:pPr>
         <w:pStyle w:val="Heading3"/>
@@ -26922,9 +29924,9 @@
         </w:pict>
       </w:r>
     </w:p>
-    <w:bookmarkEnd w:id="87"/>
-    <w:bookmarkEnd w:id="88"/>
-    <w:bookmarkStart w:id="91" w:name="расширенные-примеры"/>
+    <w:bookmarkEnd w:id="90"/>
+    <w:bookmarkEnd w:id="91"/>
+    <w:bookmarkStart w:id="94" w:name="расширенные-примеры"/>
     <w:p>
       <w:pPr>
         <w:pStyle w:val="Heading2"/>
@@ -26933,7 +29935,7 @@
         <w:t xml:space="preserve">Расширенные примеры</w:t>
       </w:r>
     </w:p>
-    <w:bookmarkStart w:id="89" w:name="X2dc6cd68f1f0d5fc9561df9bfd29ffdb604cbc1"/>
+    <w:bookmarkStart w:id="92" w:name="X2dc6cd68f1f0d5fc9561df9bfd29ffdb604cbc1"/>
     <w:p>
       <w:pPr>
         <w:pStyle w:val="Heading3"/>
@@ -28768,8 +31770,8 @@
         <w:t xml:space="preserve">raise</w:t>
       </w:r>
     </w:p>
-    <w:bookmarkEnd w:id="89"/>
-    <w:bookmarkStart w:id="90" w:name="подключение-через-лист-параметров-1"/>
+    <w:bookmarkEnd w:id="92"/>
+    <w:bookmarkStart w:id="93" w:name="подключение-через-лист-параметров-1"/>
     <w:p>
       <w:pPr>
         <w:pStyle w:val="Heading3"/>
@@ -28796,9 +31798,9 @@
         </w:pict>
       </w:r>
     </w:p>
-    <w:bookmarkEnd w:id="90"/>
-    <w:bookmarkEnd w:id="91"/>
-    <w:bookmarkStart w:id="94" w:name="заполнение-вниз-fill-down"/>
+    <w:bookmarkEnd w:id="93"/>
+    <w:bookmarkEnd w:id="94"/>
+    <w:bookmarkStart w:id="97" w:name="заполнение-вниз-fill-down"/>
     <w:p>
       <w:pPr>
         <w:pStyle w:val="Heading2"/>
@@ -28815,7 +31817,7 @@
         <w:t xml:space="preserve">Два похожих шага для обработки пропущенных значений в столбцах после сбора данных из нескольких источников.</w:t>
       </w:r>
     </w:p>
-    <w:bookmarkStart w:id="92" w:name="заполнение_вниз"/>
+    <w:bookmarkStart w:id="95" w:name="заполнение_вниз"/>
     <w:p>
       <w:pPr>
         <w:pStyle w:val="Heading3"/>
@@ -29332,8 +32334,8 @@
         </w:pict>
       </w:r>
     </w:p>
-    <w:bookmarkEnd w:id="92"/>
-    <w:bookmarkStart w:id="93" w:name="заполнение_вниз_вычислить"/>
+    <w:bookmarkEnd w:id="95"/>
+    <w:bookmarkStart w:id="96" w:name="заполнение_вниз_вычислить"/>
     <w:p>
       <w:pPr>
         <w:pStyle w:val="Heading3"/>
@@ -30976,9 +33978,9 @@
         </w:pict>
       </w:r>
     </w:p>
-    <w:bookmarkEnd w:id="93"/>
-    <w:bookmarkEnd w:id="94"/>
-    <w:bookmarkStart w:id="95" w:name="Xefb6eaa9270aa130664892a34eadbed86167109"/>
+    <w:bookmarkEnd w:id="96"/>
+    <w:bookmarkEnd w:id="97"/>
+    <w:bookmarkStart w:id="98" w:name="Xefb6eaa9270aa130664892a34eadbed86167109"/>
     <w:p>
       <w:pPr>
         <w:pStyle w:val="Heading2"/>
@@ -31521,8 +34523,8 @@
         </w:pict>
       </w:r>
     </w:p>
-    <w:bookmarkEnd w:id="95"/>
-    <w:bookmarkStart w:id="98" w:name="быстрый-справочник-по-псевдонимам"/>
+    <w:bookmarkEnd w:id="98"/>
+    <w:bookmarkStart w:id="101" w:name="быстрый-справочник-по-псевдонимам"/>
     <w:p>
       <w:pPr>
         <w:pStyle w:val="Heading2"/>
@@ -31531,13 +34533,13 @@
         <w:t xml:space="preserve">Быстрый справочник по псевдонимам</w:t>
       </w:r>
     </w:p>
-    <w:bookmarkStart w:id="96" w:name="range-функции-28-шт."/>
+    <w:bookmarkStart w:id="99" w:name="range-функции-основные"/>
     <w:p>
       <w:pPr>
         <w:pStyle w:val="Heading3"/>
       </w:pPr>
       <w:r>
-        <w:t xml:space="preserve">RANGE функции (28 шт.)</w:t>
+        <w:t xml:space="preserve">RANGE функции (основные)</w:t>
       </w:r>
     </w:p>
     <w:tbl>
@@ -33378,9 +36380,159 @@
           </w:p>
         </w:tc>
       </w:tr>
+      <w:tr>
+        <w:tc>
+          <w:tcPr/>
+          <w:p>
+            <w:pPr>
+              <w:pStyle w:val="Compact"/>
+            </w:pPr>
+            <w:r>
+              <w:rPr>
+                <w:rStyle w:val="VerbatimChar"/>
+              </w:rPr>
+              <w:t xml:space="preserve">транспонировать_таблицу</w:t>
+            </w:r>
+          </w:p>
+        </w:tc>
+        <w:tc>
+          <w:tcPr/>
+          <w:p>
+            <w:pPr>
+              <w:pStyle w:val="Compact"/>
+            </w:pPr>
+            <w:r>
+              <w:t xml:space="preserve">merge_pp_range_transpose_table / merge_final_transpose_table</w:t>
+            </w:r>
+          </w:p>
+        </w:tc>
+        <w:tc>
+          <w:tcPr/>
+          <w:p>
+            <w:pPr>
+              <w:pStyle w:val="Compact"/>
+            </w:pPr>
+            <w:r>
+              <w:t xml:space="preserve">JSON:</w:t>
+            </w:r>
+            <w:r>
+              <w:t xml:space="preserve"> </w:t>
+            </w:r>
+            <w:r>
+              <w:rPr>
+                <w:rStyle w:val="VerbatimChar"/>
+              </w:rPr>
+              <w:t xml:space="preserve">output</w:t>
+            </w:r>
+            <w:r>
+              <w:t xml:space="preserve">,</w:t>
+            </w:r>
+            <w:r>
+              <w:t xml:space="preserve"> </w:t>
+            </w:r>
+            <w:r>
+              <w:rPr>
+                <w:rStyle w:val="VerbatimChar"/>
+              </w:rPr>
+              <w:t xml:space="preserve">headers_from_column</w:t>
+            </w:r>
+            <w:r>
+              <w:t xml:space="preserve">,</w:t>
+            </w:r>
+            <w:r>
+              <w:t xml:space="preserve"> </w:t>
+            </w:r>
+            <w:r>
+              <w:rPr>
+                <w:rStyle w:val="VerbatimChar"/>
+              </w:rPr>
+              <w:t xml:space="preserve">result_headers</w:t>
+            </w:r>
+            <w:r>
+              <w:t xml:space="preserve">, …</w:t>
+            </w:r>
+          </w:p>
+        </w:tc>
+      </w:tr>
+      <w:tr>
+        <w:tc>
+          <w:tcPr/>
+          <w:p>
+            <w:pPr>
+              <w:pStyle w:val="Compact"/>
+            </w:pPr>
+            <w:r>
+              <w:rPr>
+                <w:rStyle w:val="VerbatimChar"/>
+              </w:rPr>
+              <w:t xml:space="preserve">анкета_в_таблицу</w:t>
+            </w:r>
+          </w:p>
+        </w:tc>
+        <w:tc>
+          <w:tcPr/>
+          <w:p>
+            <w:pPr>
+              <w:pStyle w:val="Compact"/>
+            </w:pPr>
+            <w:r>
+              <w:t xml:space="preserve">merge_pp_range_form_to_table / merge_final_form_to_table</w:t>
+            </w:r>
+          </w:p>
+        </w:tc>
+        <w:tc>
+          <w:tcPr/>
+          <w:p>
+            <w:pPr>
+              <w:pStyle w:val="Compact"/>
+            </w:pPr>
+            <w:r>
+              <w:t xml:space="preserve">JSON: Q/A → wide</w:t>
+            </w:r>
+          </w:p>
+        </w:tc>
+      </w:tr>
+      <w:tr>
+        <w:tc>
+          <w:tcPr/>
+          <w:p>
+            <w:pPr>
+              <w:pStyle w:val="Compact"/>
+            </w:pPr>
+            <w:r>
+              <w:rPr>
+                <w:rStyle w:val="VerbatimChar"/>
+              </w:rPr>
+              <w:t xml:space="preserve">таблица_в_анкету</w:t>
+            </w:r>
+          </w:p>
+        </w:tc>
+        <w:tc>
+          <w:tcPr/>
+          <w:p>
+            <w:pPr>
+              <w:pStyle w:val="Compact"/>
+            </w:pPr>
+            <w:r>
+              <w:t xml:space="preserve">merge_pp_range_table_to_form / merge_final_table_to_form</w:t>
+            </w:r>
+          </w:p>
+        </w:tc>
+        <w:tc>
+          <w:tcPr/>
+          <w:p>
+            <w:pPr>
+              <w:pStyle w:val="Compact"/>
+            </w:pPr>
+            <w:r>
+              <w:t xml:space="preserve">JSON: wide → Q/A</w:t>
+            </w:r>
+          </w:p>
+        </w:tc>
+      </w:tr>
     </w:tbl>
-    <w:bookmarkEnd w:id="96"/>
-    <w:bookmarkStart w:id="97" w:name="row-функции-9-шт."/>
+    <w:bookmarkEnd w:id="99"/>
+    <w:bookmarkStart w:id="100" w:name="row-функции-9-шт."/>
     <w:p>
       <w:pPr>
         <w:pStyle w:val="Heading3"/>
@@ -33788,9 +36940,9 @@
         </w:tc>
       </w:tr>
     </w:tbl>
-    <w:bookmarkEnd w:id="97"/>
-    <w:bookmarkEnd w:id="98"/>
-    <w:bookmarkEnd w:id="99"/>
+    <w:bookmarkEnd w:id="100"/>
+    <w:bookmarkEnd w:id="101"/>
+    <w:bookmarkEnd w:id="102"/>
     <w:sectPr>
       <w:footnotePr>
         <w:numRestart w:val="eachSect"/>
